--- a/docs/report.docx
+++ b/docs/report.docx
@@ -354,7 +354,7 @@
       <w:r>
         <w:fldChar w:fldCharType="separate"/>
       </w:r>
-      <w:hyperlink w:anchor="_Toc241855859" w:history="1">
+      <w:hyperlink w:anchor="_Toc241862289" w:history="1">
         <w:r>
           <w:rPr>
             <w:rStyle w:val="Hyperlink"/>
@@ -381,7 +381,7 @@
             <w:noProof/>
             <w:webHidden/>
           </w:rPr>
-          <w:instrText xml:space="preserve"> PAGEREF _Toc241855859 \h </w:instrText>
+          <w:instrText xml:space="preserve"> PAGEREF _Toc241862289 \h </w:instrText>
         </w:r>
         <w:r>
           <w:rPr>
@@ -422,7 +422,7 @@
           <w:noProof/>
         </w:rPr>
       </w:pPr>
-      <w:hyperlink w:anchor="_Toc241855860" w:history="1">
+      <w:hyperlink w:anchor="_Toc241862290" w:history="1">
         <w:r>
           <w:rPr>
             <w:rStyle w:val="Hyperlink"/>
@@ -449,7 +449,7 @@
             <w:noProof/>
             <w:webHidden/>
           </w:rPr>
-          <w:instrText xml:space="preserve"> PAGEREF _Toc241855860 \h </w:instrText>
+          <w:instrText xml:space="preserve"> PAGEREF _Toc241862290 \h </w:instrText>
         </w:r>
         <w:r>
           <w:rPr>
@@ -490,7 +490,7 @@
           <w:noProof/>
         </w:rPr>
       </w:pPr>
-      <w:hyperlink w:anchor="_Toc241855861" w:history="1">
+      <w:hyperlink w:anchor="_Toc241862291" w:history="1">
         <w:r>
           <w:rPr>
             <w:rStyle w:val="Hyperlink"/>
@@ -517,7 +517,7 @@
             <w:noProof/>
             <w:webHidden/>
           </w:rPr>
-          <w:instrText xml:space="preserve"> PAGEREF _Toc241855861 \h </w:instrText>
+          <w:instrText xml:space="preserve"> PAGEREF _Toc241862291 \h </w:instrText>
         </w:r>
         <w:r>
           <w:rPr>
@@ -558,7 +558,7 @@
           <w:noProof/>
         </w:rPr>
       </w:pPr>
-      <w:hyperlink w:anchor="_Toc241855862" w:history="1">
+      <w:hyperlink w:anchor="_Toc241862292" w:history="1">
         <w:r>
           <w:rPr>
             <w:rStyle w:val="Hyperlink"/>
@@ -585,7 +585,7 @@
             <w:noProof/>
             <w:webHidden/>
           </w:rPr>
-          <w:instrText xml:space="preserve"> PAGEREF _Toc241855862 \h </w:instrText>
+          <w:instrText xml:space="preserve"> PAGEREF _Toc241862292 \h </w:instrText>
         </w:r>
         <w:r>
           <w:rPr>
@@ -626,7 +626,7 @@
           <w:noProof/>
         </w:rPr>
       </w:pPr>
-      <w:hyperlink w:anchor="_Toc241855863" w:history="1">
+      <w:hyperlink w:anchor="_Toc241862293" w:history="1">
         <w:r>
           <w:rPr>
             <w:rStyle w:val="Hyperlink"/>
@@ -653,7 +653,7 @@
             <w:noProof/>
             <w:webHidden/>
           </w:rPr>
-          <w:instrText xml:space="preserve"> PAGEREF _Toc241855863 \h </w:instrText>
+          <w:instrText xml:space="preserve"> PAGEREF _Toc241862293 \h </w:instrText>
         </w:r>
         <w:r>
           <w:rPr>
@@ -673,7 +673,7 @@
             <w:noProof/>
             <w:webHidden/>
           </w:rPr>
-          <w:t>6</w:t>
+          <w:t>7</w:t>
         </w:r>
         <w:r>
           <w:rPr>
@@ -686,7 +686,7 @@
     </w:p>
     <w:p>
       <w:pPr>
-        <w:pStyle w:val="TOC1"/>
+        <w:pStyle w:val="TOC2"/>
         <w:tabs>
           <w:tab w:val="right" w:leader="dot" w:pos="9019"/>
         </w:tabs>
@@ -694,13 +694,13 @@
           <w:noProof/>
         </w:rPr>
       </w:pPr>
-      <w:hyperlink w:anchor="_Toc241855864" w:history="1">
+      <w:hyperlink w:anchor="_Toc241862294" w:history="1">
         <w:r>
           <w:rPr>
             <w:rStyle w:val="Hyperlink"/>
             <w:noProof/>
           </w:rPr>
-          <w:t>6. Testing and measurements</w:t>
+          <w:t>5.1 Authentication, sessions and access control (phase 2)</w:t>
         </w:r>
         <w:r>
           <w:rPr>
@@ -721,7 +721,7 @@
             <w:noProof/>
             <w:webHidden/>
           </w:rPr>
-          <w:instrText xml:space="preserve"> PAGEREF _Toc241855864 \h </w:instrText>
+          <w:instrText xml:space="preserve"> PAGEREF _Toc241862294 \h </w:instrText>
         </w:r>
         <w:r>
           <w:rPr>
@@ -762,13 +762,13 @@
           <w:noProof/>
         </w:rPr>
       </w:pPr>
-      <w:hyperlink w:anchor="_Toc241855865" w:history="1">
+      <w:hyperlink w:anchor="_Toc241862295" w:history="1">
         <w:r>
           <w:rPr>
             <w:rStyle w:val="Hyperlink"/>
             <w:noProof/>
           </w:rPr>
-          <w:t>7. Cost</w:t>
+          <w:t>6. Testing and measurements</w:t>
         </w:r>
         <w:r>
           <w:rPr>
@@ -789,143 +789,7 @@
             <w:noProof/>
             <w:webHidden/>
           </w:rPr>
-          <w:instrText xml:space="preserve"> PAGEREF _Toc241855865 \h </w:instrText>
-        </w:r>
-        <w:r>
-          <w:rPr>
-            <w:noProof/>
-            <w:webHidden/>
-          </w:rPr>
-        </w:r>
-        <w:r>
-          <w:rPr>
-            <w:noProof/>
-            <w:webHidden/>
-          </w:rPr>
-          <w:fldChar w:fldCharType="separate"/>
-        </w:r>
-        <w:r>
-          <w:rPr>
-            <w:noProof/>
-            <w:webHidden/>
-          </w:rPr>
-          <w:t>8</w:t>
-        </w:r>
-        <w:r>
-          <w:rPr>
-            <w:noProof/>
-            <w:webHidden/>
-          </w:rPr>
-          <w:fldChar w:fldCharType="end"/>
-        </w:r>
-      </w:hyperlink>
-    </w:p>
-    <w:p>
-      <w:pPr>
-        <w:pStyle w:val="TOC1"/>
-        <w:tabs>
-          <w:tab w:val="right" w:leader="dot" w:pos="9019"/>
-        </w:tabs>
-        <w:rPr>
-          <w:noProof/>
-        </w:rPr>
-      </w:pPr>
-      <w:hyperlink w:anchor="_Toc241855866" w:history="1">
-        <w:r>
-          <w:rPr>
-            <w:rStyle w:val="Hyperlink"/>
-            <w:noProof/>
-          </w:rPr>
-          <w:t>8. Limitations</w:t>
-        </w:r>
-        <w:r>
-          <w:rPr>
-            <w:noProof/>
-            <w:webHidden/>
-          </w:rPr>
-          <w:tab/>
-        </w:r>
-        <w:r>
-          <w:rPr>
-            <w:noProof/>
-            <w:webHidden/>
-          </w:rPr>
-          <w:fldChar w:fldCharType="begin"/>
-        </w:r>
-        <w:r>
-          <w:rPr>
-            <w:noProof/>
-            <w:webHidden/>
-          </w:rPr>
-          <w:instrText xml:space="preserve"> PAGEREF _Toc241855866 \h </w:instrText>
-        </w:r>
-        <w:r>
-          <w:rPr>
-            <w:noProof/>
-            <w:webHidden/>
-          </w:rPr>
-        </w:r>
-        <w:r>
-          <w:rPr>
-            <w:noProof/>
-            <w:webHidden/>
-          </w:rPr>
-          <w:fldChar w:fldCharType="separate"/>
-        </w:r>
-        <w:r>
-          <w:rPr>
-            <w:noProof/>
-            <w:webHidden/>
-          </w:rPr>
-          <w:t>9</w:t>
-        </w:r>
-        <w:r>
-          <w:rPr>
-            <w:noProof/>
-            <w:webHidden/>
-          </w:rPr>
-          <w:fldChar w:fldCharType="end"/>
-        </w:r>
-      </w:hyperlink>
-    </w:p>
-    <w:p>
-      <w:pPr>
-        <w:pStyle w:val="TOC1"/>
-        <w:tabs>
-          <w:tab w:val="right" w:leader="dot" w:pos="9019"/>
-        </w:tabs>
-        <w:rPr>
-          <w:noProof/>
-        </w:rPr>
-      </w:pPr>
-      <w:hyperlink w:anchor="_Toc241855867" w:history="1">
-        <w:r>
-          <w:rPr>
-            <w:rStyle w:val="Hyperlink"/>
-            <w:noProof/>
-          </w:rPr>
-          <w:t>9. What I learned</w:t>
-        </w:r>
-        <w:r>
-          <w:rPr>
-            <w:noProof/>
-            <w:webHidden/>
-          </w:rPr>
-          <w:tab/>
-        </w:r>
-        <w:r>
-          <w:rPr>
-            <w:noProof/>
-            <w:webHidden/>
-          </w:rPr>
-          <w:fldChar w:fldCharType="begin"/>
-        </w:r>
-        <w:r>
-          <w:rPr>
-            <w:noProof/>
-            <w:webHidden/>
-          </w:rPr>
-          <w:instrText xml:space="preserve"> PAGEREF _Toc241855867 \h </w:instrText>
+          <w:instrText xml:space="preserve"> PAGEREF _Toc241862295 \h </w:instrText>
         </w:r>
         <w:r>
           <w:rPr>
@@ -966,7 +830,211 @@
           <w:noProof/>
         </w:rPr>
       </w:pPr>
-      <w:hyperlink w:anchor="_Toc241855868" w:history="1">
+      <w:hyperlink w:anchor="_Toc241862296" w:history="1">
+        <w:r>
+          <w:rPr>
+            <w:rStyle w:val="Hyperlink"/>
+            <w:noProof/>
+          </w:rPr>
+          <w:t>7. Cost</w:t>
+        </w:r>
+        <w:r>
+          <w:rPr>
+            <w:noProof/>
+            <w:webHidden/>
+          </w:rPr>
+          <w:tab/>
+        </w:r>
+        <w:r>
+          <w:rPr>
+            <w:noProof/>
+            <w:webHidden/>
+          </w:rPr>
+          <w:fldChar w:fldCharType="begin"/>
+        </w:r>
+        <w:r>
+          <w:rPr>
+            <w:noProof/>
+            <w:webHidden/>
+          </w:rPr>
+          <w:instrText xml:space="preserve"> PAGEREF _Toc241862296 \h </w:instrText>
+        </w:r>
+        <w:r>
+          <w:rPr>
+            <w:noProof/>
+            <w:webHidden/>
+          </w:rPr>
+        </w:r>
+        <w:r>
+          <w:rPr>
+            <w:noProof/>
+            <w:webHidden/>
+          </w:rPr>
+          <w:fldChar w:fldCharType="separate"/>
+        </w:r>
+        <w:r>
+          <w:rPr>
+            <w:noProof/>
+            <w:webHidden/>
+          </w:rPr>
+          <w:t>11</w:t>
+        </w:r>
+        <w:r>
+          <w:rPr>
+            <w:noProof/>
+            <w:webHidden/>
+          </w:rPr>
+          <w:fldChar w:fldCharType="end"/>
+        </w:r>
+      </w:hyperlink>
+    </w:p>
+    <w:p>
+      <w:pPr>
+        <w:pStyle w:val="TOC1"/>
+        <w:tabs>
+          <w:tab w:val="right" w:leader="dot" w:pos="9019"/>
+        </w:tabs>
+        <w:rPr>
+          <w:noProof/>
+        </w:rPr>
+      </w:pPr>
+      <w:hyperlink w:anchor="_Toc241862297" w:history="1">
+        <w:r>
+          <w:rPr>
+            <w:rStyle w:val="Hyperlink"/>
+            <w:noProof/>
+          </w:rPr>
+          <w:t>8. Limitations</w:t>
+        </w:r>
+        <w:r>
+          <w:rPr>
+            <w:noProof/>
+            <w:webHidden/>
+          </w:rPr>
+          <w:tab/>
+        </w:r>
+        <w:r>
+          <w:rPr>
+            <w:noProof/>
+            <w:webHidden/>
+          </w:rPr>
+          <w:fldChar w:fldCharType="begin"/>
+        </w:r>
+        <w:r>
+          <w:rPr>
+            <w:noProof/>
+            <w:webHidden/>
+          </w:rPr>
+          <w:instrText xml:space="preserve"> PAGEREF _Toc241862297 \h </w:instrText>
+        </w:r>
+        <w:r>
+          <w:rPr>
+            <w:noProof/>
+            <w:webHidden/>
+          </w:rPr>
+        </w:r>
+        <w:r>
+          <w:rPr>
+            <w:noProof/>
+            <w:webHidden/>
+          </w:rPr>
+          <w:fldChar w:fldCharType="separate"/>
+        </w:r>
+        <w:r>
+          <w:rPr>
+            <w:noProof/>
+            <w:webHidden/>
+          </w:rPr>
+          <w:t>12</w:t>
+        </w:r>
+        <w:r>
+          <w:rPr>
+            <w:noProof/>
+            <w:webHidden/>
+          </w:rPr>
+          <w:fldChar w:fldCharType="end"/>
+        </w:r>
+      </w:hyperlink>
+    </w:p>
+    <w:p>
+      <w:pPr>
+        <w:pStyle w:val="TOC1"/>
+        <w:tabs>
+          <w:tab w:val="right" w:leader="dot" w:pos="9019"/>
+        </w:tabs>
+        <w:rPr>
+          <w:noProof/>
+        </w:rPr>
+      </w:pPr>
+      <w:hyperlink w:anchor="_Toc241862298" w:history="1">
+        <w:r>
+          <w:rPr>
+            <w:rStyle w:val="Hyperlink"/>
+            <w:noProof/>
+          </w:rPr>
+          <w:t>9. What I learned</w:t>
+        </w:r>
+        <w:r>
+          <w:rPr>
+            <w:noProof/>
+            <w:webHidden/>
+          </w:rPr>
+          <w:tab/>
+        </w:r>
+        <w:r>
+          <w:rPr>
+            <w:noProof/>
+            <w:webHidden/>
+          </w:rPr>
+          <w:fldChar w:fldCharType="begin"/>
+        </w:r>
+        <w:r>
+          <w:rPr>
+            <w:noProof/>
+            <w:webHidden/>
+          </w:rPr>
+          <w:instrText xml:space="preserve"> PAGEREF _Toc241862298 \h </w:instrText>
+        </w:r>
+        <w:r>
+          <w:rPr>
+            <w:noProof/>
+            <w:webHidden/>
+          </w:rPr>
+        </w:r>
+        <w:r>
+          <w:rPr>
+            <w:noProof/>
+            <w:webHidden/>
+          </w:rPr>
+          <w:fldChar w:fldCharType="separate"/>
+        </w:r>
+        <w:r>
+          <w:rPr>
+            <w:noProof/>
+            <w:webHidden/>
+          </w:rPr>
+          <w:t>12</w:t>
+        </w:r>
+        <w:r>
+          <w:rPr>
+            <w:noProof/>
+            <w:webHidden/>
+          </w:rPr>
+          <w:fldChar w:fldCharType="end"/>
+        </w:r>
+      </w:hyperlink>
+    </w:p>
+    <w:p>
+      <w:pPr>
+        <w:pStyle w:val="TOC1"/>
+        <w:tabs>
+          <w:tab w:val="right" w:leader="dot" w:pos="9019"/>
+        </w:tabs>
+        <w:rPr>
+          <w:noProof/>
+        </w:rPr>
+      </w:pPr>
+      <w:hyperlink w:anchor="_Toc241862299" w:history="1">
         <w:r>
           <w:rPr>
             <w:rStyle w:val="Hyperlink"/>
@@ -993,7 +1061,7 @@
             <w:noProof/>
             <w:webHidden/>
           </w:rPr>
-          <w:instrText xml:space="preserve"> PAGEREF _Toc241855868 \h </w:instrText>
+          <w:instrText xml:space="preserve"> PAGEREF _Toc241862299 \h </w:instrText>
         </w:r>
         <w:r>
           <w:rPr>
@@ -1013,7 +1081,7 @@
             <w:noProof/>
             <w:webHidden/>
           </w:rPr>
-          <w:t>10</w:t>
+          <w:t>13</w:t>
         </w:r>
         <w:r>
           <w:rPr>
@@ -1034,7 +1102,7 @@
           <w:noProof/>
         </w:rPr>
       </w:pPr>
-      <w:hyperlink w:anchor="_Toc241855869" w:history="1">
+      <w:hyperlink w:anchor="_Toc241862300" w:history="1">
         <w:r>
           <w:rPr>
             <w:rStyle w:val="Hyperlink"/>
@@ -1061,7 +1129,7 @@
             <w:noProof/>
             <w:webHidden/>
           </w:rPr>
-          <w:instrText xml:space="preserve"> PAGEREF _Toc241855869 \h </w:instrText>
+          <w:instrText xml:space="preserve"> PAGEREF _Toc241862300 \h </w:instrText>
         </w:r>
         <w:r>
           <w:rPr>
@@ -1081,7 +1149,7 @@
             <w:noProof/>
             <w:webHidden/>
           </w:rPr>
-          <w:t>10</w:t>
+          <w:t>13</w:t>
         </w:r>
         <w:r>
           <w:rPr>
@@ -1102,7 +1170,7 @@
           <w:noProof/>
         </w:rPr>
       </w:pPr>
-      <w:hyperlink w:anchor="_Toc241855870" w:history="1">
+      <w:hyperlink w:anchor="_Toc241862301" w:history="1">
         <w:r>
           <w:rPr>
             <w:rStyle w:val="Hyperlink"/>
@@ -1129,7 +1197,7 @@
             <w:noProof/>
             <w:webHidden/>
           </w:rPr>
-          <w:instrText xml:space="preserve"> PAGEREF _Toc241855870 \h </w:instrText>
+          <w:instrText xml:space="preserve"> PAGEREF _Toc241862301 \h </w:instrText>
         </w:r>
         <w:r>
           <w:rPr>
@@ -1149,7 +1217,7 @@
             <w:noProof/>
             <w:webHidden/>
           </w:rPr>
-          <w:t>14</w:t>
+          <w:t>16</w:t>
         </w:r>
         <w:r>
           <w:rPr>
@@ -1170,7 +1238,7 @@
           <w:noProof/>
         </w:rPr>
       </w:pPr>
-      <w:hyperlink w:anchor="_Toc241855871" w:history="1">
+      <w:hyperlink w:anchor="_Toc241862302" w:history="1">
         <w:r>
           <w:rPr>
             <w:rStyle w:val="Hyperlink"/>
@@ -1197,7 +1265,7 @@
             <w:noProof/>
             <w:webHidden/>
           </w:rPr>
-          <w:instrText xml:space="preserve"> PAGEREF _Toc241855871 \h </w:instrText>
+          <w:instrText xml:space="preserve"> PAGEREF _Toc241862302 \h </w:instrText>
         </w:r>
         <w:r>
           <w:rPr>
@@ -1217,7 +1285,7 @@
             <w:noProof/>
             <w:webHidden/>
           </w:rPr>
-          <w:t>17</w:t>
+          <w:t>19</w:t>
         </w:r>
         <w:r>
           <w:rPr>
@@ -1238,7 +1306,7 @@
           <w:noProof/>
         </w:rPr>
       </w:pPr>
-      <w:hyperlink w:anchor="_Toc241855872" w:history="1">
+      <w:hyperlink w:anchor="_Toc241862303" w:history="1">
         <w:r>
           <w:rPr>
             <w:rStyle w:val="Hyperlink"/>
@@ -1265,7 +1333,7 @@
             <w:noProof/>
             <w:webHidden/>
           </w:rPr>
-          <w:instrText xml:space="preserve"> PAGEREF _Toc241855872 \h </w:instrText>
+          <w:instrText xml:space="preserve"> PAGEREF _Toc241862303 \h </w:instrText>
         </w:r>
         <w:r>
           <w:rPr>
@@ -1285,7 +1353,7 @@
             <w:noProof/>
             <w:webHidden/>
           </w:rPr>
-          <w:t>18</w:t>
+          <w:t>20</w:t>
         </w:r>
         <w:r>
           <w:rPr>
@@ -1306,7 +1374,75 @@
           <w:noProof/>
         </w:rPr>
       </w:pPr>
-      <w:hyperlink w:anchor="_Toc241855873" w:history="1">
+      <w:hyperlink w:anchor="_Toc241862304" w:history="1">
+        <w:r>
+          <w:rPr>
+            <w:rStyle w:val="Hyperlink"/>
+            <w:noProof/>
+          </w:rPr>
+          <w:t>10.6 Phase 2: HTTPS, accounts and 24/7 (2 October 2026)</w:t>
+        </w:r>
+        <w:r>
+          <w:rPr>
+            <w:noProof/>
+            <w:webHidden/>
+          </w:rPr>
+          <w:tab/>
+        </w:r>
+        <w:r>
+          <w:rPr>
+            <w:noProof/>
+            <w:webHidden/>
+          </w:rPr>
+          <w:fldChar w:fldCharType="begin"/>
+        </w:r>
+        <w:r>
+          <w:rPr>
+            <w:noProof/>
+            <w:webHidden/>
+          </w:rPr>
+          <w:instrText xml:space="preserve"> PAGEREF _Toc241862304 \h </w:instrText>
+        </w:r>
+        <w:r>
+          <w:rPr>
+            <w:noProof/>
+            <w:webHidden/>
+          </w:rPr>
+        </w:r>
+        <w:r>
+          <w:rPr>
+            <w:noProof/>
+            <w:webHidden/>
+          </w:rPr>
+          <w:fldChar w:fldCharType="separate"/>
+        </w:r>
+        <w:r>
+          <w:rPr>
+            <w:noProof/>
+            <w:webHidden/>
+          </w:rPr>
+          <w:t>20</w:t>
+        </w:r>
+        <w:r>
+          <w:rPr>
+            <w:noProof/>
+            <w:webHidden/>
+          </w:rPr>
+          <w:fldChar w:fldCharType="end"/>
+        </w:r>
+      </w:hyperlink>
+    </w:p>
+    <w:p>
+      <w:pPr>
+        <w:pStyle w:val="TOC2"/>
+        <w:tabs>
+          <w:tab w:val="right" w:leader="dot" w:pos="9019"/>
+        </w:tabs>
+        <w:rPr>
+          <w:noProof/>
+        </w:rPr>
+      </w:pPr>
+      <w:hyperlink w:anchor="_Toc241862305" w:history="1">
         <w:r>
           <w:rPr>
             <w:rStyle w:val="Hyperlink"/>
@@ -1333,7 +1469,7 @@
             <w:noProof/>
             <w:webHidden/>
           </w:rPr>
-          <w:instrText xml:space="preserve"> PAGEREF _Toc241855873 \h </w:instrText>
+          <w:instrText xml:space="preserve"> PAGEREF _Toc241862305 \h </w:instrText>
         </w:r>
         <w:r>
           <w:rPr>
@@ -1353,7 +1489,7 @@
             <w:noProof/>
             <w:webHidden/>
           </w:rPr>
-          <w:t>18</w:t>
+          <w:t>27</w:t>
         </w:r>
         <w:r>
           <w:rPr>
@@ -1392,7 +1528,16 @@
         <w:t>CloudTasks</w:t>
       </w:r>
       <w:r>
-        <w:t xml:space="preserve">, a task tracker with a live VM status panel. Live URL during evaluation: </w:t>
+        <w:t xml:space="preserve">, a task tracker with a live VM status panel. Live URL: </w:t>
+      </w:r>
+      <w:r>
+        <w:rPr>
+          <w:b/>
+        </w:rPr>
+        <w:t>https://tasks.devanshlamba.in</w:t>
+      </w:r>
+      <w:r>
+        <w:t xml:space="preserve"> (invite-only; a read-only demo account is available) · Code: </w:t>
       </w:r>
       <w:r>
         <w:rPr>
@@ -1400,18 +1545,30 @@
           <w:color w:val="5B4BA8"/>
           <w:sz w:val="19"/>
         </w:rPr>
-        <w:t>http://20.205.122.152/</w:t>
-      </w:r>
-      <w:r>
-        <w:t xml:space="preserve"> · Code: </w:t>
-      </w:r>
-      <w:r>
-        <w:rPr>
-          <w:rFonts w:ascii="Consolas" w:hAnsi="Consolas"/>
-          <w:color w:val="5B4BA8"/>
-          <w:sz w:val="19"/>
-        </w:rPr>
         <w:t>https://github.com/devanshlamba/azure-vm-deploy</w:t>
+      </w:r>
+    </w:p>
+    <w:p>
+      <w:r>
+        <w:t xml:space="preserve">The project was built in two phases. </w:t>
+      </w:r>
+      <w:r>
+        <w:rPr>
+          <w:b/>
+        </w:rPr>
+        <w:t>Phase 1</w:t>
+      </w:r>
+      <w:r>
+        <w:t xml:space="preserve"> deployed the app over HTTP on the VM's public IP with a nightly auto-shutdown. </w:t>
+      </w:r>
+      <w:r>
+        <w:rPr>
+          <w:b/>
+        </w:rPr>
+        <w:t>Phase 2</w:t>
+      </w:r>
+      <w:r>
+        <w:t xml:space="preserve"> added a domain with HTTPS (Let's Encrypt via Caddy), invite-only accounts, a read-only demo account and 24/7 hosting. Sections describe the current (phase 2) state unless they say otherwise.</w:t>
       </w:r>
     </w:p>
     <w:p>
@@ -1525,7 +1682,7 @@
       <w:pPr>
         <w:pStyle w:val="Heading1"/>
       </w:pPr>
-      <w:bookmarkStart w:id="0" w:name="_Toc241855859"/>
+      <w:bookmarkStart w:id="0" w:name="_Toc241862289"/>
       <w:r>
         <w:t>1. Objective</w:t>
       </w:r>
@@ -1652,7 +1809,7 @@
       <w:pPr>
         <w:pStyle w:val="Heading1"/>
       </w:pPr>
-      <w:bookmarkStart w:id="1" w:name="_Toc241855860"/>
+      <w:bookmarkStart w:id="1" w:name="_Toc241862290"/>
       <w:r>
         <w:t>2. Cloud concepts used</w:t>
       </w:r>
@@ -1888,6 +2045,7 @@
                 <w:b/>
                 <w:sz w:val="19"/>
               </w:rPr>
+              <w:lastRenderedPageBreak/>
               <w:t>Public IP</w:t>
             </w:r>
           </w:p>
@@ -2003,14 +2161,7 @@
               <w:rPr>
                 <w:sz w:val="19"/>
               </w:rPr>
-              <w:t xml:space="preserve">; Azure's default rules </w:t>
-            </w:r>
-            <w:r>
-              <w:rPr>
-                <w:sz w:val="19"/>
-              </w:rPr>
-              <w:lastRenderedPageBreak/>
-              <w:t>deny all other inbound traffic.</w:t>
+              <w:t>; Azure's default rules deny all other inbound traffic.</w:t>
             </w:r>
           </w:p>
         </w:tc>
@@ -2026,7 +2177,6 @@
                 <w:b/>
                 <w:sz w:val="19"/>
               </w:rPr>
-              <w:lastRenderedPageBreak/>
               <w:t>SSH keys</w:t>
             </w:r>
           </w:p>
@@ -2416,7 +2566,279 @@
               <w:rPr>
                 <w:sz w:val="19"/>
               </w:rPr>
-              <w:t>02:00 IST every day, a safety net against forgotten VMs.</w:t>
+              <w:t>Phase 1: 02:00 IST every day, a safety net against forgotten VMs. Removed in phase 2 for 24/7 hosting; a $10 budget alert replaces it as the safety net.</w:t>
+            </w:r>
+          </w:p>
+        </w:tc>
+      </w:tr>
+      <w:tr>
+        <w:tc>
+          <w:tcPr>
+            <w:tcW w:w="3010" w:type="dxa"/>
+          </w:tcPr>
+          <w:p>
+            <w:r>
+              <w:rPr>
+                <w:b/>
+                <w:sz w:val="19"/>
+              </w:rPr>
+              <w:t>DNS</w:t>
+            </w:r>
+          </w:p>
+        </w:tc>
+        <w:tc>
+          <w:tcPr>
+            <w:tcW w:w="3010" w:type="dxa"/>
+          </w:tcPr>
+          <w:p>
+            <w:r>
+              <w:rPr>
+                <w:sz w:val="19"/>
+              </w:rPr>
+              <w:t>Maps a name to an IP address.</w:t>
+            </w:r>
+          </w:p>
+        </w:tc>
+        <w:tc>
+          <w:tcPr>
+            <w:tcW w:w="3010" w:type="dxa"/>
+          </w:tcPr>
+          <w:p>
+            <w:r>
+              <w:rPr>
+                <w:sz w:val="19"/>
+              </w:rPr>
+              <w:t xml:space="preserve">Cloudflare hosts </w:t>
+            </w:r>
+            <w:r>
+              <w:rPr>
+                <w:rFonts w:ascii="Consolas" w:hAnsi="Consolas"/>
+                <w:color w:val="5B4BA8"/>
+                <w:sz w:val="19"/>
+              </w:rPr>
+              <w:t>devanshlamba.in</w:t>
+            </w:r>
+            <w:r>
+              <w:rPr>
+                <w:sz w:val="19"/>
+              </w:rPr>
+              <w:t xml:space="preserve">; an </w:t>
+            </w:r>
+            <w:r>
+              <w:rPr>
+                <w:b/>
+                <w:sz w:val="19"/>
+              </w:rPr>
+              <w:t>A record</w:t>
+            </w:r>
+            <w:r>
+              <w:rPr>
+                <w:sz w:val="19"/>
+              </w:rPr>
+              <w:t xml:space="preserve"> </w:t>
+            </w:r>
+            <w:r>
+              <w:rPr>
+                <w:rFonts w:ascii="Consolas" w:hAnsi="Consolas"/>
+                <w:color w:val="5B4BA8"/>
+                <w:sz w:val="19"/>
+              </w:rPr>
+              <w:t>tasks</w:t>
+            </w:r>
+            <w:r>
+              <w:rPr>
+                <w:sz w:val="19"/>
+              </w:rPr>
+              <w:t xml:space="preserve"> → </w:t>
+            </w:r>
+            <w:r>
+              <w:rPr>
+                <w:rFonts w:ascii="Consolas" w:hAnsi="Consolas"/>
+                <w:color w:val="5B4BA8"/>
+                <w:sz w:val="19"/>
+              </w:rPr>
+              <w:t>20.205.122.152</w:t>
+            </w:r>
+            <w:r>
+              <w:rPr>
+                <w:sz w:val="19"/>
+              </w:rPr>
+              <w:t xml:space="preserve">, </w:t>
+            </w:r>
+            <w:r>
+              <w:rPr>
+                <w:i/>
+                <w:sz w:val="19"/>
+              </w:rPr>
+              <w:t>DNS only</w:t>
+            </w:r>
+            <w:r>
+              <w:rPr>
+                <w:sz w:val="19"/>
+              </w:rPr>
+              <w:t xml:space="preserve"> (no proxy), so visitors connect straight to the VM.</w:t>
+            </w:r>
+          </w:p>
+        </w:tc>
+      </w:tr>
+      <w:tr>
+        <w:tc>
+          <w:tcPr>
+            <w:tcW w:w="3010" w:type="dxa"/>
+          </w:tcPr>
+          <w:p>
+            <w:r>
+              <w:rPr>
+                <w:b/>
+                <w:sz w:val="19"/>
+              </w:rPr>
+              <w:t>TLS / HTTPS</w:t>
+            </w:r>
+          </w:p>
+        </w:tc>
+        <w:tc>
+          <w:tcPr>
+            <w:tcW w:w="3010" w:type="dxa"/>
+          </w:tcPr>
+          <w:p>
+            <w:r>
+              <w:rPr>
+                <w:sz w:val="19"/>
+              </w:rPr>
+              <w:t>Encrypts and authenticates the connection with a certificate from a trusted authority.</w:t>
+            </w:r>
+          </w:p>
+        </w:tc>
+        <w:tc>
+          <w:tcPr>
+            <w:tcW w:w="3010" w:type="dxa"/>
+          </w:tcPr>
+          <w:p>
+            <w:r>
+              <w:rPr>
+                <w:sz w:val="19"/>
+              </w:rPr>
+              <w:t xml:space="preserve">Caddy gets a free </w:t>
+            </w:r>
+            <w:r>
+              <w:rPr>
+                <w:b/>
+                <w:sz w:val="19"/>
+              </w:rPr>
+              <w:t>Let's Encrypt</w:t>
+            </w:r>
+            <w:r>
+              <w:rPr>
+                <w:sz w:val="19"/>
+              </w:rPr>
+              <w:t xml:space="preserve"> certificate automatically (ACME) and renews it about 30 days before expiry; HTTP redirects to HTTPS; HSTS.</w:t>
+            </w:r>
+          </w:p>
+        </w:tc>
+      </w:tr>
+      <w:tr>
+        <w:tc>
+          <w:tcPr>
+            <w:tcW w:w="3010" w:type="dxa"/>
+          </w:tcPr>
+          <w:p>
+            <w:r>
+              <w:rPr>
+                <w:b/>
+                <w:sz w:val="19"/>
+              </w:rPr>
+              <w:t>Authentication and sessions</w:t>
+            </w:r>
+          </w:p>
+        </w:tc>
+        <w:tc>
+          <w:tcPr>
+            <w:tcW w:w="3010" w:type="dxa"/>
+          </w:tcPr>
+          <w:p>
+            <w:r>
+              <w:rPr>
+                <w:sz w:val="19"/>
+              </w:rPr>
+              <w:t>Proving who a user is, then remembering it safely.</w:t>
+            </w:r>
+          </w:p>
+        </w:tc>
+        <w:tc>
+          <w:tcPr>
+            <w:tcW w:w="3010" w:type="dxa"/>
+          </w:tcPr>
+          <w:p>
+            <w:r>
+              <w:rPr>
+                <w:sz w:val="19"/>
+              </w:rPr>
+              <w:t>argon2id password hashes, server-side sessions in an HttpOnly/Secure cookie, CSRF tokens (Section 5.1).</w:t>
+            </w:r>
+          </w:p>
+        </w:tc>
+      </w:tr>
+      <w:tr>
+        <w:tc>
+          <w:tcPr>
+            <w:tcW w:w="3010" w:type="dxa"/>
+          </w:tcPr>
+          <w:p>
+            <w:r>
+              <w:rPr>
+                <w:b/>
+                <w:sz w:val="19"/>
+              </w:rPr>
+              <w:t>Cost alerting</w:t>
+            </w:r>
+          </w:p>
+        </w:tc>
+        <w:tc>
+          <w:tcPr>
+            <w:tcW w:w="3010" w:type="dxa"/>
+          </w:tcPr>
+          <w:p>
+            <w:r>
+              <w:rPr>
+                <w:sz w:val="19"/>
+              </w:rPr>
+              <w:t xml:space="preserve">Azure Cost Management budgets send e-mails at spending </w:t>
+            </w:r>
+            <w:r>
+              <w:rPr>
+                <w:sz w:val="19"/>
+              </w:rPr>
+              <w:lastRenderedPageBreak/>
+              <w:t>thresholds.</w:t>
+            </w:r>
+          </w:p>
+        </w:tc>
+        <w:tc>
+          <w:tcPr>
+            <w:tcW w:w="3010" w:type="dxa"/>
+          </w:tcPr>
+          <w:p>
+            <w:r>
+              <w:rPr>
+                <w:rFonts w:ascii="Consolas" w:hAnsi="Consolas"/>
+                <w:color w:val="5B4BA8"/>
+                <w:sz w:val="19"/>
+              </w:rPr>
+              <w:lastRenderedPageBreak/>
+              <w:t>cloudtasks-budget</w:t>
+            </w:r>
+            <w:r>
+              <w:rPr>
+                <w:sz w:val="19"/>
+              </w:rPr>
+              <w:t xml:space="preserve">: 10 USD/month, alerts at 50% and 100% </w:t>
+            </w:r>
+            <w:r>
+              <w:rPr>
+                <w:sz w:val="19"/>
+              </w:rPr>
+              <w:lastRenderedPageBreak/>
+              <w:t>actual and 100% forecast.</w:t>
             </w:r>
           </w:p>
         </w:tc>
@@ -2431,9 +2853,8 @@
       <w:pPr>
         <w:pStyle w:val="Heading1"/>
       </w:pPr>
-      <w:bookmarkStart w:id="2" w:name="_Toc241855861"/>
-      <w:r>
-        <w:lastRenderedPageBreak/>
+      <w:bookmarkStart w:id="2" w:name="_Toc241862291"/>
+      <w:r>
         <w:t>3. Architecture</w:t>
       </w:r>
       <w:bookmarkEnd w:id="2"/>
@@ -2448,8 +2869,8 @@
           <w:noProof/>
         </w:rPr>
         <w:drawing>
-          <wp:inline distT="0" distB="0" distL="0" distR="0" wp14:anchorId="3020A0A2" wp14:editId="6EBF3899">
-            <wp:extent cx="5760720" cy="5673999"/>
+          <wp:inline distT="0" distB="0" distL="0" distR="0" wp14:anchorId="7D8F104C" wp14:editId="74712C17">
+            <wp:extent cx="5760720" cy="5605943"/>
             <wp:effectExtent l="0" t="0" r="0" b="0"/>
             <wp:docPr id="1" name="Picture 1"/>
             <wp:cNvGraphicFramePr>
@@ -2471,7 +2892,7 @@
                   <pic:spPr>
                     <a:xfrm>
                       <a:off x="0" y="0"/>
-                      <a:ext cx="5760720" cy="5673999"/>
+                      <a:ext cx="5760720" cy="5605943"/>
                     </a:xfrm>
                     <a:prstGeom prst="rect">
                       <a:avLst/>
@@ -2516,7 +2937,7 @@
         <w:t>rg-cloudtasks</w:t>
       </w:r>
       <w:r>
-        <w:t xml:space="preserve">, so one command deletes everything): virtual machine, OS disk, NIC, public IP, NSG, VNet </w:t>
+        <w:t xml:space="preserve">, so one command deletes everything): virtual machine, OS disk, NIC, public IP, NSG, and VNet </w:t>
       </w:r>
       <w:r>
         <w:rPr>
@@ -2538,7 +2959,7 @@
         <w:t>10.20.0.0/26</w:t>
       </w:r>
       <w:r>
-        <w:t>, and the auto-shutdown schedule (</w:t>
+        <w:t>. Phase 1 also had an auto-shutdown schedule (</w:t>
       </w:r>
       <w:r>
         <w:rPr>
@@ -2549,7 +2970,7 @@
         <w:t>Microsoft.DevTestLab/schedules</w:t>
       </w:r>
       <w:r>
-        <w:t xml:space="preserve">). Seven resources in total, as listed by </w:t>
+        <w:t xml:space="preserve">), removed in phase 2. The subscription also has the budget </w:t>
       </w:r>
       <w:r>
         <w:rPr>
@@ -2557,7 +2978,7 @@
           <w:color w:val="5B4BA8"/>
           <w:sz w:val="19"/>
         </w:rPr>
-        <w:t>az resource list</w:t>
+        <w:t>cloudtasks-budget</w:t>
       </w:r>
       <w:r>
         <w:t>.</w:t>
@@ -2604,10 +3025,11 @@
         <w:rPr>
           <w:b/>
         </w:rPr>
+        <w:lastRenderedPageBreak/>
         <w:t>Request flow:</w:t>
       </w:r>
       <w:r>
-        <w:t xml:space="preserve"> browser → public IP → NSG (port 80 allowed) → nginx container → app container over a Docker network marked </w:t>
+        <w:t xml:space="preserve"> browser → </w:t>
       </w:r>
       <w:r>
         <w:rPr>
@@ -2615,10 +3037,19 @@
           <w:color w:val="5B4BA8"/>
           <w:sz w:val="19"/>
         </w:rPr>
-        <w:t>internal</w:t>
-      </w:r>
-      <w:r>
-        <w:t xml:space="preserve"> → SQLite on the </w:t>
+        <w:t>tasks.devanshlamba.in</w:t>
+      </w:r>
+      <w:r>
+        <w:t xml:space="preserve"> (Cloudflare DNS, </w:t>
+      </w:r>
+      <w:r>
+        <w:rPr>
+          <w:i/>
+        </w:rPr>
+        <w:t>DNS only</w:t>
+      </w:r>
+      <w:r>
+        <w:t xml:space="preserve">) → public IP → NSG (443 allowed; 80 only redirects) → Caddy container (TLS) → app container over a Docker network marked </w:t>
       </w:r>
       <w:r>
         <w:rPr>
@@ -2626,19 +3057,29 @@
           <w:color w:val="5B4BA8"/>
           <w:sz w:val="19"/>
         </w:rPr>
+        <w:t>internal</w:t>
+      </w:r>
+      <w:r>
+        <w:t xml:space="preserve"> → SQLite on the </w:t>
+      </w:r>
+      <w:r>
+        <w:rPr>
+          <w:rFonts w:ascii="Consolas" w:hAnsi="Consolas"/>
+          <w:color w:val="5B4BA8"/>
+          <w:sz w:val="19"/>
+        </w:rPr>
         <w:t>taskdata</w:t>
       </w:r>
       <w:r>
-        <w:t xml:space="preserve"> volume.</w:t>
+        <w:t xml:space="preserve"> volume. In phase 1 an nginx container did Caddy's job on port 80 only.</w:t>
       </w:r>
     </w:p>
     <w:p>
       <w:pPr>
         <w:pStyle w:val="Heading1"/>
       </w:pPr>
-      <w:bookmarkStart w:id="3" w:name="_Toc241855862"/>
-      <w:r>
-        <w:lastRenderedPageBreak/>
+      <w:bookmarkStart w:id="3" w:name="_Toc241862292"/>
+      <w:r>
         <w:t>4. Implementation steps</w:t>
       </w:r>
       <w:bookmarkEnd w:id="3"/>
@@ -3227,6 +3668,7 @@
           <w:color w:val="5B4BA8"/>
           <w:sz w:val="19"/>
         </w:rPr>
+        <w:lastRenderedPageBreak/>
         <w:t>destroy.ps1</w:t>
       </w:r>
       <w:r>
@@ -3235,9 +3677,127 @@
     </w:p>
     <w:p>
       <w:pPr>
+        <w:pStyle w:val="ListNumber"/>
+      </w:pPr>
+      <w:r>
+        <w:rPr>
+          <w:b/>
+        </w:rPr>
+        <w:t>Phase 2: HTTPS, accounts and 24/7 hosting.</w:t>
+      </w:r>
+    </w:p>
+    <w:p>
+      <w:pPr>
+        <w:pStyle w:val="ListBullet2"/>
+      </w:pPr>
+      <w:r>
+        <w:t xml:space="preserve">Replaced nginx with </w:t>
+      </w:r>
+      <w:r>
+        <w:rPr>
+          <w:b/>
+        </w:rPr>
+        <w:t>Caddy</w:t>
+      </w:r>
+      <w:r>
+        <w:t>, which obtains and renews the Let's Encrypt certificate itself and redirects HTTP to HTTPS.</w:t>
+      </w:r>
+    </w:p>
+    <w:p>
+      <w:pPr>
+        <w:pStyle w:val="ListBullet2"/>
+      </w:pPr>
+      <w:r>
+        <w:t xml:space="preserve">Added </w:t>
+      </w:r>
+      <w:r>
+        <w:rPr>
+          <w:b/>
+        </w:rPr>
+        <w:t>invite-only accounts</w:t>
+      </w:r>
+      <w:r>
+        <w:t xml:space="preserve"> (users and sessions tables, a versioned database migration that deleted the old ownerless sample tasks), a sign-in page, a user chip with sign-out, and a </w:t>
+      </w:r>
+      <w:r>
+        <w:rPr>
+          <w:b/>
+        </w:rPr>
+        <w:t>read-only demo</w:t>
+      </w:r>
+      <w:r>
+        <w:t xml:space="preserve"> account.</w:t>
+      </w:r>
+    </w:p>
+    <w:p>
+      <w:pPr>
+        <w:pStyle w:val="ListBullet2"/>
+      </w:pPr>
+      <w:r>
+        <w:t xml:space="preserve">Added the </w:t>
+      </w:r>
+      <w:r>
+        <w:rPr>
+          <w:b/>
+        </w:rPr>
+        <w:t>Cloudflare A record</w:t>
+      </w:r>
+      <w:r>
+        <w:t xml:space="preserve"> (</w:t>
+      </w:r>
+      <w:r>
+        <w:rPr>
+          <w:rFonts w:ascii="Consolas" w:hAnsi="Consolas"/>
+          <w:color w:val="5B4BA8"/>
+          <w:sz w:val="19"/>
+        </w:rPr>
+        <w:t>tasks</w:t>
+      </w:r>
+      <w:r>
+        <w:t xml:space="preserve"> → the static IP, </w:t>
+      </w:r>
+      <w:r>
+        <w:rPr>
+          <w:i/>
+        </w:rPr>
+        <w:t>DNS only</w:t>
+      </w:r>
+      <w:r>
+        <w:t xml:space="preserve">), then ran </w:t>
+      </w:r>
+      <w:r>
+        <w:rPr>
+          <w:rFonts w:ascii="Consolas" w:hAnsi="Consolas"/>
+          <w:color w:val="5B4BA8"/>
+          <w:sz w:val="19"/>
+        </w:rPr>
+        <w:t>update.ps1</w:t>
+      </w:r>
+      <w:r>
+        <w:t>: it opened port 443, removed auto-shutdown, pulled the code, rebuilt, and verified HTTPS from my laptop (Listing 4).</w:t>
+      </w:r>
+    </w:p>
+    <w:p>
+      <w:pPr>
+        <w:pStyle w:val="ListBullet2"/>
+      </w:pPr>
+      <w:r>
+        <w:t>Created the admin and demo accounts with the user CLI over SSH, typing the passwords at a hidden prompt (Listing 6).</w:t>
+      </w:r>
+    </w:p>
+    <w:p>
+      <w:pPr>
+        <w:pStyle w:val="ListBullet2"/>
+      </w:pPr>
+      <w:r>
+        <w:t>Turned on HSTS after HTTPS was verified, created the 10 USD budget, and tested a full VM reboot (Listings 7–9).</w:t>
+      </w:r>
+    </w:p>
+    <w:p>
+      <w:pPr>
         <w:pStyle w:val="Heading1"/>
       </w:pPr>
-      <w:bookmarkStart w:id="4" w:name="_Toc241855863"/>
+      <w:bookmarkStart w:id="4" w:name="_Toc241862293"/>
       <w:r>
         <w:t>5. Security choices</w:t>
       </w:r>
@@ -3311,7 +3871,6 @@
               <w:rPr>
                 <w:sz w:val="19"/>
               </w:rPr>
-              <w:lastRenderedPageBreak/>
               <w:t>Firewall</w:t>
             </w:r>
           </w:p>
@@ -3325,7 +3884,7 @@
               <w:rPr>
                 <w:sz w:val="19"/>
               </w:rPr>
-              <w:t xml:space="preserve">NSG: SSH only from my IP /32, HTTP from anywhere, default deny. </w:t>
+              <w:t xml:space="preserve">NSG: SSH only from my IP /32, HTTP and HTTPS from anywhere, default deny. </w:t>
             </w:r>
             <w:r>
               <w:rPr>
@@ -3586,7 +4145,14 @@
               <w:rPr>
                 <w:sz w:val="19"/>
               </w:rPr>
-              <w:t>Bound parameters only; the column names used in updates come from a fixed allowlist.</w:t>
+              <w:t xml:space="preserve">Bound parameters only; the column names used in updates come from </w:t>
+            </w:r>
+            <w:r>
+              <w:rPr>
+                <w:sz w:val="19"/>
+              </w:rPr>
+              <w:lastRenderedPageBreak/>
+              <w:t>a fixed allowlist.</w:t>
             </w:r>
           </w:p>
         </w:tc>
@@ -3599,6 +4165,7 @@
               <w:rPr>
                 <w:sz w:val="19"/>
               </w:rPr>
+              <w:lastRenderedPageBreak/>
               <w:t>User input can never become SQL.</w:t>
             </w:r>
           </w:p>
@@ -3905,8 +4472,7 @@
               <w:rPr>
                 <w:sz w:val="19"/>
               </w:rPr>
-              <w:lastRenderedPageBreak/>
-              <w:t>Honest metadata</w:t>
+              <w:t>HTTPS</w:t>
             </w:r>
           </w:p>
         </w:tc>
@@ -3919,7 +4485,7 @@
               <w:rPr>
                 <w:sz w:val="19"/>
               </w:rPr>
-              <w:t xml:space="preserve">Region, size, VM name and IP are passed in as non-secret environment variables by the deploy script; </w:t>
+              <w:t xml:space="preserve">Let's Encrypt certificate via Caddy, automatic renewal, HTTP → HTTPS (308), </w:t>
             </w:r>
             <w:r>
               <w:rPr>
@@ -3927,13 +4493,13 @@
                 <w:color w:val="5B4BA8"/>
                 <w:sz w:val="19"/>
               </w:rPr>
-              <w:t>/api/info</w:t>
-            </w:r>
-            <w:r>
-              <w:rPr>
-                <w:sz w:val="19"/>
-              </w:rPr>
-              <w:t xml:space="preserve"> reports </w:t>
+              <w:t>Strict-Transport-Security: max-age=31536000</w:t>
+            </w:r>
+            <w:r>
+              <w:rPr>
+                <w:sz w:val="19"/>
+              </w:rPr>
+              <w:t xml:space="preserve"> (enabled only after HTTPS was verified; no </w:t>
             </w:r>
             <w:r>
               <w:rPr>
@@ -3941,13 +4507,13 @@
                 <w:color w:val="5B4BA8"/>
                 <w:sz w:val="19"/>
               </w:rPr>
-              <w:t>metadata_source: "deploy"</w:t>
-            </w:r>
-            <w:r>
-              <w:rPr>
-                <w:sz w:val="19"/>
-              </w:rPr>
-              <w:t xml:space="preserve"> and the UI says "Set at deploy time from Azure".</w:t>
+              <w:t>includeSubDomains</w:t>
+            </w:r>
+            <w:r>
+              <w:rPr>
+                <w:sz w:val="19"/>
+              </w:rPr>
+              <w:t>).</w:t>
             </w:r>
           </w:p>
         </w:tc>
@@ -3960,65 +4526,7 @@
               <w:rPr>
                 <w:sz w:val="19"/>
               </w:rPr>
-              <w:t>The app has no internet access, so it can't call Azure's instance metadata service (IMDS), and IMDS doesn't return Standard-SKU public IPs anyway.</w:t>
-            </w:r>
-          </w:p>
-        </w:tc>
-      </w:tr>
-    </w:tbl>
-    <w:p>
-      <w:pPr>
-        <w:spacing w:after="40"/>
-      </w:pPr>
-    </w:p>
-    <w:p>
-      <w:pPr>
-        <w:pStyle w:val="Heading1"/>
-      </w:pPr>
-      <w:bookmarkStart w:id="5" w:name="_Toc241855864"/>
-      <w:r>
-        <w:t>6. Testing and measurements</w:t>
-      </w:r>
-      <w:bookmarkEnd w:id="5"/>
-    </w:p>
-    <w:tbl>
-      <w:tblPr>
-        <w:tblStyle w:val="TableGrid"/>
-        <w:tblW w:w="0" w:type="auto"/>
-        <w:tblLook w:val="04A0" w:firstRow="1" w:lastRow="0" w:firstColumn="1" w:lastColumn="0" w:noHBand="0" w:noVBand="1"/>
-      </w:tblPr>
-      <w:tblGrid>
-        <w:gridCol w:w="4514"/>
-        <w:gridCol w:w="4514"/>
-      </w:tblGrid>
-      <w:tr>
-        <w:tc>
-          <w:tcPr>
-            <w:tcW w:w="4514" w:type="dxa"/>
-            <w:shd w:val="clear" w:color="auto" w:fill="E7DFFB"/>
-          </w:tcPr>
-          <w:p>
-            <w:r>
-              <w:rPr>
-                <w:b/>
-                <w:sz w:val="19"/>
-              </w:rPr>
-              <w:t>Check</w:t>
-            </w:r>
-          </w:p>
-        </w:tc>
-        <w:tc>
-          <w:tcPr>
-            <w:tcW w:w="4514" w:type="dxa"/>
-            <w:shd w:val="clear" w:color="auto" w:fill="E7DFFB"/>
-          </w:tcPr>
-          <w:p>
-            <w:r>
-              <w:rPr>
-                <w:b/>
-                <w:sz w:val="19"/>
-              </w:rPr>
-              <w:t>Result</w:t>
+              <w:t>Passwords and session cookies must never cross the network in clear text.</w:t>
             </w:r>
           </w:p>
         </w:tc>
@@ -4026,34 +4534,27 @@
       <w:tr>
         <w:tc>
           <w:tcPr>
-            <w:tcW w:w="4514" w:type="dxa"/>
+            <w:tcW w:w="3010" w:type="dxa"/>
           </w:tcPr>
           <w:p>
             <w:r>
               <w:rPr>
                 <w:sz w:val="19"/>
               </w:rPr>
-              <w:t>Automated API tests</w:t>
+              <w:t>Honest metadata</w:t>
             </w:r>
           </w:p>
         </w:tc>
         <w:tc>
           <w:tcPr>
-            <w:tcW w:w="4514" w:type="dxa"/>
+            <w:tcW w:w="3010" w:type="dxa"/>
           </w:tcPr>
           <w:p>
             <w:r>
               <w:rPr>
-                <w:b/>
-                <w:sz w:val="19"/>
-              </w:rPr>
-              <w:t>18 passed</w:t>
-            </w:r>
-            <w:r>
-              <w:rPr>
-                <w:sz w:val="19"/>
-              </w:rPr>
-              <w:t xml:space="preserve">, locally and inside the Docker </w:t>
+                <w:sz w:val="19"/>
+              </w:rPr>
+              <w:t xml:space="preserve">Region, size, VM name and IP are passed in as non-secret environment variables by the deploy script; </w:t>
             </w:r>
             <w:r>
               <w:rPr>
@@ -4061,356 +4562,40 @@
                 <w:color w:val="5B4BA8"/>
                 <w:sz w:val="19"/>
               </w:rPr>
-              <w:t>test</w:t>
-            </w:r>
-            <w:r>
-              <w:rPr>
-                <w:sz w:val="19"/>
-              </w:rPr>
-              <w:t xml:space="preserve"> stage. They cover validation, create/edit/toggle/delete, 404s, XSS and security headers, sample tasks, metrics/info, metadata source, rate limiting, and trusted-proxy handling.</w:t>
-            </w:r>
-          </w:p>
-        </w:tc>
-      </w:tr>
-      <w:tr>
-        <w:tc>
-          <w:tcPr>
-            <w:tcW w:w="4514" w:type="dxa"/>
-          </w:tcPr>
-          <w:p>
-            <w:r>
-              <w:rPr>
-                <w:sz w:val="19"/>
-              </w:rPr>
-              <w:t>Docker isolation (local)</w:t>
+              <w:t>/api/info</w:t>
+            </w:r>
+            <w:r>
+              <w:rPr>
+                <w:sz w:val="19"/>
+              </w:rPr>
+              <w:t xml:space="preserve"> reports </w:t>
+            </w:r>
+            <w:r>
+              <w:rPr>
+                <w:rFonts w:ascii="Consolas" w:hAnsi="Consolas"/>
+                <w:color w:val="5B4BA8"/>
+                <w:sz w:val="19"/>
+              </w:rPr>
+              <w:t>metadata_source: "deploy"</w:t>
+            </w:r>
+            <w:r>
+              <w:rPr>
+                <w:sz w:val="19"/>
+              </w:rPr>
+              <w:t xml:space="preserve"> and the UI says "Set at deploy time from Azure".</w:t>
             </w:r>
           </w:p>
         </w:tc>
         <w:tc>
           <w:tcPr>
-            <w:tcW w:w="4514" w:type="dxa"/>
+            <w:tcW w:w="3010" w:type="dxa"/>
           </w:tcPr>
           <w:p>
             <w:r>
               <w:rPr>
                 <w:sz w:val="19"/>
               </w:rPr>
-              <w:t xml:space="preserve">App port 8000 not reachable from the host; app has no internet access (DNS fails); app runs as uid 10001; writing outside </w:t>
-            </w:r>
-            <w:r>
-              <w:rPr>
-                <w:rFonts w:ascii="Consolas" w:hAnsi="Consolas"/>
-                <w:color w:val="5B4BA8"/>
-                <w:sz w:val="19"/>
-              </w:rPr>
-              <w:t>/data</w:t>
-            </w:r>
-            <w:r>
-              <w:rPr>
-                <w:sz w:val="19"/>
-              </w:rPr>
-              <w:t xml:space="preserve"> fails ("Read-only file system"); tasks survived </w:t>
-            </w:r>
-            <w:r>
-              <w:rPr>
-                <w:rFonts w:ascii="Consolas" w:hAnsi="Consolas"/>
-                <w:color w:val="5B4BA8"/>
-                <w:sz w:val="19"/>
-              </w:rPr>
-              <w:t>docker compose down</w:t>
-            </w:r>
-            <w:r>
-              <w:rPr>
-                <w:sz w:val="19"/>
-              </w:rPr>
-              <w:t xml:space="preserve"> / </w:t>
-            </w:r>
-            <w:r>
-              <w:rPr>
-                <w:rFonts w:ascii="Consolas" w:hAnsi="Consolas"/>
-                <w:color w:val="5B4BA8"/>
-                <w:sz w:val="19"/>
-              </w:rPr>
-              <w:t>up</w:t>
-            </w:r>
-            <w:r>
-              <w:rPr>
-                <w:sz w:val="19"/>
-              </w:rPr>
-              <w:t>.</w:t>
-            </w:r>
-          </w:p>
-        </w:tc>
-      </w:tr>
-      <w:tr>
-        <w:tc>
-          <w:tcPr>
-            <w:tcW w:w="4514" w:type="dxa"/>
-          </w:tcPr>
-          <w:p>
-            <w:r>
-              <w:rPr>
-                <w:sz w:val="19"/>
-              </w:rPr>
-              <w:t>Images</w:t>
-            </w:r>
-          </w:p>
-        </w:tc>
-        <w:tc>
-          <w:tcPr>
-            <w:tcW w:w="4514" w:type="dxa"/>
-          </w:tcPr>
-          <w:p>
-            <w:r>
-              <w:rPr>
-                <w:sz w:val="19"/>
-              </w:rPr>
-              <w:t>App image 238 MB on the VM, of which about 190 MB is the Python slim base; nginx 93 MB.</w:t>
-            </w:r>
-          </w:p>
-        </w:tc>
-      </w:tr>
-      <w:tr>
-        <w:tc>
-          <w:tcPr>
-            <w:tcW w:w="4514" w:type="dxa"/>
-          </w:tcPr>
-          <w:p>
-            <w:r>
-              <w:rPr>
-                <w:sz w:val="19"/>
-              </w:rPr>
-              <w:t>Memory on the 1 GiB VM</w:t>
-            </w:r>
-          </w:p>
-        </w:tc>
-        <w:tc>
-          <w:tcPr>
-            <w:tcW w:w="4514" w:type="dxa"/>
-          </w:tcPr>
-          <w:p>
-            <w:r>
-              <w:rPr>
-                <w:sz w:val="19"/>
-              </w:rPr>
-              <w:t>App 43 MiB, nginx 11 MiB, about 540 MB still available. Building the image on the VM used at most 42 MB of swap, with no out-of-memory kills.</w:t>
-            </w:r>
-          </w:p>
-        </w:tc>
-      </w:tr>
-      <w:tr>
-        <w:tc>
-          <w:tcPr>
-            <w:tcW w:w="4514" w:type="dxa"/>
-          </w:tcPr>
-          <w:p>
-            <w:r>
-              <w:rPr>
-                <w:sz w:val="19"/>
-              </w:rPr>
-              <w:t>Polling load</w:t>
-            </w:r>
-          </w:p>
-        </w:tc>
-        <w:tc>
-          <w:tcPr>
-            <w:tcW w:w="4514" w:type="dxa"/>
-          </w:tcPr>
-          <w:p>
-            <w:r>
-              <w:rPr>
-                <w:sz w:val="19"/>
-              </w:rPr>
-              <w:t xml:space="preserve">One VM status tab sends 24 </w:t>
-            </w:r>
-            <w:r>
-              <w:rPr>
-                <w:rFonts w:ascii="Consolas" w:hAnsi="Consolas"/>
-                <w:color w:val="5B4BA8"/>
-                <w:sz w:val="19"/>
-              </w:rPr>
-              <w:t>/api/metrics</w:t>
-            </w:r>
-            <w:r>
-              <w:rPr>
-                <w:sz w:val="19"/>
-              </w:rPr>
-              <w:t xml:space="preserve"> + 1 </w:t>
-            </w:r>
-            <w:r>
-              <w:rPr>
-                <w:rFonts w:ascii="Consolas" w:hAnsi="Consolas"/>
-                <w:color w:val="5B4BA8"/>
-                <w:sz w:val="19"/>
-              </w:rPr>
-              <w:t>/api/info</w:t>
-            </w:r>
-            <w:r>
-              <w:rPr>
-                <w:sz w:val="19"/>
-              </w:rPr>
-              <w:t xml:space="preserve"> + 1 </w:t>
-            </w:r>
-            <w:r>
-              <w:rPr>
-                <w:rFonts w:ascii="Consolas" w:hAnsi="Consolas"/>
-                <w:color w:val="5B4BA8"/>
-                <w:sz w:val="19"/>
-              </w:rPr>
-              <w:t>/api/tasks</w:t>
-            </w:r>
-            <w:r>
-              <w:rPr>
-                <w:sz w:val="19"/>
-              </w:rPr>
-              <w:t xml:space="preserve"> per minute = </w:t>
-            </w:r>
-            <w:r>
-              <w:rPr>
-                <w:b/>
-                <w:sz w:val="19"/>
-              </w:rPr>
-              <w:t>26 of 300</w:t>
-            </w:r>
-            <w:r>
-              <w:rPr>
-                <w:sz w:val="19"/>
-              </w:rPr>
-              <w:t xml:space="preserve"> (about 9%). </w:t>
-            </w:r>
-            <w:r>
-              <w:rPr>
-                <w:rFonts w:ascii="Consolas" w:hAnsi="Consolas"/>
-                <w:color w:val="5B4BA8"/>
-                <w:sz w:val="19"/>
-              </w:rPr>
-              <w:t>/health</w:t>
-            </w:r>
-            <w:r>
-              <w:rPr>
-                <w:sz w:val="19"/>
-              </w:rPr>
-              <w:t xml:space="preserve"> (24/min) is not rate limited.</w:t>
-            </w:r>
-          </w:p>
-        </w:tc>
-      </w:tr>
-      <w:tr>
-        <w:tc>
-          <w:tcPr>
-            <w:tcW w:w="4514" w:type="dxa"/>
-          </w:tcPr>
-          <w:p>
-            <w:r>
-              <w:rPr>
-                <w:sz w:val="19"/>
-              </w:rPr>
-              <w:t>Compression</w:t>
-            </w:r>
-          </w:p>
-        </w:tc>
-        <w:tc>
-          <w:tcPr>
-            <w:tcW w:w="4514" w:type="dxa"/>
-          </w:tcPr>
-          <w:p>
-            <w:r>
-              <w:rPr>
-                <w:rFonts w:ascii="Consolas" w:hAnsi="Consolas"/>
-                <w:color w:val="5B4BA8"/>
-                <w:sz w:val="19"/>
-              </w:rPr>
-              <w:t>app.js</w:t>
-            </w:r>
-            <w:r>
-              <w:rPr>
-                <w:sz w:val="19"/>
-              </w:rPr>
-              <w:t xml:space="preserve"> is 41 KB uncompressed and 14.8 KB gzipped by nginx.</w:t>
-            </w:r>
-          </w:p>
-        </w:tc>
-      </w:tr>
-      <w:tr>
-        <w:tc>
-          <w:tcPr>
-            <w:tcW w:w="4514" w:type="dxa"/>
-          </w:tcPr>
-          <w:p>
-            <w:r>
-              <w:rPr>
-                <w:sz w:val="19"/>
-              </w:rPr>
-              <w:t>Response time</w:t>
-            </w:r>
-          </w:p>
-        </w:tc>
-        <w:tc>
-          <w:tcPr>
-            <w:tcW w:w="4514" w:type="dxa"/>
-          </w:tcPr>
-          <w:p>
-            <w:r>
-              <w:rPr>
-                <w:sz w:val="19"/>
-              </w:rPr>
-              <w:t xml:space="preserve">About 110–130 ms for </w:t>
-            </w:r>
-            <w:r>
-              <w:rPr>
-                <w:rFonts w:ascii="Consolas" w:hAnsi="Consolas"/>
-                <w:color w:val="5B4BA8"/>
-                <w:sz w:val="19"/>
-              </w:rPr>
-              <w:t>/health</w:t>
-            </w:r>
-            <w:r>
-              <w:rPr>
-                <w:sz w:val="19"/>
-              </w:rPr>
-              <w:t xml:space="preserve"> from my laptop in India to East Asia.</w:t>
-            </w:r>
-          </w:p>
-        </w:tc>
-      </w:tr>
-      <w:tr>
-        <w:tc>
-          <w:tcPr>
-            <w:tcW w:w="4514" w:type="dxa"/>
-          </w:tcPr>
-          <w:p>
-            <w:r>
-              <w:rPr>
-                <w:sz w:val="19"/>
-              </w:rPr>
-              <w:t>Screenshots</w:t>
-            </w:r>
-          </w:p>
-        </w:tc>
-        <w:tc>
-          <w:tcPr>
-            <w:tcW w:w="4514" w:type="dxa"/>
-          </w:tcPr>
-          <w:p>
-            <w:r>
-              <w:rPr>
-                <w:sz w:val="19"/>
-              </w:rPr>
-              <w:t>Desktop and mobile, light and dark, both views, taken from the live site with Playwright (</w:t>
-            </w:r>
-            <w:r>
-              <w:rPr>
-                <w:rFonts w:ascii="Consolas" w:hAnsi="Consolas"/>
-                <w:color w:val="5B4BA8"/>
-                <w:sz w:val="19"/>
-              </w:rPr>
-              <w:t>docs/screenshots/live-*.png</w:t>
-            </w:r>
-            <w:r>
-              <w:rPr>
-                <w:sz w:val="19"/>
-              </w:rPr>
-              <w:t>), with no browser console errors.</w:t>
+              <w:t>The app has no internet access, so it can't call Azure's instance metadata service (IMDS), and IMDS doesn't return Standard-SKU public IPs anyway.</w:t>
             </w:r>
           </w:p>
         </w:tc>
@@ -4423,18 +4608,13 @@
     </w:p>
     <w:p>
       <w:pPr>
-        <w:pStyle w:val="Heading1"/>
-      </w:pPr>
-      <w:bookmarkStart w:id="6" w:name="_Toc241855865"/>
-      <w:r>
-        <w:t>7. Cost</w:t>
-      </w:r>
-      <w:bookmarkEnd w:id="6"/>
-    </w:p>
-    <w:p>
-      <w:r>
-        <w:t>Pay-as-you-go prices for East Asia, read from the Azure Retail Prices API on 2 October 2026:</w:t>
-      </w:r>
+        <w:pStyle w:val="Heading2"/>
+      </w:pPr>
+      <w:bookmarkStart w:id="5" w:name="_Toc241862294"/>
+      <w:r>
+        <w:t>5.1 Authentication, sessions and access control (phase 2)</w:t>
+      </w:r>
+      <w:bookmarkEnd w:id="5"/>
     </w:p>
     <w:tbl>
       <w:tblPr>
@@ -4459,7 +4639,7 @@
                 <w:b/>
                 <w:sz w:val="19"/>
               </w:rPr>
-              <w:t>Resource</w:t>
+              <w:t>Area</w:t>
             </w:r>
           </w:p>
         </w:tc>
@@ -4474,7 +4654,7 @@
                 <w:b/>
                 <w:sz w:val="19"/>
               </w:rPr>
-              <w:t>Price</w:t>
+              <w:t>Choice</w:t>
             </w:r>
           </w:p>
         </w:tc>
@@ -4489,7 +4669,7 @@
                 <w:b/>
                 <w:sz w:val="19"/>
               </w:rPr>
-              <w:t>Per day</w:t>
+              <w:t>Why</w:t>
             </w:r>
           </w:p>
         </w:tc>
@@ -4504,7 +4684,7 @@
               <w:rPr>
                 <w:sz w:val="19"/>
               </w:rPr>
-              <w:t>VM Standard_B2pts_v2 (Linux)</w:t>
+              <w:t>Sign-up</w:t>
             </w:r>
           </w:p>
         </w:tc>
@@ -4517,7 +4697,35 @@
               <w:rPr>
                 <w:sz w:val="19"/>
               </w:rPr>
-              <w:t>0.0116 USD/hour</w:t>
+              <w:t xml:space="preserve">None: invite-only. Accounts are created on the VM with </w:t>
+            </w:r>
+            <w:r>
+              <w:rPr>
+                <w:rFonts w:ascii="Consolas" w:hAnsi="Consolas"/>
+                <w:color w:val="5B4BA8"/>
+                <w:sz w:val="19"/>
+              </w:rPr>
+              <w:t>python -m app.manage_users</w:t>
+            </w:r>
+            <w:r>
+              <w:rPr>
+                <w:sz w:val="19"/>
+              </w:rPr>
+              <w:t xml:space="preserve">; passwords are typed at a hidden </w:t>
+            </w:r>
+            <w:r>
+              <w:rPr>
+                <w:rFonts w:ascii="Consolas" w:hAnsi="Consolas"/>
+                <w:color w:val="5B4BA8"/>
+                <w:sz w:val="19"/>
+              </w:rPr>
+              <w:t>getpass</w:t>
+            </w:r>
+            <w:r>
+              <w:rPr>
+                <w:sz w:val="19"/>
+              </w:rPr>
+              <w:t xml:space="preserve"> prompt, never as arguments.</w:t>
             </w:r>
           </w:p>
         </w:tc>
@@ -4530,7 +4738,7 @@
               <w:rPr>
                 <w:sz w:val="19"/>
               </w:rPr>
-              <w:t>0.278 USD</w:t>
+              <w:t>A personal board on the public internet; no spam accounts; passwords never in shell history.</w:t>
             </w:r>
           </w:p>
         </w:tc>
@@ -4545,7 +4753,7 @@
               <w:rPr>
                 <w:sz w:val="19"/>
               </w:rPr>
-              <w:t>Public IP, Standard static</w:t>
+              <w:t>Passwords</w:t>
             </w:r>
           </w:p>
         </w:tc>
@@ -4558,14 +4766,7 @@
               <w:rPr>
                 <w:sz w:val="19"/>
               </w:rPr>
-              <w:t xml:space="preserve">0.005 USD/hour (also while the VM </w:t>
-            </w:r>
-            <w:r>
-              <w:rPr>
-                <w:sz w:val="19"/>
-              </w:rPr>
-              <w:lastRenderedPageBreak/>
-              <w:t>is stopped)</w:t>
+              <w:t>argon2id (argon2-cffi, OWASP parameters: 19 MiB, 2 iterations), minimum 12 characters.</w:t>
             </w:r>
           </w:p>
         </w:tc>
@@ -4578,8 +4779,7 @@
               <w:rPr>
                 <w:sz w:val="19"/>
               </w:rPr>
-              <w:lastRenderedPageBreak/>
-              <w:t>0.120 USD</w:t>
+              <w:t>Memory-hard hashing makes offline guessing expensive; the parameters fit the 256 MiB container.</w:t>
             </w:r>
           </w:p>
         </w:tc>
@@ -4594,7 +4794,8 @@
               <w:rPr>
                 <w:sz w:val="19"/>
               </w:rPr>
-              <w:t>OS disk, Standard SSD E4 (30 GB)</w:t>
+              <w:lastRenderedPageBreak/>
+              <w:t>Sessions</w:t>
             </w:r>
           </w:p>
         </w:tc>
@@ -4607,7 +4808,21 @@
               <w:rPr>
                 <w:sz w:val="19"/>
               </w:rPr>
-              <w:t>2.40 USD/month</w:t>
+              <w:t xml:space="preserve">256-bit random token in a </w:t>
+            </w:r>
+            <w:r>
+              <w:rPr>
+                <w:rFonts w:ascii="Consolas" w:hAnsi="Consolas"/>
+                <w:color w:val="5B4BA8"/>
+                <w:sz w:val="19"/>
+              </w:rPr>
+              <w:t>__Host-ct_session</w:t>
+            </w:r>
+            <w:r>
+              <w:rPr>
+                <w:sz w:val="19"/>
+              </w:rPr>
+              <w:t xml:space="preserve"> cookie: HttpOnly, Secure, SameSite=Lax, 7 days. The database stores only HMAC-SHA256(secret, token); the secret is generated on the VM (mode 0600). Logout and password resets delete the sessions.</w:t>
             </w:r>
           </w:p>
         </w:tc>
@@ -4620,7 +4835,7 @@
               <w:rPr>
                 <w:sz w:val="19"/>
               </w:rPr>
-              <w:t>0.079 USD</w:t>
+              <w:t>JavaScript can't read the cookie, it only travels over HTTPS, and a stolen database can't be used to log in. Server-side sessions can really be revoked.</w:t>
             </w:r>
           </w:p>
         </w:tc>
@@ -4635,7 +4850,1448 @@
               <w:rPr>
                 <w:sz w:val="19"/>
               </w:rPr>
-              <w:t>NSG, VNet, NIC, auto-shutdown</w:t>
+              <w:t>CSRF</w:t>
+            </w:r>
+          </w:p>
+        </w:tc>
+        <w:tc>
+          <w:tcPr>
+            <w:tcW w:w="3010" w:type="dxa"/>
+          </w:tcPr>
+          <w:p>
+            <w:r>
+              <w:rPr>
+                <w:sz w:val="19"/>
+              </w:rPr>
+              <w:t xml:space="preserve">Per-session token required in </w:t>
+            </w:r>
+            <w:r>
+              <w:rPr>
+                <w:rFonts w:ascii="Consolas" w:hAnsi="Consolas"/>
+                <w:color w:val="5B4BA8"/>
+                <w:sz w:val="19"/>
+              </w:rPr>
+              <w:t>X-CSRF-Token</w:t>
+            </w:r>
+            <w:r>
+              <w:rPr>
+                <w:sz w:val="19"/>
+              </w:rPr>
+              <w:t xml:space="preserve"> on every write (constant-time comparison) + </w:t>
+            </w:r>
+            <w:r>
+              <w:rPr>
+                <w:rFonts w:ascii="Consolas" w:hAnsi="Consolas"/>
+                <w:color w:val="5B4BA8"/>
+                <w:sz w:val="19"/>
+              </w:rPr>
+              <w:t>Origin</w:t>
+            </w:r>
+            <w:r>
+              <w:rPr>
+                <w:sz w:val="19"/>
+              </w:rPr>
+              <w:t xml:space="preserve"> must match the site, also on sign-in.</w:t>
+            </w:r>
+          </w:p>
+        </w:tc>
+        <w:tc>
+          <w:tcPr>
+            <w:tcW w:w="3010" w:type="dxa"/>
+          </w:tcPr>
+          <w:p>
+            <w:r>
+              <w:rPr>
+                <w:sz w:val="19"/>
+              </w:rPr>
+              <w:t>Another website can't make a signed-in browser change data.</w:t>
+            </w:r>
+          </w:p>
+        </w:tc>
+      </w:tr>
+      <w:tr>
+        <w:tc>
+          <w:tcPr>
+            <w:tcW w:w="3010" w:type="dxa"/>
+          </w:tcPr>
+          <w:p>
+            <w:r>
+              <w:rPr>
+                <w:sz w:val="19"/>
+              </w:rPr>
+              <w:t>Sign-in abuse</w:t>
+            </w:r>
+          </w:p>
+        </w:tc>
+        <w:tc>
+          <w:tcPr>
+            <w:tcW w:w="3010" w:type="dxa"/>
+          </w:tcPr>
+          <w:p>
+            <w:r>
+              <w:rPr>
+                <w:sz w:val="19"/>
+              </w:rPr>
+              <w:t>Generic error ("Wrong username or password."), a dummy hash check for unknown usernames, 10 failures per IP and 5 per username per 15 minutes, 1 s delay on failures. The demo account has no per-username lockout.</w:t>
+            </w:r>
+          </w:p>
+        </w:tc>
+        <w:tc>
+          <w:tcPr>
+            <w:tcW w:w="3010" w:type="dxa"/>
+          </w:tcPr>
+          <w:p>
+            <w:r>
+              <w:rPr>
+                <w:sz w:val="19"/>
+              </w:rPr>
+              <w:t>No user enumeration; slows guessing. Locking the public demo username would only let strangers lock everyone out.</w:t>
+            </w:r>
+          </w:p>
+        </w:tc>
+      </w:tr>
+      <w:tr>
+        <w:tc>
+          <w:tcPr>
+            <w:tcW w:w="3010" w:type="dxa"/>
+          </w:tcPr>
+          <w:p>
+            <w:r>
+              <w:rPr>
+                <w:sz w:val="19"/>
+              </w:rPr>
+              <w:t>Authorisation</w:t>
+            </w:r>
+          </w:p>
+        </w:tc>
+        <w:tc>
+          <w:tcPr>
+            <w:tcW w:w="3010" w:type="dxa"/>
+          </w:tcPr>
+          <w:p>
+            <w:r>
+              <w:rPr>
+                <w:sz w:val="19"/>
+              </w:rPr>
+              <w:t xml:space="preserve">Every page and </w:t>
+            </w:r>
+            <w:r>
+              <w:rPr>
+                <w:rFonts w:ascii="Consolas" w:hAnsi="Consolas"/>
+                <w:color w:val="5B4BA8"/>
+                <w:sz w:val="19"/>
+              </w:rPr>
+              <w:t>/api</w:t>
+            </w:r>
+            <w:r>
+              <w:rPr>
+                <w:sz w:val="19"/>
+              </w:rPr>
+              <w:t xml:space="preserve"> route needs a session (401 / redirect to </w:t>
+            </w:r>
+            <w:r>
+              <w:rPr>
+                <w:rFonts w:ascii="Consolas" w:hAnsi="Consolas"/>
+                <w:color w:val="5B4BA8"/>
+                <w:sz w:val="19"/>
+              </w:rPr>
+              <w:t>/login</w:t>
+            </w:r>
+            <w:r>
+              <w:rPr>
+                <w:sz w:val="19"/>
+              </w:rPr>
+              <w:t xml:space="preserve">); every task query filters by the signed-in user's ID; the demo role gets 403 on every write and has a stricter limit (60 requests/min per IP). </w:t>
+            </w:r>
+            <w:r>
+              <w:rPr>
+                <w:rFonts w:ascii="Consolas" w:hAnsi="Consolas"/>
+                <w:color w:val="5B4BA8"/>
+                <w:sz w:val="19"/>
+              </w:rPr>
+              <w:t>/health</w:t>
+            </w:r>
+            <w:r>
+              <w:rPr>
+                <w:sz w:val="19"/>
+              </w:rPr>
+              <w:t xml:space="preserve"> stays public but returns only </w:t>
+            </w:r>
+            <w:r>
+              <w:rPr>
+                <w:rFonts w:ascii="Consolas" w:hAnsi="Consolas"/>
+                <w:color w:val="5B4BA8"/>
+                <w:sz w:val="19"/>
+              </w:rPr>
+              <w:t>{"status": "ok"}</w:t>
+            </w:r>
+            <w:r>
+              <w:rPr>
+                <w:sz w:val="19"/>
+              </w:rPr>
+              <w:t>.</w:t>
+            </w:r>
+          </w:p>
+        </w:tc>
+        <w:tc>
+          <w:tcPr>
+            <w:tcW w:w="3010" w:type="dxa"/>
+          </w:tcPr>
+          <w:p>
+            <w:r>
+              <w:rPr>
+                <w:sz w:val="19"/>
+              </w:rPr>
+              <w:t>Users can't see or change each other's tasks (tested); the public demo login can't be used for vandalism.</w:t>
+            </w:r>
+          </w:p>
+        </w:tc>
+      </w:tr>
+    </w:tbl>
+    <w:p>
+      <w:pPr>
+        <w:spacing w:after="40"/>
+      </w:pPr>
+    </w:p>
+    <w:p>
+      <w:r>
+        <w:rPr>
+          <w:b/>
+        </w:rPr>
+        <w:t>Threat model (short).</w:t>
+      </w:r>
+    </w:p>
+    <w:tbl>
+      <w:tblPr>
+        <w:tblStyle w:val="TableGrid"/>
+        <w:tblW w:w="0" w:type="auto"/>
+        <w:tblLook w:val="04A0" w:firstRow="1" w:lastRow="0" w:firstColumn="1" w:lastColumn="0" w:noHBand="0" w:noVBand="1"/>
+      </w:tblPr>
+      <w:tblGrid>
+        <w:gridCol w:w="4514"/>
+        <w:gridCol w:w="4514"/>
+      </w:tblGrid>
+      <w:tr>
+        <w:tc>
+          <w:tcPr>
+            <w:tcW w:w="4514" w:type="dxa"/>
+            <w:shd w:val="clear" w:color="auto" w:fill="E7DFFB"/>
+          </w:tcPr>
+          <w:p>
+            <w:r>
+              <w:rPr>
+                <w:b/>
+                <w:sz w:val="19"/>
+              </w:rPr>
+              <w:t>Protected against</w:t>
+            </w:r>
+          </w:p>
+        </w:tc>
+        <w:tc>
+          <w:tcPr>
+            <w:tcW w:w="4514" w:type="dxa"/>
+            <w:shd w:val="clear" w:color="auto" w:fill="E7DFFB"/>
+          </w:tcPr>
+          <w:p>
+            <w:r>
+              <w:rPr>
+                <w:b/>
+                <w:sz w:val="19"/>
+              </w:rPr>
+              <w:t>How</w:t>
+            </w:r>
+          </w:p>
+        </w:tc>
+      </w:tr>
+      <w:tr>
+        <w:tc>
+          <w:tcPr>
+            <w:tcW w:w="4514" w:type="dxa"/>
+          </w:tcPr>
+          <w:p>
+            <w:r>
+              <w:rPr>
+                <w:sz w:val="19"/>
+              </w:rPr>
+              <w:t>Eavesdropping / tampering in transit</w:t>
+            </w:r>
+          </w:p>
+        </w:tc>
+        <w:tc>
+          <w:tcPr>
+            <w:tcW w:w="4514" w:type="dxa"/>
+          </w:tcPr>
+          <w:p>
+            <w:r>
+              <w:rPr>
+                <w:sz w:val="19"/>
+              </w:rPr>
+              <w:t>HTTPS everywhere, HSTS</w:t>
+            </w:r>
+          </w:p>
+        </w:tc>
+      </w:tr>
+      <w:tr>
+        <w:tc>
+          <w:tcPr>
+            <w:tcW w:w="4514" w:type="dxa"/>
+          </w:tcPr>
+          <w:p>
+            <w:r>
+              <w:rPr>
+                <w:sz w:val="19"/>
+              </w:rPr>
+              <w:t>Strangers reading or changing tasks</w:t>
+            </w:r>
+          </w:p>
+        </w:tc>
+        <w:tc>
+          <w:tcPr>
+            <w:tcW w:w="4514" w:type="dxa"/>
+          </w:tcPr>
+          <w:p>
+            <w:r>
+              <w:rPr>
+                <w:sz w:val="19"/>
+              </w:rPr>
+              <w:t>Login wall; per-user queries</w:t>
+            </w:r>
+          </w:p>
+        </w:tc>
+      </w:tr>
+      <w:tr>
+        <w:tc>
+          <w:tcPr>
+            <w:tcW w:w="4514" w:type="dxa"/>
+          </w:tcPr>
+          <w:p>
+            <w:r>
+              <w:rPr>
+                <w:sz w:val="19"/>
+              </w:rPr>
+              <w:t>One user reading another user's tasks</w:t>
+            </w:r>
+          </w:p>
+        </w:tc>
+        <w:tc>
+          <w:tcPr>
+            <w:tcW w:w="4514" w:type="dxa"/>
+          </w:tcPr>
+          <w:p>
+            <w:r>
+              <w:rPr>
+                <w:rFonts w:ascii="Consolas" w:hAnsi="Consolas"/>
+                <w:color w:val="5B4BA8"/>
+                <w:sz w:val="19"/>
+              </w:rPr>
+              <w:t>user_id</w:t>
+            </w:r>
+            <w:r>
+              <w:rPr>
+                <w:sz w:val="19"/>
+              </w:rPr>
+              <w:t xml:space="preserve"> filter in every query (automated test)</w:t>
+            </w:r>
+          </w:p>
+        </w:tc>
+      </w:tr>
+      <w:tr>
+        <w:tc>
+          <w:tcPr>
+            <w:tcW w:w="4514" w:type="dxa"/>
+          </w:tcPr>
+          <w:p>
+            <w:r>
+              <w:rPr>
+                <w:sz w:val="19"/>
+              </w:rPr>
+              <w:t>Password guessing</w:t>
+            </w:r>
+          </w:p>
+        </w:tc>
+        <w:tc>
+          <w:tcPr>
+            <w:tcW w:w="4514" w:type="dxa"/>
+          </w:tcPr>
+          <w:p>
+            <w:r>
+              <w:rPr>
+                <w:sz w:val="19"/>
+              </w:rPr>
+              <w:t>argon2id, per-IP and per-username limits, failure delay</w:t>
+            </w:r>
+          </w:p>
+        </w:tc>
+      </w:tr>
+      <w:tr>
+        <w:tc>
+          <w:tcPr>
+            <w:tcW w:w="4514" w:type="dxa"/>
+          </w:tcPr>
+          <w:p>
+            <w:r>
+              <w:rPr>
+                <w:sz w:val="19"/>
+              </w:rPr>
+              <w:t>Stolen copy of the database</w:t>
+            </w:r>
+          </w:p>
+        </w:tc>
+        <w:tc>
+          <w:tcPr>
+            <w:tcW w:w="4514" w:type="dxa"/>
+          </w:tcPr>
+          <w:p>
+            <w:r>
+              <w:rPr>
+                <w:sz w:val="19"/>
+              </w:rPr>
+              <w:t>Only password hashes and keyed token hashes are stored</w:t>
+            </w:r>
+          </w:p>
+        </w:tc>
+      </w:tr>
+      <w:tr>
+        <w:tc>
+          <w:tcPr>
+            <w:tcW w:w="4514" w:type="dxa"/>
+          </w:tcPr>
+          <w:p>
+            <w:r>
+              <w:rPr>
+                <w:sz w:val="19"/>
+              </w:rPr>
+              <w:t>CSRF, clickjacking, XSS</w:t>
+            </w:r>
+          </w:p>
+        </w:tc>
+        <w:tc>
+          <w:tcPr>
+            <w:tcW w:w="4514" w:type="dxa"/>
+          </w:tcPr>
+          <w:p>
+            <w:r>
+              <w:rPr>
+                <w:sz w:val="19"/>
+              </w:rPr>
+              <w:t xml:space="preserve">CSRF token + Origin check, SameSite, </w:t>
+            </w:r>
+            <w:r>
+              <w:rPr>
+                <w:rFonts w:ascii="Consolas" w:hAnsi="Consolas"/>
+                <w:color w:val="5B4BA8"/>
+                <w:sz w:val="19"/>
+              </w:rPr>
+              <w:t>frame-ancestors 'none'</w:t>
+            </w:r>
+            <w:r>
+              <w:rPr>
+                <w:sz w:val="19"/>
+              </w:rPr>
+              <w:t xml:space="preserve">, </w:t>
+            </w:r>
+            <w:r>
+              <w:rPr>
+                <w:rFonts w:ascii="Consolas" w:hAnsi="Consolas"/>
+                <w:color w:val="5B4BA8"/>
+                <w:sz w:val="19"/>
+              </w:rPr>
+              <w:t>textContent</w:t>
+            </w:r>
+            <w:r>
+              <w:rPr>
+                <w:sz w:val="19"/>
+              </w:rPr>
+              <w:t>, strict CSP</w:t>
+            </w:r>
+          </w:p>
+        </w:tc>
+      </w:tr>
+      <w:tr>
+        <w:tc>
+          <w:tcPr>
+            <w:tcW w:w="4514" w:type="dxa"/>
+          </w:tcPr>
+          <w:p>
+            <w:r>
+              <w:rPr>
+                <w:sz w:val="19"/>
+              </w:rPr>
+              <w:t>Vandalism via the public demo login</w:t>
+            </w:r>
+          </w:p>
+        </w:tc>
+        <w:tc>
+          <w:tcPr>
+            <w:tcW w:w="4514" w:type="dxa"/>
+          </w:tcPr>
+          <w:p>
+            <w:r>
+              <w:rPr>
+                <w:sz w:val="19"/>
+              </w:rPr>
+              <w:t>Read-only demo role, stricter rate limit</w:t>
+            </w:r>
+          </w:p>
+        </w:tc>
+      </w:tr>
+    </w:tbl>
+    <w:p>
+      <w:pPr>
+        <w:spacing w:after="40"/>
+      </w:pPr>
+    </w:p>
+    <w:tbl>
+      <w:tblPr>
+        <w:tblStyle w:val="TableGrid"/>
+        <w:tblW w:w="0" w:type="auto"/>
+        <w:tblLook w:val="04A0" w:firstRow="1" w:lastRow="0" w:firstColumn="1" w:lastColumn="0" w:noHBand="0" w:noVBand="1"/>
+      </w:tblPr>
+      <w:tblGrid>
+        <w:gridCol w:w="4514"/>
+        <w:gridCol w:w="4514"/>
+      </w:tblGrid>
+      <w:tr>
+        <w:tc>
+          <w:tcPr>
+            <w:tcW w:w="4514" w:type="dxa"/>
+            <w:shd w:val="clear" w:color="auto" w:fill="E7DFFB"/>
+          </w:tcPr>
+          <w:p>
+            <w:r>
+              <w:rPr>
+                <w:b/>
+                <w:sz w:val="19"/>
+              </w:rPr>
+              <w:t>Not protected against (accepted)</w:t>
+            </w:r>
+          </w:p>
+        </w:tc>
+        <w:tc>
+          <w:tcPr>
+            <w:tcW w:w="4514" w:type="dxa"/>
+            <w:shd w:val="clear" w:color="auto" w:fill="E7DFFB"/>
+          </w:tcPr>
+          <w:p>
+            <w:r>
+              <w:rPr>
+                <w:b/>
+                <w:sz w:val="19"/>
+              </w:rPr>
+              <w:t>Why / mitigation</w:t>
+            </w:r>
+          </w:p>
+        </w:tc>
+      </w:tr>
+      <w:tr>
+        <w:tc>
+          <w:tcPr>
+            <w:tcW w:w="4514" w:type="dxa"/>
+          </w:tcPr>
+          <w:p>
+            <w:r>
+              <w:rPr>
+                <w:sz w:val="19"/>
+              </w:rPr>
+              <w:t>A compromised VM or Azure account</w:t>
+            </w:r>
+          </w:p>
+        </w:tc>
+        <w:tc>
+          <w:tcPr>
+            <w:tcW w:w="4514" w:type="dxa"/>
+          </w:tcPr>
+          <w:p>
+            <w:r>
+              <w:rPr>
+                <w:sz w:val="19"/>
+              </w:rPr>
+              <w:t>Out of scope; SSH is key-only and limited to one IP</w:t>
+            </w:r>
+          </w:p>
+        </w:tc>
+      </w:tr>
+      <w:tr>
+        <w:tc>
+          <w:tcPr>
+            <w:tcW w:w="4514" w:type="dxa"/>
+          </w:tcPr>
+          <w:p>
+            <w:r>
+              <w:rPr>
+                <w:sz w:val="19"/>
+              </w:rPr>
+              <w:t>Large denial-of-service attacks</w:t>
+            </w:r>
+          </w:p>
+        </w:tc>
+        <w:tc>
+          <w:tcPr>
+            <w:tcW w:w="4514" w:type="dxa"/>
+          </w:tcPr>
+          <w:p>
+            <w:r>
+              <w:rPr>
+                <w:sz w:val="19"/>
+              </w:rPr>
+              <w:t xml:space="preserve">No CDN or WAF (Cloudflare proxy is off); per-IP limits </w:t>
+            </w:r>
+            <w:r>
+              <w:rPr>
+                <w:sz w:val="19"/>
+              </w:rPr>
+              <w:lastRenderedPageBreak/>
+              <w:t>help only partly</w:t>
+            </w:r>
+          </w:p>
+        </w:tc>
+      </w:tr>
+      <w:tr>
+        <w:tc>
+          <w:tcPr>
+            <w:tcW w:w="4514" w:type="dxa"/>
+          </w:tcPr>
+          <w:p>
+            <w:r>
+              <w:rPr>
+                <w:sz w:val="19"/>
+              </w:rPr>
+              <w:lastRenderedPageBreak/>
+              <w:t>Reused or phished passwords</w:t>
+            </w:r>
+          </w:p>
+        </w:tc>
+        <w:tc>
+          <w:tcPr>
+            <w:tcW w:w="4514" w:type="dxa"/>
+          </w:tcPr>
+          <w:p>
+            <w:r>
+              <w:rPr>
+                <w:sz w:val="19"/>
+              </w:rPr>
+              <w:t>No MFA; invite-only and a 12-character minimum reduce the risk</w:t>
+            </w:r>
+          </w:p>
+        </w:tc>
+      </w:tr>
+      <w:tr>
+        <w:tc>
+          <w:tcPr>
+            <w:tcW w:w="4514" w:type="dxa"/>
+          </w:tcPr>
+          <w:p>
+            <w:r>
+              <w:rPr>
+                <w:sz w:val="19"/>
+              </w:rPr>
+              <w:t>Data loss</w:t>
+            </w:r>
+          </w:p>
+        </w:tc>
+        <w:tc>
+          <w:tcPr>
+            <w:tcW w:w="4514" w:type="dxa"/>
+          </w:tcPr>
+          <w:p>
+            <w:r>
+              <w:rPr>
+                <w:sz w:val="19"/>
+              </w:rPr>
+              <w:t>No backups yet</w:t>
+            </w:r>
+          </w:p>
+        </w:tc>
+      </w:tr>
+      <w:tr>
+        <w:tc>
+          <w:tcPr>
+            <w:tcW w:w="4514" w:type="dxa"/>
+          </w:tcPr>
+          <w:p>
+            <w:r>
+              <w:rPr>
+                <w:sz w:val="19"/>
+              </w:rPr>
+              <w:t>Limit counters after a restart</w:t>
+            </w:r>
+          </w:p>
+        </w:tc>
+        <w:tc>
+          <w:tcPr>
+            <w:tcW w:w="4514" w:type="dxa"/>
+          </w:tcPr>
+          <w:p>
+            <w:r>
+              <w:rPr>
+                <w:sz w:val="19"/>
+              </w:rPr>
+              <w:t>Kept in memory, so a restart resets them</w:t>
+            </w:r>
+          </w:p>
+        </w:tc>
+      </w:tr>
+    </w:tbl>
+    <w:p>
+      <w:pPr>
+        <w:spacing w:after="40"/>
+      </w:pPr>
+    </w:p>
+    <w:p>
+      <w:pPr>
+        <w:pStyle w:val="Heading1"/>
+      </w:pPr>
+      <w:bookmarkStart w:id="6" w:name="_Toc241862295"/>
+      <w:r>
+        <w:t>6. Testing and measurements</w:t>
+      </w:r>
+      <w:bookmarkEnd w:id="6"/>
+    </w:p>
+    <w:tbl>
+      <w:tblPr>
+        <w:tblStyle w:val="TableGrid"/>
+        <w:tblW w:w="0" w:type="auto"/>
+        <w:tblLook w:val="04A0" w:firstRow="1" w:lastRow="0" w:firstColumn="1" w:lastColumn="0" w:noHBand="0" w:noVBand="1"/>
+      </w:tblPr>
+      <w:tblGrid>
+        <w:gridCol w:w="4514"/>
+        <w:gridCol w:w="4514"/>
+      </w:tblGrid>
+      <w:tr>
+        <w:tc>
+          <w:tcPr>
+            <w:tcW w:w="4514" w:type="dxa"/>
+            <w:shd w:val="clear" w:color="auto" w:fill="E7DFFB"/>
+          </w:tcPr>
+          <w:p>
+            <w:r>
+              <w:rPr>
+                <w:b/>
+                <w:sz w:val="19"/>
+              </w:rPr>
+              <w:t>Check</w:t>
+            </w:r>
+          </w:p>
+        </w:tc>
+        <w:tc>
+          <w:tcPr>
+            <w:tcW w:w="4514" w:type="dxa"/>
+            <w:shd w:val="clear" w:color="auto" w:fill="E7DFFB"/>
+          </w:tcPr>
+          <w:p>
+            <w:r>
+              <w:rPr>
+                <w:b/>
+                <w:sz w:val="19"/>
+              </w:rPr>
+              <w:t>Result</w:t>
+            </w:r>
+          </w:p>
+        </w:tc>
+      </w:tr>
+      <w:tr>
+        <w:tc>
+          <w:tcPr>
+            <w:tcW w:w="4514" w:type="dxa"/>
+          </w:tcPr>
+          <w:p>
+            <w:r>
+              <w:rPr>
+                <w:sz w:val="19"/>
+              </w:rPr>
+              <w:t>Automated tests</w:t>
+            </w:r>
+          </w:p>
+        </w:tc>
+        <w:tc>
+          <w:tcPr>
+            <w:tcW w:w="4514" w:type="dxa"/>
+          </w:tcPr>
+          <w:p>
+            <w:r>
+              <w:rPr>
+                <w:b/>
+                <w:sz w:val="19"/>
+              </w:rPr>
+              <w:t>41 passed</w:t>
+            </w:r>
+            <w:r>
+              <w:rPr>
+                <w:sz w:val="19"/>
+              </w:rPr>
+              <w:t xml:space="preserve">, locally and inside the Docker </w:t>
+            </w:r>
+            <w:r>
+              <w:rPr>
+                <w:rFonts w:ascii="Consolas" w:hAnsi="Consolas"/>
+                <w:color w:val="5B4BA8"/>
+                <w:sz w:val="19"/>
+              </w:rPr>
+              <w:t>test</w:t>
+            </w:r>
+            <w:r>
+              <w:rPr>
+                <w:sz w:val="19"/>
+              </w:rPr>
+              <w:t xml:space="preserve"> stage. Phase 1: validation, create/edit/toggle/delete, 404s, XSS and security headers, sample tasks, metrics/info, metadata source, rate limiting, trusted-proxy handling, hostname. Phase 2: sign-in success/failure (same message), the failure delay, cookie flags, 401 without a session, user isolation, read-only demo (403 on every write), demo rate limit, CSRF (missing/wrong token, foreign Origin, sign-in from another site), per-IP and per-username limits with the demo exception, logout revocation, session e</w:t>
+            </w:r>
+            <w:r>
+              <w:rPr>
+                <w:sz w:val="19"/>
+              </w:rPr>
+              <w:t>xpiry, hashes never returned (API and CLI), argon2id + password policy, the migration, cascading deletes, HEAD requests.</w:t>
+            </w:r>
+          </w:p>
+        </w:tc>
+      </w:tr>
+      <w:tr>
+        <w:tc>
+          <w:tcPr>
+            <w:tcW w:w="4514" w:type="dxa"/>
+          </w:tcPr>
+          <w:p>
+            <w:r>
+              <w:rPr>
+                <w:sz w:val="19"/>
+              </w:rPr>
+              <w:t>Docker isolation (local)</w:t>
+            </w:r>
+          </w:p>
+        </w:tc>
+        <w:tc>
+          <w:tcPr>
+            <w:tcW w:w="4514" w:type="dxa"/>
+          </w:tcPr>
+          <w:p>
+            <w:r>
+              <w:rPr>
+                <w:sz w:val="19"/>
+              </w:rPr>
+              <w:t xml:space="preserve">App port 8000 not reachable from the host; app has no internet access (DNS fails); app runs as uid 10001; writing outside </w:t>
+            </w:r>
+            <w:r>
+              <w:rPr>
+                <w:rFonts w:ascii="Consolas" w:hAnsi="Consolas"/>
+                <w:color w:val="5B4BA8"/>
+                <w:sz w:val="19"/>
+              </w:rPr>
+              <w:t>/data</w:t>
+            </w:r>
+            <w:r>
+              <w:rPr>
+                <w:sz w:val="19"/>
+              </w:rPr>
+              <w:t xml:space="preserve"> fails ("Read-only file system"); tasks survived </w:t>
+            </w:r>
+            <w:r>
+              <w:rPr>
+                <w:rFonts w:ascii="Consolas" w:hAnsi="Consolas"/>
+                <w:color w:val="5B4BA8"/>
+                <w:sz w:val="19"/>
+              </w:rPr>
+              <w:t>docker compose down</w:t>
+            </w:r>
+            <w:r>
+              <w:rPr>
+                <w:sz w:val="19"/>
+              </w:rPr>
+              <w:t xml:space="preserve"> / </w:t>
+            </w:r>
+            <w:r>
+              <w:rPr>
+                <w:rFonts w:ascii="Consolas" w:hAnsi="Consolas"/>
+                <w:color w:val="5B4BA8"/>
+                <w:sz w:val="19"/>
+              </w:rPr>
+              <w:t>up</w:t>
+            </w:r>
+            <w:r>
+              <w:rPr>
+                <w:sz w:val="19"/>
+              </w:rPr>
+              <w:t>.</w:t>
+            </w:r>
+          </w:p>
+        </w:tc>
+      </w:tr>
+      <w:tr>
+        <w:tc>
+          <w:tcPr>
+            <w:tcW w:w="4514" w:type="dxa"/>
+          </w:tcPr>
+          <w:p>
+            <w:r>
+              <w:rPr>
+                <w:sz w:val="19"/>
+              </w:rPr>
+              <w:t>Images</w:t>
+            </w:r>
+          </w:p>
+        </w:tc>
+        <w:tc>
+          <w:tcPr>
+            <w:tcW w:w="4514" w:type="dxa"/>
+          </w:tcPr>
+          <w:p>
+            <w:r>
+              <w:rPr>
+                <w:sz w:val="19"/>
+              </w:rPr>
+              <w:t>App image 238 MB on the VM, of which about 190 MB is the Python slim base; nginx 93 MB (phase 1), replaced by Caddy in phase 2.</w:t>
+            </w:r>
+          </w:p>
+        </w:tc>
+      </w:tr>
+      <w:tr>
+        <w:tc>
+          <w:tcPr>
+            <w:tcW w:w="4514" w:type="dxa"/>
+          </w:tcPr>
+          <w:p>
+            <w:r>
+              <w:rPr>
+                <w:sz w:val="19"/>
+              </w:rPr>
+              <w:t>Memory on the 1 GiB VM</w:t>
+            </w:r>
+          </w:p>
+        </w:tc>
+        <w:tc>
+          <w:tcPr>
+            <w:tcW w:w="4514" w:type="dxa"/>
+          </w:tcPr>
+          <w:p>
+            <w:r>
+              <w:rPr>
+                <w:sz w:val="19"/>
+              </w:rPr>
+              <w:t>Phase 1: app 43 MiB, nginx 11 MiB. Phase 2: app 41 MiB, Caddy 15 MiB, about 530 MB still available. Building the image on the VM used at most 42 MB of swap, with no out-of-memory kills.</w:t>
+            </w:r>
+          </w:p>
+        </w:tc>
+      </w:tr>
+      <w:tr>
+        <w:tc>
+          <w:tcPr>
+            <w:tcW w:w="4514" w:type="dxa"/>
+          </w:tcPr>
+          <w:p>
+            <w:r>
+              <w:rPr>
+                <w:sz w:val="19"/>
+              </w:rPr>
+              <w:t>Polling load</w:t>
+            </w:r>
+          </w:p>
+        </w:tc>
+        <w:tc>
+          <w:tcPr>
+            <w:tcW w:w="4514" w:type="dxa"/>
+          </w:tcPr>
+          <w:p>
+            <w:r>
+              <w:rPr>
+                <w:sz w:val="19"/>
+              </w:rPr>
+              <w:t xml:space="preserve">One VM status tab sends 24 </w:t>
+            </w:r>
+            <w:r>
+              <w:rPr>
+                <w:rFonts w:ascii="Consolas" w:hAnsi="Consolas"/>
+                <w:color w:val="5B4BA8"/>
+                <w:sz w:val="19"/>
+              </w:rPr>
+              <w:t>/api/metrics</w:t>
+            </w:r>
+            <w:r>
+              <w:rPr>
+                <w:sz w:val="19"/>
+              </w:rPr>
+              <w:t xml:space="preserve"> + 1 </w:t>
+            </w:r>
+            <w:r>
+              <w:rPr>
+                <w:rFonts w:ascii="Consolas" w:hAnsi="Consolas"/>
+                <w:color w:val="5B4BA8"/>
+                <w:sz w:val="19"/>
+              </w:rPr>
+              <w:t>/api/info</w:t>
+            </w:r>
+            <w:r>
+              <w:rPr>
+                <w:sz w:val="19"/>
+              </w:rPr>
+              <w:t xml:space="preserve"> + 1 </w:t>
+            </w:r>
+            <w:r>
+              <w:rPr>
+                <w:rFonts w:ascii="Consolas" w:hAnsi="Consolas"/>
+                <w:color w:val="5B4BA8"/>
+                <w:sz w:val="19"/>
+              </w:rPr>
+              <w:t>/api/tasks</w:t>
+            </w:r>
+            <w:r>
+              <w:rPr>
+                <w:sz w:val="19"/>
+              </w:rPr>
+              <w:t xml:space="preserve"> + 1 </w:t>
+            </w:r>
+            <w:r>
+              <w:rPr>
+                <w:rFonts w:ascii="Consolas" w:hAnsi="Consolas"/>
+                <w:color w:val="5B4BA8"/>
+                <w:sz w:val="19"/>
+              </w:rPr>
+              <w:t>/api/auth/me</w:t>
+            </w:r>
+            <w:r>
+              <w:rPr>
+                <w:sz w:val="19"/>
+              </w:rPr>
+              <w:t xml:space="preserve"> per minute: about </w:t>
+            </w:r>
+            <w:r>
+              <w:rPr>
+                <w:b/>
+                <w:sz w:val="19"/>
+              </w:rPr>
+              <w:t>27 of 300</w:t>
+            </w:r>
+            <w:r>
+              <w:rPr>
+                <w:sz w:val="19"/>
+              </w:rPr>
+              <w:t xml:space="preserve"> (9%), or 27 of 60 for the demo account. </w:t>
+            </w:r>
+            <w:r>
+              <w:rPr>
+                <w:rFonts w:ascii="Consolas" w:hAnsi="Consolas"/>
+                <w:color w:val="5B4BA8"/>
+                <w:sz w:val="19"/>
+              </w:rPr>
+              <w:t>/health</w:t>
+            </w:r>
+            <w:r>
+              <w:rPr>
+                <w:sz w:val="19"/>
+              </w:rPr>
+              <w:t xml:space="preserve"> (24/min) is not rate limited.</w:t>
+            </w:r>
+          </w:p>
+        </w:tc>
+      </w:tr>
+      <w:tr>
+        <w:tc>
+          <w:tcPr>
+            <w:tcW w:w="4514" w:type="dxa"/>
+          </w:tcPr>
+          <w:p>
+            <w:r>
+              <w:rPr>
+                <w:sz w:val="19"/>
+              </w:rPr>
+              <w:t>HTTPS checks</w:t>
+            </w:r>
+          </w:p>
+        </w:tc>
+        <w:tc>
+          <w:tcPr>
+            <w:tcW w:w="4514" w:type="dxa"/>
+          </w:tcPr>
+          <w:p>
+            <w:r>
+              <w:rPr>
+                <w:sz w:val="19"/>
+              </w:rPr>
+              <w:t xml:space="preserve">Valid Let's Encrypt certificate, HTTP → HTTPS 308, </w:t>
+            </w:r>
+            <w:r>
+              <w:rPr>
+                <w:rFonts w:ascii="Consolas" w:hAnsi="Consolas"/>
+                <w:color w:val="5B4BA8"/>
+                <w:sz w:val="19"/>
+              </w:rPr>
+              <w:t>/api/*</w:t>
+            </w:r>
+            <w:r>
+              <w:rPr>
+                <w:sz w:val="19"/>
+              </w:rPr>
+              <w:t xml:space="preserve"> 401 without a session, HSTS header present (Listings 4, 5, 8).</w:t>
+            </w:r>
+          </w:p>
+        </w:tc>
+      </w:tr>
+      <w:tr>
+        <w:tc>
+          <w:tcPr>
+            <w:tcW w:w="4514" w:type="dxa"/>
+          </w:tcPr>
+          <w:p>
+            <w:r>
+              <w:rPr>
+                <w:sz w:val="19"/>
+              </w:rPr>
+              <w:t>Reboot test</w:t>
+            </w:r>
+          </w:p>
+        </w:tc>
+        <w:tc>
+          <w:tcPr>
+            <w:tcW w:w="4514" w:type="dxa"/>
+          </w:tcPr>
+          <w:p>
+            <w:r>
+              <w:rPr>
+                <w:sz w:val="19"/>
+              </w:rPr>
+              <w:t>VM restarted through Azure: the site answered again after about 45 seconds, both containers restarted on their own, the certificate and the accounts survived (Listing 7).</w:t>
+            </w:r>
+          </w:p>
+        </w:tc>
+      </w:tr>
+      <w:tr>
+        <w:tc>
+          <w:tcPr>
+            <w:tcW w:w="4514" w:type="dxa"/>
+          </w:tcPr>
+          <w:p>
+            <w:r>
+              <w:rPr>
+                <w:sz w:val="19"/>
+              </w:rPr>
+              <w:t>Compression</w:t>
+            </w:r>
+          </w:p>
+        </w:tc>
+        <w:tc>
+          <w:tcPr>
+            <w:tcW w:w="4514" w:type="dxa"/>
+          </w:tcPr>
+          <w:p>
+            <w:r>
+              <w:rPr>
+                <w:rFonts w:ascii="Consolas" w:hAnsi="Consolas"/>
+                <w:color w:val="5B4BA8"/>
+                <w:sz w:val="19"/>
+              </w:rPr>
+              <w:t>app.js</w:t>
+            </w:r>
+            <w:r>
+              <w:rPr>
+                <w:sz w:val="19"/>
+              </w:rPr>
+              <w:t xml:space="preserve"> is 41 KB uncompressed and 14.8 KB gzipped by </w:t>
+            </w:r>
+            <w:r>
+              <w:rPr>
+                <w:sz w:val="19"/>
+              </w:rPr>
+              <w:lastRenderedPageBreak/>
+              <w:t>nginx.</w:t>
+            </w:r>
+          </w:p>
+        </w:tc>
+      </w:tr>
+      <w:tr>
+        <w:tc>
+          <w:tcPr>
+            <w:tcW w:w="4514" w:type="dxa"/>
+          </w:tcPr>
+          <w:p>
+            <w:r>
+              <w:rPr>
+                <w:sz w:val="19"/>
+              </w:rPr>
+              <w:lastRenderedPageBreak/>
+              <w:t>Response time</w:t>
+            </w:r>
+          </w:p>
+        </w:tc>
+        <w:tc>
+          <w:tcPr>
+            <w:tcW w:w="4514" w:type="dxa"/>
+          </w:tcPr>
+          <w:p>
+            <w:r>
+              <w:rPr>
+                <w:sz w:val="19"/>
+              </w:rPr>
+              <w:t xml:space="preserve">About 110–130 ms for </w:t>
+            </w:r>
+            <w:r>
+              <w:rPr>
+                <w:rFonts w:ascii="Consolas" w:hAnsi="Consolas"/>
+                <w:color w:val="5B4BA8"/>
+                <w:sz w:val="19"/>
+              </w:rPr>
+              <w:t>/health</w:t>
+            </w:r>
+            <w:r>
+              <w:rPr>
+                <w:sz w:val="19"/>
+              </w:rPr>
+              <w:t xml:space="preserve"> from my laptop in India to East Asia.</w:t>
+            </w:r>
+          </w:p>
+        </w:tc>
+      </w:tr>
+      <w:tr>
+        <w:tc>
+          <w:tcPr>
+            <w:tcW w:w="4514" w:type="dxa"/>
+          </w:tcPr>
+          <w:p>
+            <w:r>
+              <w:rPr>
+                <w:sz w:val="19"/>
+              </w:rPr>
+              <w:t>Screenshots</w:t>
+            </w:r>
+          </w:p>
+        </w:tc>
+        <w:tc>
+          <w:tcPr>
+            <w:tcW w:w="4514" w:type="dxa"/>
+          </w:tcPr>
+          <w:p>
+            <w:r>
+              <w:rPr>
+                <w:sz w:val="19"/>
+              </w:rPr>
+              <w:t>Desktop and mobile, light and dark, both views, taken from the live site with Playwright (</w:t>
+            </w:r>
+            <w:r>
+              <w:rPr>
+                <w:rFonts w:ascii="Consolas" w:hAnsi="Consolas"/>
+                <w:color w:val="5B4BA8"/>
+                <w:sz w:val="19"/>
+              </w:rPr>
+              <w:t>docs/screenshots/live-*.png</w:t>
+            </w:r>
+            <w:r>
+              <w:rPr>
+                <w:sz w:val="19"/>
+              </w:rPr>
+              <w:t>), with no browser console errors.</w:t>
+            </w:r>
+          </w:p>
+        </w:tc>
+      </w:tr>
+    </w:tbl>
+    <w:p>
+      <w:pPr>
+        <w:spacing w:after="40"/>
+      </w:pPr>
+    </w:p>
+    <w:p>
+      <w:pPr>
+        <w:pStyle w:val="Heading1"/>
+      </w:pPr>
+      <w:bookmarkStart w:id="7" w:name="_Toc241862296"/>
+      <w:r>
+        <w:t>7. Cost</w:t>
+      </w:r>
+      <w:bookmarkEnd w:id="7"/>
+    </w:p>
+    <w:p>
+      <w:r>
+        <w:t>Pay-as-you-go prices for East Asia, read from the Azure Retail Prices API on 2 October 2026:</w:t>
+      </w:r>
+    </w:p>
+    <w:tbl>
+      <w:tblPr>
+        <w:tblStyle w:val="TableGrid"/>
+        <w:tblW w:w="0" w:type="auto"/>
+        <w:tblLook w:val="04A0" w:firstRow="1" w:lastRow="0" w:firstColumn="1" w:lastColumn="0" w:noHBand="0" w:noVBand="1"/>
+      </w:tblPr>
+      <w:tblGrid>
+        <w:gridCol w:w="3010"/>
+        <w:gridCol w:w="3010"/>
+        <w:gridCol w:w="3010"/>
+      </w:tblGrid>
+      <w:tr>
+        <w:tc>
+          <w:tcPr>
+            <w:tcW w:w="3010" w:type="dxa"/>
+            <w:shd w:val="clear" w:color="auto" w:fill="E7DFFB"/>
+          </w:tcPr>
+          <w:p>
+            <w:r>
+              <w:rPr>
+                <w:b/>
+                <w:sz w:val="19"/>
+              </w:rPr>
+              <w:t>Resource</w:t>
+            </w:r>
+          </w:p>
+        </w:tc>
+        <w:tc>
+          <w:tcPr>
+            <w:tcW w:w="3010" w:type="dxa"/>
+            <w:shd w:val="clear" w:color="auto" w:fill="E7DFFB"/>
+          </w:tcPr>
+          <w:p>
+            <w:r>
+              <w:rPr>
+                <w:b/>
+                <w:sz w:val="19"/>
+              </w:rPr>
+              <w:t>Price</w:t>
+            </w:r>
+          </w:p>
+        </w:tc>
+        <w:tc>
+          <w:tcPr>
+            <w:tcW w:w="3010" w:type="dxa"/>
+            <w:shd w:val="clear" w:color="auto" w:fill="E7DFFB"/>
+          </w:tcPr>
+          <w:p>
+            <w:r>
+              <w:rPr>
+                <w:b/>
+                <w:sz w:val="19"/>
+              </w:rPr>
+              <w:t>Per day</w:t>
+            </w:r>
+          </w:p>
+        </w:tc>
+      </w:tr>
+      <w:tr>
+        <w:tc>
+          <w:tcPr>
+            <w:tcW w:w="3010" w:type="dxa"/>
+          </w:tcPr>
+          <w:p>
+            <w:r>
+              <w:rPr>
+                <w:sz w:val="19"/>
+              </w:rPr>
+              <w:t>VM Standard_B2pts_v2 (Linux)</w:t>
+            </w:r>
+          </w:p>
+        </w:tc>
+        <w:tc>
+          <w:tcPr>
+            <w:tcW w:w="3010" w:type="dxa"/>
+          </w:tcPr>
+          <w:p>
+            <w:r>
+              <w:rPr>
+                <w:sz w:val="19"/>
+              </w:rPr>
+              <w:t>0.0116 USD/hour</w:t>
+            </w:r>
+          </w:p>
+        </w:tc>
+        <w:tc>
+          <w:tcPr>
+            <w:tcW w:w="3010" w:type="dxa"/>
+          </w:tcPr>
+          <w:p>
+            <w:r>
+              <w:rPr>
+                <w:sz w:val="19"/>
+              </w:rPr>
+              <w:t>0.278 USD</w:t>
+            </w:r>
+          </w:p>
+        </w:tc>
+      </w:tr>
+      <w:tr>
+        <w:tc>
+          <w:tcPr>
+            <w:tcW w:w="3010" w:type="dxa"/>
+          </w:tcPr>
+          <w:p>
+            <w:r>
+              <w:rPr>
+                <w:sz w:val="19"/>
+              </w:rPr>
+              <w:t>Public IP, Standard static</w:t>
+            </w:r>
+          </w:p>
+        </w:tc>
+        <w:tc>
+          <w:tcPr>
+            <w:tcW w:w="3010" w:type="dxa"/>
+          </w:tcPr>
+          <w:p>
+            <w:r>
+              <w:rPr>
+                <w:sz w:val="19"/>
+              </w:rPr>
+              <w:t>0.005 USD/hour (also while the VM is stopped)</w:t>
+            </w:r>
+          </w:p>
+        </w:tc>
+        <w:tc>
+          <w:tcPr>
+            <w:tcW w:w="3010" w:type="dxa"/>
+          </w:tcPr>
+          <w:p>
+            <w:r>
+              <w:rPr>
+                <w:sz w:val="19"/>
+              </w:rPr>
+              <w:t>0.120 USD</w:t>
+            </w:r>
+          </w:p>
+        </w:tc>
+      </w:tr>
+      <w:tr>
+        <w:tc>
+          <w:tcPr>
+            <w:tcW w:w="3010" w:type="dxa"/>
+          </w:tcPr>
+          <w:p>
+            <w:r>
+              <w:rPr>
+                <w:sz w:val="19"/>
+              </w:rPr>
+              <w:t>OS disk, Standard SSD E4 (30 GB)</w:t>
+            </w:r>
+          </w:p>
+        </w:tc>
+        <w:tc>
+          <w:tcPr>
+            <w:tcW w:w="3010" w:type="dxa"/>
+          </w:tcPr>
+          <w:p>
+            <w:r>
+              <w:rPr>
+                <w:sz w:val="19"/>
+              </w:rPr>
+              <w:t>2.40 USD/month</w:t>
+            </w:r>
+          </w:p>
+        </w:tc>
+        <w:tc>
+          <w:tcPr>
+            <w:tcW w:w="3010" w:type="dxa"/>
+          </w:tcPr>
+          <w:p>
+            <w:r>
+              <w:rPr>
+                <w:sz w:val="19"/>
+              </w:rPr>
+              <w:t>0.079 USD</w:t>
+            </w:r>
+          </w:p>
+        </w:tc>
+      </w:tr>
+      <w:tr>
+        <w:tc>
+          <w:tcPr>
+            <w:tcW w:w="3010" w:type="dxa"/>
+          </w:tcPr>
+          <w:p>
+            <w:r>
+              <w:rPr>
+                <w:sz w:val="19"/>
+              </w:rPr>
+              <w:t>NSG, VNet, NIC, budget</w:t>
             </w:r>
           </w:p>
         </w:tc>
@@ -4850,7 +6506,7 @@
               <w:rPr>
                 <w:sz w:val="19"/>
               </w:rPr>
-              <w:t xml:space="preserve"> or auto-shutdown at 02:00 IST</w:t>
+              <w:t xml:space="preserve"> (phase 1 also: auto-shutdown at 02:00 IST)</w:t>
             </w:r>
           </w:p>
         </w:tc>
@@ -5033,115 +6689,16 @@
     </w:p>
     <w:p>
       <w:r>
-        <w:t>All charges come out of the Azure for Students credit; no credit card is linked. With 100 USD of credit, this setup could run nonstop for roughly 200 days.</w:t>
-      </w:r>
-    </w:p>
-    <w:p>
-      <w:pPr>
-        <w:pStyle w:val="Heading1"/>
-      </w:pPr>
-      <w:bookmarkStart w:id="7" w:name="_Toc241855866"/>
-      <w:r>
-        <w:t>8. Limitations</w:t>
-      </w:r>
-      <w:bookmarkEnd w:id="7"/>
-    </w:p>
-    <w:p>
-      <w:pPr>
-        <w:pStyle w:val="ListBullet"/>
-      </w:pPr>
+        <w:t xml:space="preserve">All charges come out of the Azure for Students credit; no credit card is linked. Since phase 2 the VM runs </w:t>
+      </w:r>
       <w:r>
         <w:rPr>
           <w:b/>
         </w:rPr>
-        <w:t>HTTP only, no HTTPS.</w:t>
-      </w:r>
-      <w:r>
-        <w:t xml:space="preserve"> There is no domain name, so no TLS certificate. Traffic, including task text, is unencrypted. Next step: a domain plus Let's Encrypt via certbot, or Azure Front Door.</w:t>
-      </w:r>
-    </w:p>
-    <w:p>
-      <w:pPr>
-        <w:pStyle w:val="ListBullet"/>
-      </w:pPr>
-      <w:r>
-        <w:rPr>
-          <w:b/>
-        </w:rPr>
-        <w:t>Single VM, single app process.</w:t>
-      </w:r>
-      <w:r>
-        <w:t xml:space="preserve"> No redundancy or load balancing. The rate limiter keeps its counters in one process's memory and loses them on restart. Restarts or VM maintenance cause downtime.</w:t>
-      </w:r>
-    </w:p>
-    <w:p>
-      <w:pPr>
-        <w:pStyle w:val="ListBullet"/>
-      </w:pPr>
-      <w:r>
-        <w:rPr>
-          <w:b/>
-        </w:rPr>
-        <w:t>Everyone shares one board.</w:t>
-      </w:r>
-      <w:r>
-        <w:t xml:space="preserve"> There are no user accounts, so anyone with the URL can edit or delete tasks. Abuse is limited by validation, a 300-task cap and the rate limit, not by authentication.</w:t>
-      </w:r>
-    </w:p>
-    <w:p>
-      <w:pPr>
-        <w:pStyle w:val="ListBullet"/>
-      </w:pPr>
-      <w:r>
-        <w:rPr>
-          <w:b/>
-        </w:rPr>
-        <w:t>SQLite on the VM's OS disk.</w:t>
-      </w:r>
-      <w:r>
-        <w:t xml:space="preserve"> Data is lost when the resource group is destroyed, and there are no backups. A managed database or disk snapshots would fix that.</w:t>
-      </w:r>
-    </w:p>
-    <w:p>
-      <w:pPr>
-        <w:pStyle w:val="ListBullet"/>
-      </w:pPr>
-      <w:r>
-        <w:rPr>
-          <w:b/>
-        </w:rPr>
-        <w:t>Shared IP addresses.</w:t>
-      </w:r>
-      <w:r>
-        <w:t xml:space="preserve"> Many people behind one NAT (for example a college network) share the 300-requests-per-minute budget. About 11 VM status tabs can poll at the same time from one IP.</w:t>
-      </w:r>
-    </w:p>
-    <w:p>
-      <w:pPr>
-        <w:pStyle w:val="ListBullet"/>
-      </w:pPr>
-      <w:r>
-        <w:rPr>
-          <w:b/>
-        </w:rPr>
-        <w:t>The paused state still costs money</w:t>
-      </w:r>
-      <w:r>
-        <w:t>, because the Standard static IP is billed while the VM is stopped.</w:t>
-      </w:r>
-    </w:p>
-    <w:p>
-      <w:pPr>
-        <w:pStyle w:val="ListBullet"/>
-      </w:pPr>
-      <w:r>
-        <w:rPr>
-          <w:b/>
-        </w:rPr>
-        <w:t>The SSH rule depends on my IP.</w:t>
-      </w:r>
-      <w:r>
-        <w:t xml:space="preserve"> If my ISP changes my IP, SSH is blocked until </w:t>
+        <w:t>24/7: about 0.48 USD/day or 14.5 USD/month, so 100 USD of credit lasts about 209 days (until about the end of April 2027)</w:t>
+      </w:r>
+      <w:r>
+        <w:t xml:space="preserve">. The budget </w:t>
       </w:r>
       <w:r>
         <w:rPr>
@@ -5149,11 +6706,22 @@
           <w:color w:val="5B4BA8"/>
           <w:sz w:val="19"/>
         </w:rPr>
-        <w:t>start.ps1</w:t>
-      </w:r>
-      <w:r>
-        <w:t xml:space="preserve"> (or a manual rule update) re-pins it.</w:t>
-      </w:r>
+        <w:t>cloudtasks-budget</w:t>
+      </w:r>
+      <w:r>
+        <w:t xml:space="preserve"> (10 USD/month) e-mails at 50% and 100% of actual cost and at 100% of forecast cost (Listing 9). The domain was already owned, so HTTPS added no cost: Let's Encrypt certificates and Cloudflare DNS are free.</w:t>
+      </w:r>
+    </w:p>
+    <w:p>
+      <w:pPr>
+        <w:pStyle w:val="Heading1"/>
+      </w:pPr>
+      <w:bookmarkStart w:id="8" w:name="_Toc241862297"/>
+      <w:r>
+        <w:lastRenderedPageBreak/>
+        <w:t>8. Limitations</w:t>
+      </w:r>
+      <w:bookmarkEnd w:id="8"/>
     </w:p>
     <w:p>
       <w:pPr>
@@ -5161,12 +6729,138 @@
       </w:pPr>
       <w:r>
         <w:rPr>
+          <w:i/>
+        </w:rPr>
+        <w:t>Fixed in phase 2:</w:t>
+      </w:r>
+      <w:r>
+        <w:t xml:space="preserve"> the site was HTTP only (now HTTPS with HSTS) and everyone shared one board (now invite-only accounts with per-user tasks).</w:t>
+      </w:r>
+    </w:p>
+    <w:p>
+      <w:pPr>
+        <w:pStyle w:val="ListBullet"/>
+      </w:pPr>
+      <w:r>
+        <w:rPr>
           <w:b/>
         </w:rPr>
-        <w:t>No Trusted Launch.</w:t>
-      </w:r>
-      <w:r>
-        <w:t xml:space="preserve"> The VM uses the </w:t>
+        <w:t>No MFA, no self-service password reset.</w:t>
+      </w:r>
+      <w:r>
+        <w:t xml:space="preserve"> Accounts are managed by hand with the CLI.</w:t>
+      </w:r>
+    </w:p>
+    <w:p>
+      <w:pPr>
+        <w:pStyle w:val="ListBullet"/>
+      </w:pPr>
+      <w:r>
+        <w:rPr>
+          <w:b/>
+        </w:rPr>
+        <w:t>No CDN or WAF.</w:t>
+      </w:r>
+      <w:r>
+        <w:t xml:space="preserve"> Cloudflare is used for DNS only, so traffic goes straight to the VM; a large attack could overwhelm it.</w:t>
+      </w:r>
+    </w:p>
+    <w:p>
+      <w:pPr>
+        <w:pStyle w:val="ListBullet"/>
+      </w:pPr>
+      <w:r>
+        <w:rPr>
+          <w:b/>
+        </w:rPr>
+        <w:t>In-memory limits.</w:t>
+      </w:r>
+      <w:r>
+        <w:t xml:space="preserve"> Rate-limit and sign-in counters live in one process and reset when the app restarts.</w:t>
+      </w:r>
+    </w:p>
+    <w:p>
+      <w:pPr>
+        <w:pStyle w:val="ListBullet"/>
+      </w:pPr>
+      <w:r>
+        <w:rPr>
+          <w:b/>
+        </w:rPr>
+        <w:t>Single VM, single app process.</w:t>
+      </w:r>
+      <w:r>
+        <w:t xml:space="preserve"> No redundancy or load balancing. The rate limiter keeps its counters in one process's memory and loses them on restart. Restarts or VM maintenance cause downtime.</w:t>
+      </w:r>
+    </w:p>
+    <w:p>
+      <w:pPr>
+        <w:pStyle w:val="ListBullet"/>
+      </w:pPr>
+      <w:r>
+        <w:rPr>
+          <w:b/>
+        </w:rPr>
+        <w:t>SQLite on the VM's OS disk.</w:t>
+      </w:r>
+      <w:r>
+        <w:t xml:space="preserve"> Data is lost when the resource group is destroyed, and there are no backups. A managed database or disk snapshots would fix that.</w:t>
+      </w:r>
+    </w:p>
+    <w:p>
+      <w:pPr>
+        <w:pStyle w:val="ListBullet"/>
+      </w:pPr>
+      <w:r>
+        <w:rPr>
+          <w:b/>
+        </w:rPr>
+        <w:t>Shared IP addresses.</w:t>
+      </w:r>
+      <w:r>
+        <w:t xml:space="preserve"> Many people behind one NAT (for example a college network) share the 300-requests-per-minute budget (60 for the demo account). About 11 VM status tabs (2 for the demo) can poll at the same time from one IP.</w:t>
+      </w:r>
+    </w:p>
+    <w:p>
+      <w:pPr>
+        <w:pStyle w:val="ListBullet"/>
+      </w:pPr>
+      <w:r>
+        <w:rPr>
+          <w:b/>
+        </w:rPr>
+        <w:t>The paused state still costs money</w:t>
+      </w:r>
+      <w:r>
+        <w:t>, because the Standard static IP is billed while the VM is stopped. Running 24/7 uses up the student credit in about 7 months.</w:t>
+      </w:r>
+    </w:p>
+    <w:p>
+      <w:pPr>
+        <w:pStyle w:val="ListBullet"/>
+      </w:pPr>
+      <w:r>
+        <w:rPr>
+          <w:b/>
+        </w:rPr>
+        <w:t>HSTS is a commitment.</w:t>
+      </w:r>
+      <w:r>
+        <w:t xml:space="preserve"> Browsers now insist on HTTPS for this name for a year; going back to HTTP would require waiting that out.</w:t>
+      </w:r>
+    </w:p>
+    <w:p>
+      <w:pPr>
+        <w:pStyle w:val="ListBullet"/>
+      </w:pPr>
+      <w:r>
+        <w:rPr>
+          <w:b/>
+        </w:rPr>
+        <w:t>The SSH rule depends on my IP.</w:t>
+      </w:r>
+      <w:r>
+        <w:t xml:space="preserve"> If my ISP changes my IP, SSH is blocked until </w:t>
       </w:r>
       <w:r>
         <w:rPr>
@@ -5174,10 +6868,10 @@
           <w:color w:val="5B4BA8"/>
           <w:sz w:val="19"/>
         </w:rPr>
-        <w:t>Standard</w:t>
-      </w:r>
-      <w:r>
-        <w:t xml:space="preserve"> security type: the Azure CLI default didn't enable Trusted Launch for this Arm64 VM.</w:t>
+        <w:t>start.ps1</w:t>
+      </w:r>
+      <w:r>
+        <w:t xml:space="preserve"> (or a manual rule update) re-pins it.</w:t>
       </w:r>
     </w:p>
     <w:p>
@@ -5188,54 +6882,10 @@
         <w:rPr>
           <w:b/>
         </w:rPr>
-        <w:t>The image is built on the VM.</w:t>
-      </w:r>
-      <w:r>
-        <w:t xml:space="preserve"> That takes a few minutes on a small burstable VM. A container registry with a prebuilt arm64 image would make deployments faster and more reproducible.</w:t>
-      </w:r>
-    </w:p>
-    <w:p>
-      <w:pPr>
-        <w:pStyle w:val="Heading1"/>
-      </w:pPr>
-      <w:bookmarkStart w:id="8" w:name="_Toc241855867"/>
-      <w:r>
-        <w:lastRenderedPageBreak/>
-        <w:t>9. What I learned</w:t>
-      </w:r>
-      <w:bookmarkEnd w:id="8"/>
-    </w:p>
-    <w:p>
-      <w:pPr>
-        <w:shd w:val="clear" w:color="auto" w:fill="FFE9A8"/>
-        <w:ind w:left="288" w:right="288"/>
-      </w:pPr>
-      <w:r>
-        <w:rPr>
-          <w:b/>
-          <w:sz w:val="21"/>
-        </w:rPr>
-        <w:t>PENDING:</w:t>
-      </w:r>
-      <w:r>
-        <w:rPr>
-          <w:sz w:val="21"/>
-        </w:rPr>
-        <w:t xml:space="preserve"> the points below are notes drafted from what happened during the build. Rewrite them in your own words before submitting.</w:t>
-      </w:r>
-    </w:p>
-    <w:p>
-      <w:pPr>
-        <w:pStyle w:val="ListBullet"/>
-      </w:pPr>
-      <w:r>
-        <w:rPr>
-          <w:b/>
-        </w:rPr>
-        <w:t>Student policies shape the architecture.</w:t>
-      </w:r>
-      <w:r>
-        <w:t xml:space="preserve"> The region I would have picked first (close to India) wasn't allowed. Of the allowed ones, only East Asia had both auto-shutdown support and VM sizes my subscription could use. Checking </w:t>
+        <w:t>No Trusted Launch.</w:t>
+      </w:r>
+      <w:r>
+        <w:t xml:space="preserve"> The VM uses the </w:t>
       </w:r>
       <w:r>
         <w:rPr>
@@ -5243,10 +6893,10 @@
           <w:color w:val="5B4BA8"/>
           <w:sz w:val="19"/>
         </w:rPr>
-        <w:t>az vm list-skus</w:t>
-      </w:r>
-      <w:r>
-        <w:t xml:space="preserve"> restrictions per subscription, not just the region list, saved a failed deployment.</w:t>
+        <w:t>Standard</w:t>
+      </w:r>
+      <w:r>
+        <w:t xml:space="preserve"> security type: the Azure CLI default didn't enable Trusted Launch for this Arm64 VM.</w:t>
       </w:r>
     </w:p>
     <w:p>
@@ -5257,10 +6907,39 @@
         <w:rPr>
           <w:b/>
         </w:rPr>
-        <w:t>"Stopped" is not "deallocated", and deallocated isn't free.</w:t>
-      </w:r>
-      <w:r>
-        <w:t xml:space="preserve"> Only deallocation stops VM billing. Disks and Standard static IPs keep costing money, which is why my paused state still costs 0.199 USD/day.</w:t>
+        <w:t>The image is built on the VM.</w:t>
+      </w:r>
+      <w:r>
+        <w:t xml:space="preserve"> That takes a few minutes on a small burstable VM. A container registry with a prebuilt arm64 image would make deployments faster and more reproducible.</w:t>
+      </w:r>
+    </w:p>
+    <w:p>
+      <w:pPr>
+        <w:pStyle w:val="Heading1"/>
+      </w:pPr>
+      <w:bookmarkStart w:id="9" w:name="_Toc241862298"/>
+      <w:r>
+        <w:t>9. What I learned</w:t>
+      </w:r>
+      <w:bookmarkEnd w:id="9"/>
+    </w:p>
+    <w:p>
+      <w:pPr>
+        <w:shd w:val="clear" w:color="auto" w:fill="FFE9A8"/>
+        <w:ind w:left="288" w:right="288"/>
+      </w:pPr>
+      <w:r>
+        <w:rPr>
+          <w:b/>
+          <w:sz w:val="21"/>
+        </w:rPr>
+        <w:t>PENDING:</w:t>
+      </w:r>
+      <w:r>
+        <w:rPr>
+          <w:sz w:val="21"/>
+        </w:rPr>
+        <w:t xml:space="preserve"> the points below are notes drafted from what happened during the build. Rewrite them in your own words before submitting.</w:t>
       </w:r>
     </w:p>
     <w:p>
@@ -5271,38 +6950,10 @@
         <w:rPr>
           <w:b/>
         </w:rPr>
-        <w:t>ARM is a real option for small workloads.</w:t>
-      </w:r>
-      <w:r>
-        <w:t xml:space="preserve"> It was the cheapest size available; the only extra work was checking that every image and Python package had an arm64 build.</w:t>
-      </w:r>
-    </w:p>
-    <w:p>
-      <w:pPr>
-        <w:pStyle w:val="ListBullet"/>
-      </w:pPr>
-      <w:r>
-        <w:rPr>
-          <w:b/>
-        </w:rPr>
-        <w:t>Defence in depth works in layers.</w:t>
-      </w:r>
-      <w:r>
-        <w:t xml:space="preserve"> The NSG decides who reaches the VM, nginx is the only door into Docker, the internal network keeps the app off the internet, and the container itself is non-root and read-only. Each layer still helps if another one fails.</w:t>
-      </w:r>
-    </w:p>
-    <w:p>
-      <w:pPr>
-        <w:pStyle w:val="ListBullet"/>
-      </w:pPr>
-      <w:r>
-        <w:rPr>
-          <w:b/>
-        </w:rPr>
-        <w:t>Trusting proxy headers is a trap.</w:t>
-      </w:r>
-      <w:r>
-        <w:t xml:space="preserve"> Accepting </w:t>
+        <w:t>Student policies shape the architecture.</w:t>
+      </w:r>
+      <w:r>
+        <w:t xml:space="preserve"> The region I would have picked first (close to India) wasn't allowed. Of the allowed ones, only East Asia had both auto-shutdown support and VM sizes my subscription could use. Checking </w:t>
       </w:r>
       <w:r>
         <w:rPr>
@@ -5310,10 +6961,10 @@
           <w:color w:val="5B4BA8"/>
           <w:sz w:val="19"/>
         </w:rPr>
-        <w:t>X-Forwarded-For</w:t>
-      </w:r>
-      <w:r>
-        <w:t xml:space="preserve"> from anyone would let attackers bypass the rate limit just by changing a header. Trusting it only from nginx's fixed IP, and testing that, closed the gap.</w:t>
+        <w:t>az vm list-skus</w:t>
+      </w:r>
+      <w:r>
+        <w:t xml:space="preserve"> restrictions per subscription, not just the region list, saved a failed deployment.</w:t>
       </w:r>
     </w:p>
     <w:p>
@@ -5324,10 +6975,10 @@
         <w:rPr>
           <w:b/>
         </w:rPr>
-        <w:t>Hardening has side effects.</w:t>
-      </w:r>
-      <w:r>
-        <w:t xml:space="preserve"> Cutting the app off from the internet also cut it off from Azure's metadata service. I solved that by passing non-secret values in from the deploy script and labelling their source honestly in the UI.</w:t>
+        <w:t>"Stopped" is not "deallocated", and deallocated isn't free.</w:t>
+      </w:r>
+      <w:r>
+        <w:t xml:space="preserve"> Only deallocation stops VM billing. Disks and Standard static IPs keep costing money, which is why my paused state still costs 0.199 USD/day.</w:t>
       </w:r>
     </w:p>
     <w:p>
@@ -5338,10 +6989,39 @@
         <w:rPr>
           <w:b/>
         </w:rPr>
-        <w:t>Windows tooling quirks matter for automation.</w:t>
-      </w:r>
-      <w:r>
-        <w:t xml:space="preserve"> </w:t>
+        <w:t>ARM is a real option for small workloads.</w:t>
+      </w:r>
+      <w:r>
+        <w:t xml:space="preserve"> It was the cheapest size available; the only extra work was checking that every image and Python package had an arm64 build.</w:t>
+      </w:r>
+    </w:p>
+    <w:p>
+      <w:pPr>
+        <w:pStyle w:val="ListBullet"/>
+      </w:pPr>
+      <w:r>
+        <w:rPr>
+          <w:b/>
+        </w:rPr>
+        <w:t>Defence in depth works in layers.</w:t>
+      </w:r>
+      <w:r>
+        <w:t xml:space="preserve"> The NSG decides who reaches the VM, nginx is the only door into Docker, the internal network keeps the app off the internet, and the container itself is non-root and read-only. Each layer still helps if another one fails.</w:t>
+      </w:r>
+    </w:p>
+    <w:p>
+      <w:pPr>
+        <w:pStyle w:val="ListBullet"/>
+      </w:pPr>
+      <w:r>
+        <w:rPr>
+          <w:b/>
+        </w:rPr>
+        <w:lastRenderedPageBreak/>
+        <w:t>Trusting proxy headers is a trap.</w:t>
+      </w:r>
+      <w:r>
+        <w:t xml:space="preserve"> Accepting </w:t>
       </w:r>
       <w:r>
         <w:rPr>
@@ -5349,10 +7029,38 @@
           <w:color w:val="5B4BA8"/>
           <w:sz w:val="19"/>
         </w:rPr>
-        <w:t>az</w:t>
-      </w:r>
-      <w:r>
-        <w:t xml:space="preserve"> on Windows runs through </w:t>
+        <w:t>X-Forwarded-For</w:t>
+      </w:r>
+      <w:r>
+        <w:t xml:space="preserve"> from anyone would let attackers bypass the rate limit just by changing a header. Trusting it only from nginx's fixed IP, and testing that, closed the gap.</w:t>
+      </w:r>
+    </w:p>
+    <w:p>
+      <w:pPr>
+        <w:pStyle w:val="ListBullet"/>
+      </w:pPr>
+      <w:r>
+        <w:rPr>
+          <w:b/>
+        </w:rPr>
+        <w:t>Hardening has side effects.</w:t>
+      </w:r>
+      <w:r>
+        <w:t xml:space="preserve"> Cutting the app off from the internet also cut it off from Azure's metadata service. I solved that by passing non-secret values in from the deploy script and labelling their source honestly in the UI.</w:t>
+      </w:r>
+    </w:p>
+    <w:p>
+      <w:pPr>
+        <w:pStyle w:val="ListBullet"/>
+      </w:pPr>
+      <w:r>
+        <w:rPr>
+          <w:b/>
+        </w:rPr>
+        <w:t>Windows tooling quirks matter for automation.</w:t>
+      </w:r>
+      <w:r>
+        <w:t xml:space="preserve"> </w:t>
       </w:r>
       <w:r>
         <w:rPr>
@@ -5360,10 +7068,10 @@
           <w:color w:val="5B4BA8"/>
           <w:sz w:val="19"/>
         </w:rPr>
-        <w:t>cmd.exe</w:t>
-      </w:r>
-      <w:r>
-        <w:t xml:space="preserve">, which cut a URL at its </w:t>
+        <w:t>az</w:t>
+      </w:r>
+      <w:r>
+        <w:t xml:space="preserve"> on Windows runs through </w:t>
       </w:r>
       <w:r>
         <w:rPr>
@@ -5371,39 +7079,10 @@
           <w:color w:val="5B4BA8"/>
           <w:sz w:val="19"/>
         </w:rPr>
-        <w:t>&amp;</w:t>
-      </w:r>
-      <w:r>
-        <w:t>, and PowerShell 5.1 stripped quotes inside SSH commands. Running the scripts for real, not just writing them, exposed both bugs.</w:t>
-      </w:r>
-    </w:p>
-    <w:p>
-      <w:pPr>
-        <w:pStyle w:val="ListBullet"/>
-      </w:pPr>
-      <w:r>
-        <w:rPr>
-          <w:b/>
-        </w:rPr>
-        <w:t>Automation makes the cloud cheap to experiment with.</w:t>
-      </w:r>
-      <w:r>
-        <w:t xml:space="preserve"> One command deploys, one pauses, one destroys, and every step is verified from outside the VM.</w:t>
-      </w:r>
-    </w:p>
-    <w:p>
-      <w:pPr>
-        <w:pStyle w:val="Heading1"/>
-      </w:pPr>
-      <w:bookmarkStart w:id="9" w:name="_Toc241855868"/>
-      <w:r>
-        <w:t>10. Evidence</w:t>
-      </w:r>
-      <w:bookmarkEnd w:id="9"/>
-    </w:p>
-    <w:p>
-      <w:r>
-        <w:t xml:space="preserve">All evidence comes from the real deployment on 2 October 2026. Images were checked one by one: no subscription ID, tenant ID, password or home IP address appears in any of them. In terminal output, the deployer's home IP is replaced with </w:t>
+        <w:t>cmd.exe</w:t>
+      </w:r>
+      <w:r>
+        <w:t xml:space="preserve">, which cut a URL at its </w:t>
       </w:r>
       <w:r>
         <w:rPr>
@@ -5411,25 +7090,39 @@
           <w:color w:val="5B4BA8"/>
           <w:sz w:val="19"/>
         </w:rPr>
-        <w:t>&lt;home-ip-masked&gt;</w:t>
-      </w:r>
-      <w:r>
-        <w:t>; nothing else was changed.</w:t>
-      </w:r>
-    </w:p>
-    <w:p>
-      <w:pPr>
-        <w:pStyle w:val="Heading2"/>
-      </w:pPr>
-      <w:bookmarkStart w:id="10" w:name="_Toc241855869"/>
-      <w:r>
-        <w:t>10.1 Live site with the address bar</w:t>
+        <w:t>&amp;</w:t>
+      </w:r>
+      <w:r>
+        <w:t>, and PowerShell 5.1 stripped quotes inside SSH commands. Running the scripts for real, not just writing them, exposed both bugs.</w:t>
+      </w:r>
+    </w:p>
+    <w:p>
+      <w:pPr>
+        <w:pStyle w:val="ListBullet"/>
+      </w:pPr>
+      <w:r>
+        <w:rPr>
+          <w:b/>
+        </w:rPr>
+        <w:t>Automation makes the cloud cheap to experiment with.</w:t>
+      </w:r>
+      <w:r>
+        <w:t xml:space="preserve"> One command deploys, one pauses, one destroys, and every step is verified from outside the VM.</w:t>
+      </w:r>
+    </w:p>
+    <w:p>
+      <w:pPr>
+        <w:pStyle w:val="Heading1"/>
+      </w:pPr>
+      <w:bookmarkStart w:id="10" w:name="_Toc241862299"/>
+      <w:r>
+        <w:t>10. Evidence</w:t>
       </w:r>
       <w:bookmarkEnd w:id="10"/>
     </w:p>
     <w:p>
       <w:r>
-        <w:t xml:space="preserve">Captured from a real Chromium window with the Win32 </w:t>
+        <w:t xml:space="preserve">All evidence comes from the real deployment on 2 October 2026. Images were checked one by one: no subscription ID, tenant ID, password or home IP address appears in any of them. In terminal output, the deployer's home IP is replaced with </w:t>
       </w:r>
       <w:r>
         <w:rPr>
@@ -5437,10 +7130,25 @@
           <w:color w:val="5B4BA8"/>
           <w:sz w:val="19"/>
         </w:rPr>
-        <w:t>PrintWindow</w:t>
-      </w:r>
-      <w:r>
-        <w:t xml:space="preserve"> API (</w:t>
+        <w:t>&lt;home-ip-masked&gt;</w:t>
+      </w:r>
+      <w:r>
+        <w:t>; nothing else was changed.</w:t>
+      </w:r>
+    </w:p>
+    <w:p>
+      <w:pPr>
+        <w:pStyle w:val="Heading2"/>
+      </w:pPr>
+      <w:bookmarkStart w:id="11" w:name="_Toc241862300"/>
+      <w:r>
+        <w:t>10.1 Live site with the address bar</w:t>
+      </w:r>
+      <w:bookmarkEnd w:id="11"/>
+    </w:p>
+    <w:p>
+      <w:r>
+        <w:t xml:space="preserve">Captured from a real Chromium window with the Win32 </w:t>
       </w:r>
       <w:r>
         <w:rPr>
@@ -5448,6 +7156,17 @@
           <w:color w:val="5B4BA8"/>
           <w:sz w:val="19"/>
         </w:rPr>
+        <w:t>PrintWindow</w:t>
+      </w:r>
+      <w:r>
+        <w:t xml:space="preserve"> API (</w:t>
+      </w:r>
+      <w:r>
+        <w:rPr>
+          <w:rFonts w:ascii="Consolas" w:hAnsi="Consolas"/>
+          <w:color w:val="5B4BA8"/>
+          <w:sz w:val="19"/>
+        </w:rPr>
         <w:t>scripts/window_screenshots.py</w:t>
       </w:r>
       <w:r>
@@ -5463,9 +7182,8 @@
         <w:rPr>
           <w:noProof/>
         </w:rPr>
-        <w:lastRenderedPageBreak/>
         <w:drawing>
-          <wp:inline distT="0" distB="0" distL="0" distR="0" wp14:anchorId="38EB25F1" wp14:editId="301B58CE">
+          <wp:inline distT="0" distB="0" distL="0" distR="0" wp14:anchorId="34B5718E" wp14:editId="2FD23086">
             <wp:extent cx="5760720" cy="3769111"/>
             <wp:effectExtent l="0" t="0" r="0" b="0"/>
             <wp:docPr id="2" name="Picture 2"/>
@@ -5540,8 +7258,9 @@
         <w:rPr>
           <w:noProof/>
         </w:rPr>
+        <w:lastRenderedPageBreak/>
         <w:drawing>
-          <wp:inline distT="0" distB="0" distL="0" distR="0" wp14:anchorId="242AB0E7" wp14:editId="14D14E22">
+          <wp:inline distT="0" distB="0" distL="0" distR="0" wp14:anchorId="2D9C59A6" wp14:editId="62280E65">
             <wp:extent cx="5760720" cy="3769111"/>
             <wp:effectExtent l="0" t="0" r="0" b="0"/>
             <wp:docPr id="3" name="Picture 3"/>
@@ -5599,9 +7318,8 @@
         <w:rPr>
           <w:noProof/>
         </w:rPr>
-        <w:lastRenderedPageBreak/>
         <w:drawing>
-          <wp:inline distT="0" distB="0" distL="0" distR="0" wp14:anchorId="3CAF3B61" wp14:editId="2985C797">
+          <wp:inline distT="0" distB="0" distL="0" distR="0" wp14:anchorId="35BD1168" wp14:editId="31519F05">
             <wp:extent cx="5760720" cy="3769111"/>
             <wp:effectExtent l="0" t="0" r="0" b="0"/>
             <wp:docPr id="4" name="Picture 4"/>
@@ -5695,7 +7413,7 @@
         </w:rPr>
         <w:lastRenderedPageBreak/>
         <w:drawing>
-          <wp:inline distT="0" distB="0" distL="0" distR="0" wp14:anchorId="0C46AD0C" wp14:editId="0E6959E3">
+          <wp:inline distT="0" distB="0" distL="0" distR="0" wp14:anchorId="234E4D4C" wp14:editId="0DF82538">
             <wp:extent cx="2651760" cy="4928470"/>
             <wp:effectExtent l="0" t="0" r="0" b="0"/>
             <wp:docPr id="5" name="Picture 5"/>
@@ -5755,7 +7473,7 @@
         </w:rPr>
         <w:lastRenderedPageBreak/>
         <w:drawing>
-          <wp:inline distT="0" distB="0" distL="0" distR="0" wp14:anchorId="7AAA199A" wp14:editId="6AA5155D">
+          <wp:inline distT="0" distB="0" distL="0" distR="0" wp14:anchorId="03B88933" wp14:editId="59741150">
             <wp:extent cx="2651760" cy="4928470"/>
             <wp:effectExtent l="0" t="0" r="0" b="0"/>
             <wp:docPr id="6" name="Picture 6"/>
@@ -5808,11 +7526,11 @@
       <w:pPr>
         <w:pStyle w:val="Heading2"/>
       </w:pPr>
-      <w:bookmarkStart w:id="11" w:name="_Toc241855870"/>
+      <w:bookmarkStart w:id="12" w:name="_Toc241862301"/>
       <w:r>
         <w:t>10.2 Full-page views (light and dark)</w:t>
       </w:r>
-      <w:bookmarkEnd w:id="11"/>
+      <w:bookmarkEnd w:id="12"/>
     </w:p>
     <w:p>
       <w:r>
@@ -5841,7 +7559,7 @@
         </w:rPr>
         <w:lastRenderedPageBreak/>
         <w:drawing>
-          <wp:inline distT="0" distB="0" distL="0" distR="0" wp14:anchorId="5A318AB1" wp14:editId="39A29672">
+          <wp:inline distT="0" distB="0" distL="0" distR="0" wp14:anchorId="54C91536" wp14:editId="413F88B7">
             <wp:extent cx="5760720" cy="4764596"/>
             <wp:effectExtent l="0" t="0" r="0" b="0"/>
             <wp:docPr id="7" name="Picture 7"/>
@@ -5901,7 +7619,7 @@
         </w:rPr>
         <w:lastRenderedPageBreak/>
         <w:drawing>
-          <wp:inline distT="0" distB="0" distL="0" distR="0" wp14:anchorId="2D726DB4" wp14:editId="19E76783">
+          <wp:inline distT="0" distB="0" distL="0" distR="0" wp14:anchorId="3D6CB4FD" wp14:editId="0E6825F4">
             <wp:extent cx="5760720" cy="4604576"/>
             <wp:effectExtent l="0" t="0" r="0" b="0"/>
             <wp:docPr id="8" name="Picture 8"/>
@@ -5960,7 +7678,7 @@
           <w:noProof/>
         </w:rPr>
         <w:drawing>
-          <wp:inline distT="0" distB="0" distL="0" distR="0" wp14:anchorId="5D7ACD40" wp14:editId="4B210716">
+          <wp:inline distT="0" distB="0" distL="0" distR="0" wp14:anchorId="4C84C586" wp14:editId="1C9A9540">
             <wp:extent cx="5760720" cy="3600450"/>
             <wp:effectExtent l="0" t="0" r="0" b="0"/>
             <wp:docPr id="9" name="Picture 9"/>
@@ -6205,11 +7923,11 @@
       <w:pPr>
         <w:pStyle w:val="Heading2"/>
       </w:pPr>
-      <w:bookmarkStart w:id="12" w:name="_Toc241855871"/>
+      <w:bookmarkStart w:id="13" w:name="_Toc241862302"/>
       <w:r>
         <w:t>10.3 Terminal evidence</w:t>
       </w:r>
-      <w:bookmarkEnd w:id="12"/>
+      <w:bookmarkEnd w:id="13"/>
     </w:p>
     <w:p>
       <w:pPr>
@@ -7048,11 +8766,11 @@
       <w:pPr>
         <w:pStyle w:val="Heading2"/>
       </w:pPr>
-      <w:bookmarkStart w:id="13" w:name="_Toc241855872"/>
+      <w:bookmarkStart w:id="14" w:name="_Toc241862303"/>
       <w:r>
         <w:t>10.4 Azure portal</w:t>
       </w:r>
-      <w:bookmarkEnd w:id="13"/>
+      <w:bookmarkEnd w:id="14"/>
     </w:p>
     <w:p>
       <w:r>
@@ -7577,86 +9295,29 @@
       <w:pPr>
         <w:pStyle w:val="Heading2"/>
       </w:pPr>
-      <w:bookmarkStart w:id="14" w:name="_Toc241855873"/>
-      <w:r>
-        <w:t>10.5 Paused state</w:t>
-      </w:r>
-      <w:bookmarkEnd w:id="14"/>
-    </w:p>
-    <w:p>
-      <w:pPr>
-        <w:shd w:val="clear" w:color="auto" w:fill="FFE9A8"/>
-        <w:ind w:left="288" w:right="288"/>
-      </w:pPr>
-      <w:r>
-        <w:rPr>
-          <w:b/>
-          <w:sz w:val="21"/>
-        </w:rPr>
-        <w:t>PENDING:</w:t>
-      </w:r>
-      <w:r>
-        <w:rPr>
-          <w:sz w:val="21"/>
-        </w:rPr>
-        <w:t xml:space="preserve"> real output of </w:t>
-      </w:r>
-      <w:r>
-        <w:rPr>
-          <w:rFonts w:ascii="Consolas" w:hAnsi="Consolas"/>
-          <w:color w:val="5B4BA8"/>
-          <w:sz w:val="21"/>
-        </w:rPr>
-        <w:t>./scripts/pause.ps1</w:t>
-      </w:r>
-      <w:r>
-        <w:rPr>
-          <w:sz w:val="21"/>
-        </w:rPr>
-        <w:t>, with its cost line.</w:t>
-      </w:r>
-    </w:p>
-    <w:p>
-      <w:pPr>
-        <w:shd w:val="clear" w:color="auto" w:fill="FFE9A8"/>
-        <w:ind w:left="288" w:right="288"/>
-      </w:pPr>
-      <w:r>
-        <w:rPr>
-          <w:b/>
-          <w:sz w:val="21"/>
-        </w:rPr>
-        <w:lastRenderedPageBreak/>
-        <w:t>PENDING:</w:t>
-      </w:r>
-      <w:r>
-        <w:rPr>
-          <w:sz w:val="21"/>
-        </w:rPr>
-        <w:t xml:space="preserve"> screenshot (j): VM Overview showing status </w:t>
-      </w:r>
-      <w:r>
-        <w:rPr>
-          <w:i/>
-          <w:sz w:val="21"/>
-        </w:rPr>
-        <w:t>Stopped (deallocated)</w:t>
-      </w:r>
-      <w:r>
-        <w:rPr>
-          <w:sz w:val="21"/>
-        </w:rPr>
-        <w:t>.</w:t>
-      </w:r>
-    </w:p>
-    <w:p>
+      <w:bookmarkStart w:id="15" w:name="_Toc241862304"/>
+      <w:r>
+        <w:t>10.6 Phase 2: HTTPS, accounts and 24/7 (2 October 2026)</w:t>
+      </w:r>
+      <w:bookmarkEnd w:id="15"/>
+    </w:p>
+    <w:p>
+      <w:r>
+        <w:t>All outputs below are real. Each listing says exactly what was shortened.</w:t>
+      </w:r>
+    </w:p>
+    <w:p>
+      <w:pPr>
+        <w:keepNext/>
+      </w:pPr>
       <w:r>
         <w:rPr>
           <w:i/>
           <w:color w:val="5C5562"/>
           <w:sz w:val="19"/>
         </w:rPr>
-        <w:t xml:space="preserve">Figure 18: (j) VM Overview after </w:t>
+        <w:lastRenderedPageBreak/>
+        <w:t xml:space="preserve">Listing 4: </w:t>
       </w:r>
       <w:r>
         <w:rPr>
@@ -7665,7 +9326,7 @@
           <w:color w:val="5B4BA8"/>
           <w:sz w:val="19"/>
         </w:rPr>
-        <w:t>pause.ps1</w:t>
+        <w:t>./scripts/update.ps1</w:t>
       </w:r>
       <w:r>
         <w:rPr>
@@ -7673,12 +9334,1754 @@
           <w:color w:val="5C5562"/>
           <w:sz w:val="19"/>
         </w:rPr>
+        <w:t xml:space="preserve"> migrating the live VM, about 12:50 UTC (the certificate was issued at 12:49). Shortened: the </w:t>
+      </w:r>
+      <w:r>
+        <w:rPr>
+          <w:rFonts w:ascii="Consolas" w:hAnsi="Consolas"/>
+          <w:i/>
+          <w:color w:val="5B4BA8"/>
+          <w:sz w:val="19"/>
+        </w:rPr>
+        <w:t>git pull</w:t>
+      </w:r>
+      <w:r>
+        <w:rPr>
+          <w:i/>
+          <w:color w:val="5C5562"/>
+          <w:sz w:val="19"/>
+        </w:rPr>
+        <w:t xml:space="preserve"> file list and the progress dots are omitted.</w:t>
+      </w:r>
+    </w:p>
+    <w:p>
+      <w:pPr>
+        <w:keepNext/>
+        <w:shd w:val="clear" w:color="auto" w:fill="F5EFE9"/>
+        <w:spacing w:before="80" w:after="0" w:line="240" w:lineRule="auto"/>
+      </w:pPr>
+      <w:r>
+        <w:rPr>
+          <w:rFonts w:ascii="Consolas" w:hAnsi="Consolas"/>
+          <w:sz w:val="13"/>
+        </w:rPr>
+        <w:t>==&gt; Network: HTTPS rule and 24/7 hosting</w:t>
+      </w:r>
+    </w:p>
+    <w:p>
+      <w:pPr>
+        <w:keepNext/>
+        <w:shd w:val="clear" w:color="auto" w:fill="F5EFE9"/>
+        <w:spacing w:after="0" w:line="240" w:lineRule="auto"/>
+      </w:pPr>
+      <w:r>
+        <w:rPr>
+          <w:rFonts w:ascii="Consolas" w:hAnsi="Consolas"/>
+          <w:sz w:val="13"/>
+        </w:rPr>
+        <w:t xml:space="preserve">    OK  Added NSG rule AllowHttps (443 from Internet)</w:t>
+      </w:r>
+    </w:p>
+    <w:p>
+      <w:pPr>
+        <w:keepNext/>
+        <w:shd w:val="clear" w:color="auto" w:fill="F5EFE9"/>
+        <w:spacing w:after="0" w:line="240" w:lineRule="auto"/>
+      </w:pPr>
+      <w:r>
+        <w:rPr>
+          <w:rFonts w:ascii="Consolas" w:hAnsi="Consolas"/>
+          <w:sz w:val="13"/>
+        </w:rPr>
+        <w:t xml:space="preserve">    OK  Removed the daily auto-shutdown schedule (the VM now runs 24/7)</w:t>
+      </w:r>
+    </w:p>
+    <w:p>
+      <w:pPr>
+        <w:keepNext/>
+        <w:shd w:val="clear" w:color="auto" w:fill="F5EFE9"/>
+        <w:spacing w:after="0" w:line="240" w:lineRule="auto"/>
+      </w:pPr>
+      <w:r>
+        <w:rPr>
+          <w:rFonts w:ascii="Consolas" w:hAnsi="Consolas"/>
+          <w:sz w:val="13"/>
+        </w:rPr>
+        <w:t xml:space="preserve"> </w:t>
+      </w:r>
+    </w:p>
+    <w:p>
+      <w:pPr>
+        <w:keepNext/>
+        <w:shd w:val="clear" w:color="auto" w:fill="F5EFE9"/>
+        <w:spacing w:after="0" w:line="240" w:lineRule="auto"/>
+      </w:pPr>
+      <w:r>
+        <w:rPr>
+          <w:rFonts w:ascii="Consolas" w:hAnsi="Consolas"/>
+          <w:sz w:val="13"/>
+        </w:rPr>
+        <w:t>==&gt; Updating the configuration and code on 20.205.122.152</w:t>
+      </w:r>
+    </w:p>
+    <w:p>
+      <w:pPr>
+        <w:keepNext/>
+        <w:shd w:val="clear" w:color="auto" w:fill="F5EFE9"/>
+        <w:spacing w:after="0" w:line="240" w:lineRule="auto"/>
+      </w:pPr>
+      <w:r>
+        <w:rPr>
+          <w:rFonts w:ascii="Consolas" w:hAnsi="Consolas"/>
+          <w:sz w:val="13"/>
+        </w:rPr>
+        <w:t>968d8c9 Merge feature/https-auth: HTTPS, invite-only accounts, read-only demo, 24/7 hosting</w:t>
+      </w:r>
+    </w:p>
+    <w:p>
+      <w:pPr>
+        <w:keepNext/>
+        <w:shd w:val="clear" w:color="auto" w:fill="F5EFE9"/>
+        <w:spacing w:after="0" w:line="240" w:lineRule="auto"/>
+      </w:pPr>
+      <w:r>
+        <w:rPr>
+          <w:rFonts w:ascii="Consolas" w:hAnsi="Consolas"/>
+          <w:sz w:val="13"/>
+        </w:rPr>
+        <w:t xml:space="preserve"> Container cloudtasks-app Starting</w:t>
+      </w:r>
+    </w:p>
+    <w:p>
+      <w:pPr>
+        <w:keepNext/>
+        <w:shd w:val="clear" w:color="auto" w:fill="F5EFE9"/>
+        <w:spacing w:after="0" w:line="240" w:lineRule="auto"/>
+      </w:pPr>
+      <w:r>
+        <w:rPr>
+          <w:rFonts w:ascii="Consolas" w:hAnsi="Consolas"/>
+          <w:sz w:val="13"/>
+        </w:rPr>
+        <w:t xml:space="preserve"> Container cloudtasks-app Started</w:t>
+      </w:r>
+    </w:p>
+    <w:p>
+      <w:pPr>
+        <w:keepNext/>
+        <w:shd w:val="clear" w:color="auto" w:fill="F5EFE9"/>
+        <w:spacing w:after="0" w:line="240" w:lineRule="auto"/>
+      </w:pPr>
+      <w:r>
+        <w:rPr>
+          <w:rFonts w:ascii="Consolas" w:hAnsi="Consolas"/>
+          <w:sz w:val="13"/>
+        </w:rPr>
+        <w:t xml:space="preserve"> Container cloudtasks-app Waiting</w:t>
+      </w:r>
+    </w:p>
+    <w:p>
+      <w:pPr>
+        <w:keepNext/>
+        <w:shd w:val="clear" w:color="auto" w:fill="F5EFE9"/>
+        <w:spacing w:after="0" w:line="240" w:lineRule="auto"/>
+      </w:pPr>
+      <w:r>
+        <w:rPr>
+          <w:rFonts w:ascii="Consolas" w:hAnsi="Consolas"/>
+          <w:sz w:val="13"/>
+        </w:rPr>
+        <w:t xml:space="preserve"> Container cloudtasks-app Healthy</w:t>
+      </w:r>
+    </w:p>
+    <w:p>
+      <w:pPr>
+        <w:keepNext/>
+        <w:shd w:val="clear" w:color="auto" w:fill="F5EFE9"/>
+        <w:spacing w:after="0" w:line="240" w:lineRule="auto"/>
+      </w:pPr>
+      <w:r>
+        <w:rPr>
+          <w:rFonts w:ascii="Consolas" w:hAnsi="Consolas"/>
+          <w:sz w:val="13"/>
+        </w:rPr>
+        <w:t xml:space="preserve"> Container cloudtasks-caddy Starting</w:t>
+      </w:r>
+    </w:p>
+    <w:p>
+      <w:pPr>
+        <w:keepNext/>
+        <w:shd w:val="clear" w:color="auto" w:fill="F5EFE9"/>
+        <w:spacing w:after="0" w:line="240" w:lineRule="auto"/>
+      </w:pPr>
+      <w:r>
+        <w:rPr>
+          <w:rFonts w:ascii="Consolas" w:hAnsi="Consolas"/>
+          <w:sz w:val="13"/>
+        </w:rPr>
+        <w:t xml:space="preserve"> Container cloudtasks-caddy Started</w:t>
+      </w:r>
+    </w:p>
+    <w:p>
+      <w:pPr>
+        <w:keepNext/>
+        <w:shd w:val="clear" w:color="auto" w:fill="F5EFE9"/>
+        <w:spacing w:after="0" w:line="240" w:lineRule="auto"/>
+      </w:pPr>
+      <w:r>
+        <w:rPr>
+          <w:rFonts w:ascii="Consolas" w:hAnsi="Consolas"/>
+          <w:sz w:val="13"/>
+        </w:rPr>
+        <w:t>HOST_NAME=vm-cloudtasks</w:t>
+      </w:r>
+    </w:p>
+    <w:p>
+      <w:pPr>
+        <w:keepNext/>
+        <w:shd w:val="clear" w:color="auto" w:fill="F5EFE9"/>
+        <w:spacing w:after="0" w:line="240" w:lineRule="auto"/>
+      </w:pPr>
+      <w:r>
+        <w:rPr>
+          <w:rFonts w:ascii="Consolas" w:hAnsi="Consolas"/>
+          <w:sz w:val="13"/>
+        </w:rPr>
+        <w:t>SITE_ADDRESS=tasks.devanshlamba.in</w:t>
+      </w:r>
+    </w:p>
+    <w:p>
+      <w:pPr>
+        <w:keepNext/>
+        <w:shd w:val="clear" w:color="auto" w:fill="F5EFE9"/>
+        <w:spacing w:after="0" w:line="240" w:lineRule="auto"/>
+      </w:pPr>
+      <w:r>
+        <w:rPr>
+          <w:rFonts w:ascii="Consolas" w:hAnsi="Consolas"/>
+          <w:sz w:val="13"/>
+        </w:rPr>
+        <w:t>CANONICAL_URL=https://tasks.devanshlamba.in</w:t>
+      </w:r>
+    </w:p>
+    <w:p>
+      <w:pPr>
+        <w:keepNext/>
+        <w:shd w:val="clear" w:color="auto" w:fill="F5EFE9"/>
+        <w:spacing w:after="0" w:line="240" w:lineRule="auto"/>
+      </w:pPr>
+      <w:r>
+        <w:rPr>
+          <w:rFonts w:ascii="Consolas" w:hAnsi="Consolas"/>
+          <w:sz w:val="13"/>
+        </w:rPr>
+        <w:t>HSTS_MAX_AGE=0</w:t>
+      </w:r>
+    </w:p>
+    <w:p>
+      <w:pPr>
+        <w:keepNext/>
+        <w:shd w:val="clear" w:color="auto" w:fill="F5EFE9"/>
+        <w:spacing w:after="0" w:line="240" w:lineRule="auto"/>
+      </w:pPr>
+      <w:r>
+        <w:rPr>
+          <w:rFonts w:ascii="Consolas" w:hAnsi="Consolas"/>
+          <w:sz w:val="13"/>
+        </w:rPr>
+        <w:t xml:space="preserve"> </w:t>
+      </w:r>
+    </w:p>
+    <w:p>
+      <w:pPr>
+        <w:keepNext/>
+        <w:shd w:val="clear" w:color="auto" w:fill="F5EFE9"/>
+        <w:spacing w:after="0" w:line="240" w:lineRule="auto"/>
+      </w:pPr>
+      <w:r>
+        <w:rPr>
+          <w:rFonts w:ascii="Consolas" w:hAnsi="Consolas"/>
+          <w:sz w:val="13"/>
+        </w:rPr>
+        <w:t>==&gt; Verifying from this laptop</w:t>
+      </w:r>
+    </w:p>
+    <w:p>
+      <w:pPr>
+        <w:keepNext/>
+        <w:shd w:val="clear" w:color="auto" w:fill="F5EFE9"/>
+        <w:spacing w:after="0" w:line="240" w:lineRule="auto"/>
+      </w:pPr>
+      <w:r>
+        <w:rPr>
+          <w:rFonts w:ascii="Consolas" w:hAnsi="Consolas"/>
+          <w:sz w:val="13"/>
+        </w:rPr>
+        <w:t xml:space="preserve">    OK  tasks.devanshlamba.in resolves to 20.205.122.152</w:t>
+      </w:r>
+    </w:p>
+    <w:p>
+      <w:pPr>
+        <w:keepNext/>
+        <w:shd w:val="clear" w:color="auto" w:fill="F5EFE9"/>
+        <w:spacing w:after="0" w:line="240" w:lineRule="auto"/>
+      </w:pPr>
+      <w:r>
+        <w:rPr>
+          <w:rFonts w:ascii="Consolas" w:hAnsi="Consolas"/>
+          <w:sz w:val="13"/>
+        </w:rPr>
+        <w:t xml:space="preserve">    OK  Valid certificate for tasks.devanshlamba.in from YE2, expires 31 Dec 2026 (89 days left)</w:t>
+      </w:r>
+    </w:p>
+    <w:p>
+      <w:pPr>
+        <w:keepNext/>
+        <w:shd w:val="clear" w:color="auto" w:fill="F5EFE9"/>
+        <w:spacing w:after="0" w:line="240" w:lineRule="auto"/>
+      </w:pPr>
+      <w:r>
+        <w:rPr>
+          <w:rFonts w:ascii="Consolas" w:hAnsi="Consolas"/>
+          <w:sz w:val="13"/>
+        </w:rPr>
+        <w:t xml:space="preserve">    OK  http://tasks.devanshlamba.in redirects to HTTPS (308)</w:t>
+      </w:r>
+    </w:p>
+    <w:p>
+      <w:pPr>
+        <w:keepNext/>
+        <w:shd w:val="clear" w:color="auto" w:fill="F5EFE9"/>
+        <w:spacing w:after="0" w:line="240" w:lineRule="auto"/>
+      </w:pPr>
+      <w:r>
+        <w:rPr>
+          <w:rFonts w:ascii="Consolas" w:hAnsi="Consolas"/>
+          <w:sz w:val="13"/>
+        </w:rPr>
+        <w:t xml:space="preserve">    OK  https://tasks.devanshlamba.in/login returns the sign-in page</w:t>
+      </w:r>
+    </w:p>
+    <w:p>
+      <w:pPr>
+        <w:keepNext/>
+        <w:shd w:val="clear" w:color="auto" w:fill="F5EFE9"/>
+        <w:spacing w:after="0" w:line="240" w:lineRule="auto"/>
+      </w:pPr>
+      <w:r>
+        <w:rPr>
+          <w:rFonts w:ascii="Consolas" w:hAnsi="Consolas"/>
+          <w:sz w:val="13"/>
+        </w:rPr>
+        <w:t xml:space="preserve">    OK  https://tasks.devanshlamba.in/api/tasks without a session -&gt; 401</w:t>
+      </w:r>
+    </w:p>
+    <w:p>
+      <w:pPr>
+        <w:keepNext/>
+        <w:shd w:val="clear" w:color="auto" w:fill="F5EFE9"/>
+        <w:spacing w:after="0" w:line="240" w:lineRule="auto"/>
+      </w:pPr>
+      <w:r>
+        <w:rPr>
+          <w:rFonts w:ascii="Consolas" w:hAnsi="Consolas"/>
+          <w:sz w:val="13"/>
+        </w:rPr>
+        <w:t xml:space="preserve">    OK  https://tasks.devanshlamba.in/health -&gt; status=ok</w:t>
+      </w:r>
+    </w:p>
+    <w:p>
+      <w:pPr>
+        <w:keepNext/>
+        <w:shd w:val="clear" w:color="auto" w:fill="F5EFE9"/>
+        <w:spacing w:after="0" w:line="240" w:lineRule="auto"/>
+      </w:pPr>
+      <w:r>
+        <w:rPr>
+          <w:rFonts w:ascii="Consolas" w:hAnsi="Consolas"/>
+          <w:sz w:val="13"/>
+        </w:rPr>
+        <w:t xml:space="preserve"> </w:t>
+      </w:r>
+    </w:p>
+    <w:p>
+      <w:pPr>
+        <w:shd w:val="clear" w:color="auto" w:fill="F5EFE9"/>
+        <w:spacing w:after="0" w:line="240" w:lineRule="auto"/>
+      </w:pPr>
+      <w:r>
+        <w:rPr>
+          <w:rFonts w:ascii="Consolas" w:hAnsi="Consolas"/>
+          <w:sz w:val="13"/>
+        </w:rPr>
+        <w:t>Updated: https://tasks.devanshlamba.in/</w:t>
+      </w:r>
+    </w:p>
+    <w:p>
+      <w:pPr>
+        <w:spacing w:after="40"/>
+      </w:pPr>
+    </w:p>
+    <w:p>
+      <w:pPr>
+        <w:keepNext/>
+      </w:pPr>
+      <w:r>
+        <w:rPr>
+          <w:i/>
+          <w:color w:val="5C5562"/>
+          <w:sz w:val="19"/>
+        </w:rPr>
+        <w:t xml:space="preserve">Listing 5: the certificate, read with </w:t>
+      </w:r>
+      <w:r>
+        <w:rPr>
+          <w:rFonts w:ascii="Consolas" w:hAnsi="Consolas"/>
+          <w:i/>
+          <w:color w:val="5B4BA8"/>
+          <w:sz w:val="19"/>
+        </w:rPr>
+        <w:t>openssl s_client</w:t>
+      </w:r>
+      <w:r>
+        <w:rPr>
+          <w:i/>
+          <w:color w:val="5C5562"/>
+          <w:sz w:val="19"/>
+        </w:rPr>
+        <w:t xml:space="preserve"> and </w:t>
+      </w:r>
+      <w:r>
+        <w:rPr>
+          <w:rFonts w:ascii="Consolas" w:hAnsi="Consolas"/>
+          <w:i/>
+          <w:color w:val="5B4BA8"/>
+          <w:sz w:val="19"/>
+        </w:rPr>
+        <w:t>openssl x509 -noout -issuer -subject -dates</w:t>
+      </w:r>
+      <w:r>
+        <w:rPr>
+          <w:i/>
+          <w:color w:val="5C5562"/>
+          <w:sz w:val="19"/>
+        </w:rPr>
+        <w:t>. YE2 is a Let's Encrypt intermediate.</w:t>
+      </w:r>
+    </w:p>
+    <w:p>
+      <w:pPr>
+        <w:keepNext/>
+        <w:shd w:val="clear" w:color="auto" w:fill="F5EFE9"/>
+        <w:spacing w:before="80" w:after="0" w:line="240" w:lineRule="auto"/>
+      </w:pPr>
+      <w:r>
+        <w:rPr>
+          <w:rFonts w:ascii="Consolas" w:hAnsi="Consolas"/>
+          <w:sz w:val="13"/>
+        </w:rPr>
+        <w:t>issuer=C=US, O=Let's Encrypt, CN=YE2</w:t>
+      </w:r>
+    </w:p>
+    <w:p>
+      <w:pPr>
+        <w:keepNext/>
+        <w:shd w:val="clear" w:color="auto" w:fill="F5EFE9"/>
+        <w:spacing w:after="0" w:line="240" w:lineRule="auto"/>
+      </w:pPr>
+      <w:r>
+        <w:rPr>
+          <w:rFonts w:ascii="Consolas" w:hAnsi="Consolas"/>
+          <w:sz w:val="13"/>
+        </w:rPr>
+        <w:t>subject=CN=tasks.devanshlamba.in</w:t>
+      </w:r>
+    </w:p>
+    <w:p>
+      <w:pPr>
+        <w:keepNext/>
+        <w:shd w:val="clear" w:color="auto" w:fill="F5EFE9"/>
+        <w:spacing w:after="0" w:line="240" w:lineRule="auto"/>
+      </w:pPr>
+      <w:r>
+        <w:rPr>
+          <w:rFonts w:ascii="Consolas" w:hAnsi="Consolas"/>
+          <w:sz w:val="13"/>
+        </w:rPr>
+        <w:t>notBefore=Oct  2 12:49:28 2026 GMT</w:t>
+      </w:r>
+    </w:p>
+    <w:p>
+      <w:pPr>
+        <w:shd w:val="clear" w:color="auto" w:fill="F5EFE9"/>
+        <w:spacing w:after="0" w:line="240" w:lineRule="auto"/>
+      </w:pPr>
+      <w:r>
+        <w:rPr>
+          <w:rFonts w:ascii="Consolas" w:hAnsi="Consolas"/>
+          <w:sz w:val="13"/>
+        </w:rPr>
+        <w:t>notAfter=Dec 31 12:49:27 2026 GMT</w:t>
+      </w:r>
+    </w:p>
+    <w:p>
+      <w:pPr>
+        <w:spacing w:after="40"/>
+      </w:pPr>
+    </w:p>
+    <w:p>
+      <w:pPr>
+        <w:keepNext/>
+      </w:pPr>
+      <w:r>
+        <w:rPr>
+          <w:i/>
+          <w:color w:val="5C5562"/>
+          <w:sz w:val="19"/>
+        </w:rPr>
+        <w:t xml:space="preserve">Listing 6: </w:t>
+      </w:r>
+      <w:r>
+        <w:rPr>
+          <w:rFonts w:ascii="Consolas" w:hAnsi="Consolas"/>
+          <w:i/>
+          <w:color w:val="5B4BA8"/>
+          <w:sz w:val="19"/>
+        </w:rPr>
+        <w:t>manage_users list</w:t>
+      </w:r>
+      <w:r>
+        <w:rPr>
+          <w:i/>
+          <w:color w:val="5C5562"/>
+          <w:sz w:val="19"/>
+        </w:rPr>
+        <w:t xml:space="preserve"> on the VM after the two accounts were created (passwords typed by me at a hidden prompt). No hashes are shown.</w:t>
+      </w:r>
+    </w:p>
+    <w:p>
+      <w:pPr>
+        <w:keepNext/>
+        <w:shd w:val="clear" w:color="auto" w:fill="F5EFE9"/>
+        <w:spacing w:before="80" w:after="0" w:line="240" w:lineRule="auto"/>
+      </w:pPr>
+      <w:r>
+        <w:rPr>
+          <w:rFonts w:ascii="Consolas" w:hAnsi="Consolas"/>
+          <w:sz w:val="13"/>
+        </w:rPr>
+        <w:t>USERNAME             ROLE    TASKS  CREATED (UTC)</w:t>
+      </w:r>
+    </w:p>
+    <w:p>
+      <w:pPr>
+        <w:keepNext/>
+        <w:shd w:val="clear" w:color="auto" w:fill="F5EFE9"/>
+        <w:spacing w:after="0" w:line="240" w:lineRule="auto"/>
+      </w:pPr>
+      <w:r>
+        <w:rPr>
+          <w:rFonts w:ascii="Consolas" w:hAnsi="Consolas"/>
+          <w:sz w:val="13"/>
+        </w:rPr>
+        <w:t>devansh              admin       0  2026-10-02T13:59:22+00:00</w:t>
+      </w:r>
+    </w:p>
+    <w:p>
+      <w:pPr>
+        <w:shd w:val="clear" w:color="auto" w:fill="F5EFE9"/>
+        <w:spacing w:after="0" w:line="240" w:lineRule="auto"/>
+      </w:pPr>
+      <w:r>
+        <w:rPr>
+          <w:rFonts w:ascii="Consolas" w:hAnsi="Consolas"/>
+          <w:sz w:val="13"/>
+        </w:rPr>
+        <w:t>demo                 demo       10  2026-10-02T13:59:44+00:00</w:t>
+      </w:r>
+    </w:p>
+    <w:p>
+      <w:pPr>
+        <w:spacing w:after="40"/>
+      </w:pPr>
+    </w:p>
+    <w:p>
+      <w:pPr>
+        <w:keepNext/>
+      </w:pPr>
+      <w:r>
+        <w:rPr>
+          <w:i/>
+          <w:color w:val="5C5562"/>
+          <w:sz w:val="19"/>
+        </w:rPr>
+        <w:t>Listing 7: reboot test (</w:t>
+      </w:r>
+      <w:r>
+        <w:rPr>
+          <w:rFonts w:ascii="Consolas" w:hAnsi="Consolas"/>
+          <w:i/>
+          <w:color w:val="5B4BA8"/>
+          <w:sz w:val="19"/>
+        </w:rPr>
+        <w:t>az vm restart</w:t>
+      </w:r>
+      <w:r>
+        <w:rPr>
+          <w:i/>
+          <w:color w:val="5C5562"/>
+          <w:sz w:val="19"/>
+        </w:rPr>
+        <w:t>, then checks from my laptop over the pinned IP). Shortened: a path prefix that the Git Bash shell added to two lines is removed.</w:t>
+      </w:r>
+    </w:p>
+    <w:p>
+      <w:pPr>
+        <w:keepNext/>
+        <w:shd w:val="clear" w:color="auto" w:fill="F5EFE9"/>
+        <w:spacing w:before="80" w:after="0" w:line="240" w:lineRule="auto"/>
+      </w:pPr>
+      <w:r>
+        <w:rPr>
+          <w:rFonts w:ascii="Consolas" w:hAnsi="Consolas"/>
+          <w:sz w:val="13"/>
+        </w:rPr>
+        <w:t>reboot requested at 14:01:15 UTC</w:t>
+      </w:r>
+    </w:p>
+    <w:p>
+      <w:pPr>
+        <w:keepNext/>
+        <w:shd w:val="clear" w:color="auto" w:fill="F5EFE9"/>
+        <w:spacing w:after="0" w:line="240" w:lineRule="auto"/>
+      </w:pPr>
+      <w:r>
+        <w:rPr>
+          <w:rFonts w:ascii="Consolas" w:hAnsi="Consolas"/>
+          <w:sz w:val="13"/>
+        </w:rPr>
+        <w:t>az says restarted at 14:02:00 UTC; power state: VM running</w:t>
+      </w:r>
+    </w:p>
+    <w:p>
+      <w:pPr>
+        <w:keepNext/>
+        <w:shd w:val="clear" w:color="auto" w:fill="F5EFE9"/>
+        <w:spacing w:after="0" w:line="240" w:lineRule="auto"/>
+      </w:pPr>
+      <w:r>
+        <w:rPr>
+          <w:rFonts w:ascii="Consolas" w:hAnsi="Consolas"/>
+          <w:sz w:val="13"/>
+        </w:rPr>
+        <w:t>site back: /health 200 after 1s more</w:t>
+      </w:r>
+    </w:p>
+    <w:p>
+      <w:pPr>
+        <w:keepNext/>
+        <w:shd w:val="clear" w:color="auto" w:fill="F5EFE9"/>
+        <w:spacing w:after="0" w:line="240" w:lineRule="auto"/>
+      </w:pPr>
+      <w:r>
+        <w:rPr>
+          <w:rFonts w:ascii="Consolas" w:hAnsi="Consolas"/>
+          <w:sz w:val="13"/>
+        </w:rPr>
+        <w:t>/api/tasks (no session) -&gt; 401, TLS verify 0</w:t>
+      </w:r>
+    </w:p>
+    <w:p>
+      <w:pPr>
+        <w:keepNext/>
+        <w:shd w:val="clear" w:color="auto" w:fill="F5EFE9"/>
+        <w:spacing w:after="0" w:line="240" w:lineRule="auto"/>
+      </w:pPr>
+      <w:r>
+        <w:rPr>
+          <w:rFonts w:ascii="Consolas" w:hAnsi="Consolas"/>
+          <w:sz w:val="13"/>
+        </w:rPr>
+        <w:t>VM uptime: up 0 minutes</w:t>
+      </w:r>
+    </w:p>
+    <w:p>
+      <w:pPr>
+        <w:keepNext/>
+        <w:shd w:val="clear" w:color="auto" w:fill="F5EFE9"/>
+        <w:spacing w:after="0" w:line="240" w:lineRule="auto"/>
+      </w:pPr>
+      <w:r>
+        <w:rPr>
+          <w:rFonts w:ascii="Consolas" w:hAnsi="Consolas"/>
+          <w:sz w:val="13"/>
+        </w:rPr>
+        <w:t>cloudtasks-caddy  Up 7 seconds (health: starting)</w:t>
+      </w:r>
+    </w:p>
+    <w:p>
+      <w:pPr>
+        <w:shd w:val="clear" w:color="auto" w:fill="F5EFE9"/>
+        <w:spacing w:after="0" w:line="240" w:lineRule="auto"/>
+      </w:pPr>
+      <w:r>
+        <w:rPr>
+          <w:rFonts w:ascii="Consolas" w:hAnsi="Consolas"/>
+          <w:sz w:val="13"/>
+        </w:rPr>
+        <w:t>cloudtasks-app  Up 7 seconds (healthy)</w:t>
+      </w:r>
+    </w:p>
+    <w:p>
+      <w:pPr>
+        <w:spacing w:after="40"/>
+      </w:pPr>
+    </w:p>
+    <w:p>
+      <w:pPr>
+        <w:keepNext/>
+      </w:pPr>
+      <w:r>
+        <w:rPr>
+          <w:i/>
+          <w:color w:val="5C5562"/>
+          <w:sz w:val="19"/>
+        </w:rPr>
+        <w:t>Listing 8: response headers after enabling HSTS (</w:t>
+      </w:r>
+      <w:r>
+        <w:rPr>
+          <w:rFonts w:ascii="Consolas" w:hAnsi="Consolas"/>
+          <w:i/>
+          <w:color w:val="5B4BA8"/>
+          <w:sz w:val="19"/>
+        </w:rPr>
+        <w:t>curl -I</w:t>
+      </w:r>
+      <w:r>
+        <w:rPr>
+          <w:i/>
+          <w:color w:val="5C5562"/>
+          <w:sz w:val="19"/>
+        </w:rPr>
+        <w:t xml:space="preserve">). The </w:t>
+      </w:r>
+      <w:r>
+        <w:rPr>
+          <w:rFonts w:ascii="Consolas" w:hAnsi="Consolas"/>
+          <w:i/>
+          <w:color w:val="5B4BA8"/>
+          <w:sz w:val="19"/>
+        </w:rPr>
+        <w:t>405</w:t>
+      </w:r>
+      <w:r>
+        <w:rPr>
+          <w:i/>
+          <w:color w:val="5C5562"/>
+          <w:sz w:val="19"/>
+        </w:rPr>
+        <w:t xml:space="preserve"> is because </w:t>
+      </w:r>
+      <w:r>
+        <w:rPr>
+          <w:rFonts w:ascii="Consolas" w:hAnsi="Consolas"/>
+          <w:i/>
+          <w:color w:val="5B4BA8"/>
+          <w:sz w:val="19"/>
+        </w:rPr>
+        <w:t>curl -I</w:t>
+      </w:r>
+      <w:r>
+        <w:rPr>
+          <w:i/>
+          <w:color w:val="5C5562"/>
+          <w:sz w:val="19"/>
+        </w:rPr>
+        <w:t xml:space="preserve"> sends a HEAD request, which </w:t>
+      </w:r>
+      <w:r>
+        <w:rPr>
+          <w:rFonts w:ascii="Consolas" w:hAnsi="Consolas"/>
+          <w:i/>
+          <w:color w:val="5B4BA8"/>
+          <w:sz w:val="19"/>
+        </w:rPr>
+        <w:t>/login</w:t>
+      </w:r>
+      <w:r>
+        <w:rPr>
+          <w:i/>
+          <w:color w:val="5C5562"/>
+          <w:sz w:val="19"/>
+        </w:rPr>
+        <w:t xml:space="preserve"> did not accept yet; HEAD support was added afterwards (tested).</w:t>
+      </w:r>
+    </w:p>
+    <w:p>
+      <w:pPr>
+        <w:keepNext/>
+        <w:shd w:val="clear" w:color="auto" w:fill="F5EFE9"/>
+        <w:spacing w:before="80" w:after="0" w:line="240" w:lineRule="auto"/>
+      </w:pPr>
+      <w:r>
+        <w:rPr>
+          <w:rFonts w:ascii="Consolas" w:hAnsi="Consolas"/>
+          <w:sz w:val="13"/>
+        </w:rPr>
+        <w:t>HTTP/1.1 405 Method Not Allowed</w:t>
+      </w:r>
+    </w:p>
+    <w:p>
+      <w:pPr>
+        <w:keepNext/>
+        <w:shd w:val="clear" w:color="auto" w:fill="F5EFE9"/>
+        <w:spacing w:after="0" w:line="240" w:lineRule="auto"/>
+      </w:pPr>
+      <w:r>
+        <w:rPr>
+          <w:rFonts w:ascii="Consolas" w:hAnsi="Consolas"/>
+          <w:sz w:val="13"/>
+        </w:rPr>
+        <w:t>Content-Security-Policy: default-src 'self'; script-src 'self'; style-src 'self'; img-src 'self' data:; font-src 'self'; connect-src 'self'; object-src 'none'; base-uri 'none'; form-action 'self'; frame-ancestors 'none'</w:t>
+      </w:r>
+    </w:p>
+    <w:p>
+      <w:pPr>
+        <w:keepNext/>
+        <w:shd w:val="clear" w:color="auto" w:fill="F5EFE9"/>
+        <w:spacing w:after="0" w:line="240" w:lineRule="auto"/>
+      </w:pPr>
+      <w:r>
+        <w:rPr>
+          <w:rFonts w:ascii="Consolas" w:hAnsi="Consolas"/>
+          <w:sz w:val="13"/>
+        </w:rPr>
+        <w:t>Referrer-Policy: no-referrer</w:t>
+      </w:r>
+    </w:p>
+    <w:p>
+      <w:pPr>
+        <w:keepNext/>
+        <w:shd w:val="clear" w:color="auto" w:fill="F5EFE9"/>
+        <w:spacing w:after="0" w:line="240" w:lineRule="auto"/>
+      </w:pPr>
+      <w:r>
+        <w:rPr>
+          <w:rFonts w:ascii="Consolas" w:hAnsi="Consolas"/>
+          <w:sz w:val="13"/>
+        </w:rPr>
+        <w:t>Strict-Transport-Security: max-age=31536000</w:t>
+      </w:r>
+    </w:p>
+    <w:p>
+      <w:pPr>
+        <w:keepNext/>
+        <w:shd w:val="clear" w:color="auto" w:fill="F5EFE9"/>
+        <w:spacing w:after="0" w:line="240" w:lineRule="auto"/>
+      </w:pPr>
+      <w:r>
+        <w:rPr>
+          <w:rFonts w:ascii="Consolas" w:hAnsi="Consolas"/>
+          <w:sz w:val="13"/>
+        </w:rPr>
+        <w:t>X-Content-Type-Options: nosniff</w:t>
+      </w:r>
+    </w:p>
+    <w:p>
+      <w:pPr>
+        <w:shd w:val="clear" w:color="auto" w:fill="F5EFE9"/>
+        <w:spacing w:after="0" w:line="240" w:lineRule="auto"/>
+      </w:pPr>
+      <w:r>
+        <w:rPr>
+          <w:rFonts w:ascii="Consolas" w:hAnsi="Consolas"/>
+          <w:sz w:val="13"/>
+        </w:rPr>
+        <w:t>X-Frame-Options: DENY</w:t>
+      </w:r>
+    </w:p>
+    <w:p>
+      <w:pPr>
+        <w:spacing w:after="40"/>
+      </w:pPr>
+    </w:p>
+    <w:p>
+      <w:pPr>
+        <w:keepNext/>
+      </w:pPr>
+      <w:r>
+        <w:rPr>
+          <w:i/>
+          <w:color w:val="5C5562"/>
+          <w:sz w:val="19"/>
+        </w:rPr>
+        <w:lastRenderedPageBreak/>
+        <w:t>Listing 9: the budget read back from the Cost Management API (only non-identifying fields selected; the recipient address is counted, not shown).</w:t>
+      </w:r>
+    </w:p>
+    <w:p>
+      <w:pPr>
+        <w:keepNext/>
+        <w:shd w:val="clear" w:color="auto" w:fill="F5EFE9"/>
+        <w:spacing w:before="80" w:after="0" w:line="240" w:lineRule="auto"/>
+      </w:pPr>
+      <w:r>
+        <w:rPr>
+          <w:rFonts w:ascii="Consolas" w:hAnsi="Consolas"/>
+          <w:sz w:val="13"/>
+        </w:rPr>
+        <w:t>{</w:t>
+      </w:r>
+    </w:p>
+    <w:p>
+      <w:pPr>
+        <w:keepNext/>
+        <w:shd w:val="clear" w:color="auto" w:fill="F5EFE9"/>
+        <w:spacing w:after="0" w:line="240" w:lineRule="auto"/>
+      </w:pPr>
+      <w:r>
+        <w:rPr>
+          <w:rFonts w:ascii="Consolas" w:hAnsi="Consolas"/>
+          <w:sz w:val="13"/>
+        </w:rPr>
+        <w:t xml:space="preserve">  "alerts": [</w:t>
+      </w:r>
+    </w:p>
+    <w:p>
+      <w:pPr>
+        <w:keepNext/>
+        <w:shd w:val="clear" w:color="auto" w:fill="F5EFE9"/>
+        <w:spacing w:after="0" w:line="240" w:lineRule="auto"/>
+      </w:pPr>
+      <w:r>
+        <w:rPr>
+          <w:rFonts w:ascii="Consolas" w:hAnsi="Consolas"/>
+          <w:sz w:val="13"/>
+        </w:rPr>
+        <w:t xml:space="preserve">    { "at": 100.0, "recipients": 1, "type": "Actual" },</w:t>
+      </w:r>
+    </w:p>
+    <w:p>
+      <w:pPr>
+        <w:keepNext/>
+        <w:shd w:val="clear" w:color="auto" w:fill="F5EFE9"/>
+        <w:spacing w:after="0" w:line="240" w:lineRule="auto"/>
+      </w:pPr>
+      <w:r>
+        <w:rPr>
+          <w:rFonts w:ascii="Consolas" w:hAnsi="Consolas"/>
+          <w:sz w:val="13"/>
+        </w:rPr>
+        <w:t xml:space="preserve">    { "at": 50.0, "recipients": 1, "type": "Actual" },</w:t>
+      </w:r>
+    </w:p>
+    <w:p>
+      <w:pPr>
+        <w:keepNext/>
+        <w:shd w:val="clear" w:color="auto" w:fill="F5EFE9"/>
+        <w:spacing w:after="0" w:line="240" w:lineRule="auto"/>
+      </w:pPr>
+      <w:r>
+        <w:rPr>
+          <w:rFonts w:ascii="Consolas" w:hAnsi="Consolas"/>
+          <w:sz w:val="13"/>
+        </w:rPr>
+        <w:t xml:space="preserve">    { "at": 100.0, "recipients": 1, "type": "Forecasted" }</w:t>
+      </w:r>
+    </w:p>
+    <w:p>
+      <w:pPr>
+        <w:keepNext/>
+        <w:shd w:val="clear" w:color="auto" w:fill="F5EFE9"/>
+        <w:spacing w:after="0" w:line="240" w:lineRule="auto"/>
+      </w:pPr>
+      <w:r>
+        <w:rPr>
+          <w:rFonts w:ascii="Consolas" w:hAnsi="Consolas"/>
+          <w:sz w:val="13"/>
+        </w:rPr>
+        <w:t xml:space="preserve">  ],</w:t>
+      </w:r>
+    </w:p>
+    <w:p>
+      <w:pPr>
+        <w:keepNext/>
+        <w:shd w:val="clear" w:color="auto" w:fill="F5EFE9"/>
+        <w:spacing w:after="0" w:line="240" w:lineRule="auto"/>
+      </w:pPr>
+      <w:r>
+        <w:rPr>
+          <w:rFonts w:ascii="Consolas" w:hAnsi="Consolas"/>
+          <w:sz w:val="13"/>
+        </w:rPr>
+        <w:t xml:space="preserve">  "amount": 10.0,</w:t>
+      </w:r>
+    </w:p>
+    <w:p>
+      <w:pPr>
+        <w:keepNext/>
+        <w:shd w:val="clear" w:color="auto" w:fill="F5EFE9"/>
+        <w:spacing w:after="0" w:line="240" w:lineRule="auto"/>
+      </w:pPr>
+      <w:r>
+        <w:rPr>
+          <w:rFonts w:ascii="Consolas" w:hAnsi="Consolas"/>
+          <w:sz w:val="13"/>
+        </w:rPr>
+        <w:t xml:space="preserve">  "end": "2027-10-01T00:00:00Z",</w:t>
+      </w:r>
+    </w:p>
+    <w:p>
+      <w:pPr>
+        <w:keepNext/>
+        <w:shd w:val="clear" w:color="auto" w:fill="F5EFE9"/>
+        <w:spacing w:after="0" w:line="240" w:lineRule="auto"/>
+      </w:pPr>
+      <w:r>
+        <w:rPr>
+          <w:rFonts w:ascii="Consolas" w:hAnsi="Consolas"/>
+          <w:sz w:val="13"/>
+        </w:rPr>
+        <w:t xml:space="preserve">  "grain": "Monthly",</w:t>
+      </w:r>
+    </w:p>
+    <w:p>
+      <w:pPr>
+        <w:keepNext/>
+        <w:shd w:val="clear" w:color="auto" w:fill="F5EFE9"/>
+        <w:spacing w:after="0" w:line="240" w:lineRule="auto"/>
+      </w:pPr>
+      <w:r>
+        <w:rPr>
+          <w:rFonts w:ascii="Consolas" w:hAnsi="Consolas"/>
+          <w:sz w:val="13"/>
+        </w:rPr>
+        <w:t xml:space="preserve">  "name": "cloudtasks-budget",</w:t>
+      </w:r>
+    </w:p>
+    <w:p>
+      <w:pPr>
+        <w:keepNext/>
+        <w:shd w:val="clear" w:color="auto" w:fill="F5EFE9"/>
+        <w:spacing w:after="0" w:line="240" w:lineRule="auto"/>
+      </w:pPr>
+      <w:r>
+        <w:rPr>
+          <w:rFonts w:ascii="Consolas" w:hAnsi="Consolas"/>
+          <w:sz w:val="13"/>
+        </w:rPr>
+        <w:t xml:space="preserve">  "spentSoFar": 0.0,</w:t>
+      </w:r>
+    </w:p>
+    <w:p>
+      <w:pPr>
+        <w:keepNext/>
+        <w:shd w:val="clear" w:color="auto" w:fill="F5EFE9"/>
+        <w:spacing w:after="0" w:line="240" w:lineRule="auto"/>
+      </w:pPr>
+      <w:r>
+        <w:rPr>
+          <w:rFonts w:ascii="Consolas" w:hAnsi="Consolas"/>
+          <w:sz w:val="13"/>
+        </w:rPr>
+        <w:t xml:space="preserve">  "start": "2026-10-01T00:00:00Z"</w:t>
+      </w:r>
+    </w:p>
+    <w:p>
+      <w:pPr>
+        <w:shd w:val="clear" w:color="auto" w:fill="F5EFE9"/>
+        <w:spacing w:after="0" w:line="240" w:lineRule="auto"/>
+      </w:pPr>
+      <w:r>
+        <w:rPr>
+          <w:rFonts w:ascii="Consolas" w:hAnsi="Consolas"/>
+          <w:sz w:val="13"/>
+        </w:rPr>
+        <w:t>}</w:t>
+      </w:r>
+    </w:p>
+    <w:p>
+      <w:pPr>
+        <w:spacing w:after="40"/>
+      </w:pPr>
+    </w:p>
+    <w:p>
+      <w:r>
+        <w:t xml:space="preserve">Screenshots, taken while signed in as the read-only </w:t>
+      </w:r>
+      <w:r>
+        <w:rPr>
+          <w:b/>
+        </w:rPr>
+        <w:t>demo</w:t>
+      </w:r>
+      <w:r>
+        <w:t xml:space="preserve"> account. I typed its password at a hidden prompt; the script signed out afterwards. Captured with </w:t>
+      </w:r>
+      <w:r>
+        <w:rPr>
+          <w:rFonts w:ascii="Consolas" w:hAnsi="Consolas"/>
+          <w:color w:val="5B4BA8"/>
+          <w:sz w:val="19"/>
+        </w:rPr>
+        <w:t>scripts/https_screenshots.py</w:t>
+      </w:r>
+      <w:r>
         <w:t>.</w:t>
       </w:r>
     </w:p>
+    <w:p>
+      <w:pPr>
+        <w:keepNext/>
+        <w:jc w:val="center"/>
+      </w:pPr>
+      <w:r>
+        <w:rPr>
+          <w:noProof/>
+        </w:rPr>
+        <w:drawing>
+          <wp:inline distT="0" distB="0" distL="0" distR="0" wp14:anchorId="715C7D7B" wp14:editId="0446D199">
+            <wp:extent cx="5760720" cy="3769111"/>
+            <wp:effectExtent l="0" t="0" r="0" b="0"/>
+            <wp:docPr id="10" name="Picture 10"/>
+            <wp:cNvGraphicFramePr>
+              <a:graphicFrameLocks xmlns:a="http://schemas.openxmlformats.org/drawingml/2006/main" noChangeAspect="1"/>
+            </wp:cNvGraphicFramePr>
+            <a:graphic xmlns:a="http://schemas.openxmlformats.org/drawingml/2006/main">
+              <a:graphicData uri="http://schemas.openxmlformats.org/drawingml/2006/picture">
+                <pic:pic xmlns:pic="http://schemas.openxmlformats.org/drawingml/2006/picture">
+                  <pic:nvPicPr>
+                    <pic:cNvPr id="0" name="https-window-login.png"/>
+                    <pic:cNvPicPr/>
+                  </pic:nvPicPr>
+                  <pic:blipFill>
+                    <a:blip r:embed="rId17"/>
+                    <a:stretch>
+                      <a:fillRect/>
+                    </a:stretch>
+                  </pic:blipFill>
+                  <pic:spPr>
+                    <a:xfrm>
+                      <a:off x="0" y="0"/>
+                      <a:ext cx="5760720" cy="3769111"/>
+                    </a:xfrm>
+                    <a:prstGeom prst="rect">
+                      <a:avLst/>
+                    </a:prstGeom>
+                  </pic:spPr>
+                </pic:pic>
+              </a:graphicData>
+            </a:graphic>
+          </wp:inline>
+        </w:drawing>
+      </w:r>
+    </w:p>
+    <w:p>
+      <w:pPr>
+        <w:jc w:val="center"/>
+      </w:pPr>
+      <w:r>
+        <w:rPr>
+          <w:i/>
+          <w:color w:val="5C5562"/>
+          <w:sz w:val="19"/>
+        </w:rPr>
+        <w:t xml:space="preserve">Figure 19: The sign-in page over HTTPS: the address bar shows </w:t>
+      </w:r>
+      <w:r>
+        <w:rPr>
+          <w:rFonts w:ascii="Consolas" w:hAnsi="Consolas"/>
+          <w:i/>
+          <w:color w:val="5B4BA8"/>
+          <w:sz w:val="19"/>
+        </w:rPr>
+        <w:t>tasks.devanshlamba.in/login</w:t>
+      </w:r>
+      <w:r>
+        <w:rPr>
+          <w:i/>
+          <w:color w:val="5C5562"/>
+          <w:sz w:val="19"/>
+        </w:rPr>
+        <w:t xml:space="preserve"> without a "Not secure" warning.</w:t>
+      </w:r>
+    </w:p>
+    <w:p>
+      <w:pPr>
+        <w:keepNext/>
+        <w:jc w:val="center"/>
+      </w:pPr>
+      <w:r>
+        <w:rPr>
+          <w:noProof/>
+        </w:rPr>
+        <w:lastRenderedPageBreak/>
+        <w:drawing>
+          <wp:inline distT="0" distB="0" distL="0" distR="0" wp14:anchorId="2BE37C14" wp14:editId="511BC629">
+            <wp:extent cx="5760720" cy="3769111"/>
+            <wp:effectExtent l="0" t="0" r="0" b="0"/>
+            <wp:docPr id="11" name="Picture 11"/>
+            <wp:cNvGraphicFramePr>
+              <a:graphicFrameLocks xmlns:a="http://schemas.openxmlformats.org/drawingml/2006/main" noChangeAspect="1"/>
+            </wp:cNvGraphicFramePr>
+            <a:graphic xmlns:a="http://schemas.openxmlformats.org/drawingml/2006/main">
+              <a:graphicData uri="http://schemas.openxmlformats.org/drawingml/2006/picture">
+                <pic:pic xmlns:pic="http://schemas.openxmlformats.org/drawingml/2006/picture">
+                  <pic:nvPicPr>
+                    <pic:cNvPr id="0" name="https-window-demo-tasks-desktop.png"/>
+                    <pic:cNvPicPr/>
+                  </pic:nvPicPr>
+                  <pic:blipFill>
+                    <a:blip r:embed="rId18"/>
+                    <a:stretch>
+                      <a:fillRect/>
+                    </a:stretch>
+                  </pic:blipFill>
+                  <pic:spPr>
+                    <a:xfrm>
+                      <a:off x="0" y="0"/>
+                      <a:ext cx="5760720" cy="3769111"/>
+                    </a:xfrm>
+                    <a:prstGeom prst="rect">
+                      <a:avLst/>
+                    </a:prstGeom>
+                  </pic:spPr>
+                </pic:pic>
+              </a:graphicData>
+            </a:graphic>
+          </wp:inline>
+        </w:drawing>
+      </w:r>
+    </w:p>
+    <w:p>
+      <w:pPr>
+        <w:jc w:val="center"/>
+      </w:pPr>
+      <w:r>
+        <w:rPr>
+          <w:i/>
+          <w:color w:val="5C5562"/>
+          <w:sz w:val="19"/>
+        </w:rPr>
+        <w:t xml:space="preserve">Figure 20: Signed in as </w:t>
+      </w:r>
+      <w:r>
+        <w:rPr>
+          <w:rFonts w:ascii="Consolas" w:hAnsi="Consolas"/>
+          <w:i/>
+          <w:color w:val="5B4BA8"/>
+          <w:sz w:val="19"/>
+        </w:rPr>
+        <w:t>demo</w:t>
+      </w:r>
+      <w:r>
+        <w:rPr>
+          <w:i/>
+          <w:color w:val="5C5562"/>
+          <w:sz w:val="19"/>
+        </w:rPr>
+        <w:t>: the user chip (avatar, name, DEMO badge, Sign out), the read-only pill, and no "+" or "Load sample tasks" buttons.</w:t>
+      </w:r>
+    </w:p>
+    <w:p>
+      <w:pPr>
+        <w:keepNext/>
+        <w:jc w:val="center"/>
+      </w:pPr>
+      <w:r>
+        <w:rPr>
+          <w:noProof/>
+        </w:rPr>
+        <w:drawing>
+          <wp:inline distT="0" distB="0" distL="0" distR="0" wp14:anchorId="318DE3E5" wp14:editId="2B6C893B">
+            <wp:extent cx="5760720" cy="3600450"/>
+            <wp:effectExtent l="0" t="0" r="0" b="0"/>
+            <wp:docPr id="12" name="Picture 12"/>
+            <wp:cNvGraphicFramePr>
+              <a:graphicFrameLocks xmlns:a="http://schemas.openxmlformats.org/drawingml/2006/main" noChangeAspect="1"/>
+            </wp:cNvGraphicFramePr>
+            <a:graphic xmlns:a="http://schemas.openxmlformats.org/drawingml/2006/main">
+              <a:graphicData uri="http://schemas.openxmlformats.org/drawingml/2006/picture">
+                <pic:pic xmlns:pic="http://schemas.openxmlformats.org/drawingml/2006/picture">
+                  <pic:nvPicPr>
+                    <pic:cNvPr id="0" name="https-demo-readonly-desktop.png"/>
+                    <pic:cNvPicPr/>
+                  </pic:nvPicPr>
+                  <pic:blipFill>
+                    <a:blip r:embed="rId19"/>
+                    <a:stretch>
+                      <a:fillRect/>
+                    </a:stretch>
+                  </pic:blipFill>
+                  <pic:spPr>
+                    <a:xfrm>
+                      <a:off x="0" y="0"/>
+                      <a:ext cx="5760720" cy="3600450"/>
+                    </a:xfrm>
+                    <a:prstGeom prst="rect">
+                      <a:avLst/>
+                    </a:prstGeom>
+                  </pic:spPr>
+                </pic:pic>
+              </a:graphicData>
+            </a:graphic>
+          </wp:inline>
+        </w:drawing>
+      </w:r>
+    </w:p>
+    <w:p>
+      <w:pPr>
+        <w:jc w:val="center"/>
+      </w:pPr>
+      <w:r>
+        <w:rPr>
+          <w:i/>
+          <w:color w:val="5C5562"/>
+          <w:sz w:val="19"/>
+        </w:rPr>
+        <w:t xml:space="preserve">Figure 21: Clicking a checkbox as </w:t>
+      </w:r>
+      <w:r>
+        <w:rPr>
+          <w:rFonts w:ascii="Consolas" w:hAnsi="Consolas"/>
+          <w:i/>
+          <w:color w:val="5B4BA8"/>
+          <w:sz w:val="19"/>
+        </w:rPr>
+        <w:t>demo</w:t>
+      </w:r>
+      <w:r>
+        <w:rPr>
+          <w:i/>
+          <w:color w:val="5C5562"/>
+          <w:sz w:val="19"/>
+        </w:rPr>
+        <w:t xml:space="preserve"> shows "Demo account is read-only"; the API would also answer 403.</w:t>
+      </w:r>
+    </w:p>
+    <w:p>
+      <w:pPr>
+        <w:keepNext/>
+        <w:jc w:val="center"/>
+      </w:pPr>
+      <w:r>
+        <w:rPr>
+          <w:noProof/>
+        </w:rPr>
+        <w:lastRenderedPageBreak/>
+        <w:drawing>
+          <wp:inline distT="0" distB="0" distL="0" distR="0" wp14:anchorId="7DD96962" wp14:editId="18ACC359">
+            <wp:extent cx="5760720" cy="3769111"/>
+            <wp:effectExtent l="0" t="0" r="0" b="0"/>
+            <wp:docPr id="13" name="Picture 13"/>
+            <wp:cNvGraphicFramePr>
+              <a:graphicFrameLocks xmlns:a="http://schemas.openxmlformats.org/drawingml/2006/main" noChangeAspect="1"/>
+            </wp:cNvGraphicFramePr>
+            <a:graphic xmlns:a="http://schemas.openxmlformats.org/drawingml/2006/main">
+              <a:graphicData uri="http://schemas.openxmlformats.org/drawingml/2006/picture">
+                <pic:pic xmlns:pic="http://schemas.openxmlformats.org/drawingml/2006/picture">
+                  <pic:nvPicPr>
+                    <pic:cNvPr id="0" name="https-window-demo-status.png"/>
+                    <pic:cNvPicPr/>
+                  </pic:nvPicPr>
+                  <pic:blipFill>
+                    <a:blip r:embed="rId20"/>
+                    <a:stretch>
+                      <a:fillRect/>
+                    </a:stretch>
+                  </pic:blipFill>
+                  <pic:spPr>
+                    <a:xfrm>
+                      <a:off x="0" y="0"/>
+                      <a:ext cx="5760720" cy="3769111"/>
+                    </a:xfrm>
+                    <a:prstGeom prst="rect">
+                      <a:avLst/>
+                    </a:prstGeom>
+                  </pic:spPr>
+                </pic:pic>
+              </a:graphicData>
+            </a:graphic>
+          </wp:inline>
+        </w:drawing>
+      </w:r>
+    </w:p>
+    <w:p>
+      <w:pPr>
+        <w:jc w:val="center"/>
+      </w:pPr>
+      <w:r>
+        <w:rPr>
+          <w:i/>
+          <w:color w:val="5C5562"/>
+          <w:sz w:val="19"/>
+        </w:rPr>
+        <w:t xml:space="preserve">Figure 22: VM status over HTTPS for the demo account: East Asia, B2pts_v2, 20.205.122.152, and Hostname </w:t>
+      </w:r>
+      <w:r>
+        <w:rPr>
+          <w:rFonts w:ascii="Consolas" w:hAnsi="Consolas"/>
+          <w:i/>
+          <w:color w:val="5B4BA8"/>
+          <w:sz w:val="19"/>
+        </w:rPr>
+        <w:t>vm-cloudtasks</w:t>
+      </w:r>
+      <w:r>
+        <w:rPr>
+          <w:i/>
+          <w:color w:val="5C5562"/>
+          <w:sz w:val="19"/>
+        </w:rPr>
+        <w:t>.</w:t>
+      </w:r>
+    </w:p>
+    <w:p>
+      <w:pPr>
+        <w:keepNext/>
+        <w:jc w:val="center"/>
+      </w:pPr>
+      <w:r>
+        <w:rPr>
+          <w:noProof/>
+        </w:rPr>
+        <w:lastRenderedPageBreak/>
+        <w:drawing>
+          <wp:inline distT="0" distB="0" distL="0" distR="0" wp14:anchorId="36CEF2CB" wp14:editId="3C4517D5">
+            <wp:extent cx="2651760" cy="4928470"/>
+            <wp:effectExtent l="0" t="0" r="0" b="0"/>
+            <wp:docPr id="14" name="Picture 14"/>
+            <wp:cNvGraphicFramePr>
+              <a:graphicFrameLocks xmlns:a="http://schemas.openxmlformats.org/drawingml/2006/main" noChangeAspect="1"/>
+            </wp:cNvGraphicFramePr>
+            <a:graphic xmlns:a="http://schemas.openxmlformats.org/drawingml/2006/main">
+              <a:graphicData uri="http://schemas.openxmlformats.org/drawingml/2006/picture">
+                <pic:pic xmlns:pic="http://schemas.openxmlformats.org/drawingml/2006/picture">
+                  <pic:nvPicPr>
+                    <pic:cNvPr id="0" name="https-window-demo-tasks-mobile.png"/>
+                    <pic:cNvPicPr/>
+                  </pic:nvPicPr>
+                  <pic:blipFill>
+                    <a:blip r:embed="rId21"/>
+                    <a:stretch>
+                      <a:fillRect/>
+                    </a:stretch>
+                  </pic:blipFill>
+                  <pic:spPr>
+                    <a:xfrm>
+                      <a:off x="0" y="0"/>
+                      <a:ext cx="2651760" cy="4928470"/>
+                    </a:xfrm>
+                    <a:prstGeom prst="rect">
+                      <a:avLst/>
+                    </a:prstGeom>
+                  </pic:spPr>
+                </pic:pic>
+              </a:graphicData>
+            </a:graphic>
+          </wp:inline>
+        </w:drawing>
+      </w:r>
+    </w:p>
+    <w:p>
+      <w:pPr>
+        <w:jc w:val="center"/>
+      </w:pPr>
+      <w:r>
+        <w:rPr>
+          <w:i/>
+          <w:color w:val="5C5562"/>
+          <w:sz w:val="19"/>
+        </w:rPr>
+        <w:t>Figure 23: Narrow (about 500 px) window: the user chip shrinks to avatar, badge and a sign-out icon.</w:t>
+      </w:r>
+    </w:p>
+    <w:p>
+      <w:pPr>
+        <w:keepNext/>
+        <w:jc w:val="center"/>
+      </w:pPr>
+      <w:r>
+        <w:rPr>
+          <w:noProof/>
+        </w:rPr>
+        <w:lastRenderedPageBreak/>
+        <w:drawing>
+          <wp:inline distT="0" distB="0" distL="0" distR="0" wp14:anchorId="41B02829" wp14:editId="1E01884F">
+            <wp:extent cx="2651760" cy="5738681"/>
+            <wp:effectExtent l="0" t="0" r="0" b="0"/>
+            <wp:docPr id="15" name="Picture 15"/>
+            <wp:cNvGraphicFramePr>
+              <a:graphicFrameLocks xmlns:a="http://schemas.openxmlformats.org/drawingml/2006/main" noChangeAspect="1"/>
+            </wp:cNvGraphicFramePr>
+            <a:graphic xmlns:a="http://schemas.openxmlformats.org/drawingml/2006/main">
+              <a:graphicData uri="http://schemas.openxmlformats.org/drawingml/2006/picture">
+                <pic:pic xmlns:pic="http://schemas.openxmlformats.org/drawingml/2006/picture">
+                  <pic:nvPicPr>
+                    <pic:cNvPr id="0" name="https-login-mobile-dark.png"/>
+                    <pic:cNvPicPr/>
+                  </pic:nvPicPr>
+                  <pic:blipFill>
+                    <a:blip r:embed="rId22"/>
+                    <a:stretch>
+                      <a:fillRect/>
+                    </a:stretch>
+                  </pic:blipFill>
+                  <pic:spPr>
+                    <a:xfrm>
+                      <a:off x="0" y="0"/>
+                      <a:ext cx="2651760" cy="5738681"/>
+                    </a:xfrm>
+                    <a:prstGeom prst="rect">
+                      <a:avLst/>
+                    </a:prstGeom>
+                  </pic:spPr>
+                </pic:pic>
+              </a:graphicData>
+            </a:graphic>
+          </wp:inline>
+        </w:drawing>
+      </w:r>
+    </w:p>
+    <w:p>
+      <w:pPr>
+        <w:jc w:val="center"/>
+      </w:pPr>
+      <w:r>
+        <w:rPr>
+          <w:i/>
+          <w:color w:val="5C5562"/>
+          <w:sz w:val="19"/>
+        </w:rPr>
+        <w:t>Figure 24: Sign-in page on a phone-sized screen, dark theme.</w:t>
+      </w:r>
+    </w:p>
+    <w:p>
+      <w:pPr>
+        <w:keepNext/>
+        <w:jc w:val="center"/>
+      </w:pPr>
+      <w:r>
+        <w:rPr>
+          <w:noProof/>
+        </w:rPr>
+        <w:lastRenderedPageBreak/>
+        <w:drawing>
+          <wp:inline distT="0" distB="0" distL="0" distR="0" wp14:anchorId="3BD70941" wp14:editId="438AD230">
+            <wp:extent cx="5760720" cy="4656582"/>
+            <wp:effectExtent l="0" t="0" r="0" b="0"/>
+            <wp:docPr id="16" name="Picture 16"/>
+            <wp:cNvGraphicFramePr>
+              <a:graphicFrameLocks xmlns:a="http://schemas.openxmlformats.org/drawingml/2006/main" noChangeAspect="1"/>
+            </wp:cNvGraphicFramePr>
+            <a:graphic xmlns:a="http://schemas.openxmlformats.org/drawingml/2006/main">
+              <a:graphicData uri="http://schemas.openxmlformats.org/drawingml/2006/picture">
+                <pic:pic xmlns:pic="http://schemas.openxmlformats.org/drawingml/2006/picture">
+                  <pic:nvPicPr>
+                    <pic:cNvPr id="0" name="https-demo-status-desktop-dark.png"/>
+                    <pic:cNvPicPr/>
+                  </pic:nvPicPr>
+                  <pic:blipFill>
+                    <a:blip r:embed="rId23"/>
+                    <a:stretch>
+                      <a:fillRect/>
+                    </a:stretch>
+                  </pic:blipFill>
+                  <pic:spPr>
+                    <a:xfrm>
+                      <a:off x="0" y="0"/>
+                      <a:ext cx="5760720" cy="4656582"/>
+                    </a:xfrm>
+                    <a:prstGeom prst="rect">
+                      <a:avLst/>
+                    </a:prstGeom>
+                  </pic:spPr>
+                </pic:pic>
+              </a:graphicData>
+            </a:graphic>
+          </wp:inline>
+        </w:drawing>
+      </w:r>
+    </w:p>
+    <w:p>
+      <w:pPr>
+        <w:jc w:val="center"/>
+      </w:pPr>
+      <w:r>
+        <w:rPr>
+          <w:i/>
+          <w:color w:val="5C5562"/>
+          <w:sz w:val="19"/>
+        </w:rPr>
+        <w:t>Figure 25: VM status, dark theme.</w:t>
+      </w:r>
+    </w:p>
+    <w:p>
+      <w:r>
+        <w:t xml:space="preserve">Other phase 2 captures in </w:t>
+      </w:r>
+      <w:r>
+        <w:rPr>
+          <w:rFonts w:ascii="Consolas" w:hAnsi="Consolas"/>
+          <w:color w:val="5B4BA8"/>
+          <w:sz w:val="19"/>
+        </w:rPr>
+        <w:t>docs/screenshots/</w:t>
+      </w:r>
+      <w:r>
+        <w:t xml:space="preserve">: </w:t>
+      </w:r>
+      <w:r>
+        <w:rPr>
+          <w:rFonts w:ascii="Consolas" w:hAnsi="Consolas"/>
+          <w:color w:val="5B4BA8"/>
+          <w:sz w:val="19"/>
+        </w:rPr>
+        <w:t>https-login-{desktop,mobile}-{light,dark}.png</w:t>
+      </w:r>
+      <w:r>
+        <w:t xml:space="preserve">, </w:t>
+      </w:r>
+      <w:r>
+        <w:rPr>
+          <w:rFonts w:ascii="Consolas" w:hAnsi="Consolas"/>
+          <w:color w:val="5B4BA8"/>
+          <w:sz w:val="19"/>
+        </w:rPr>
+        <w:t>https-demo-tasks-*</w:t>
+      </w:r>
+      <w:r>
+        <w:t xml:space="preserve">, </w:t>
+      </w:r>
+      <w:r>
+        <w:rPr>
+          <w:rFonts w:ascii="Consolas" w:hAnsi="Consolas"/>
+          <w:color w:val="5B4BA8"/>
+          <w:sz w:val="19"/>
+        </w:rPr>
+        <w:t>https-demo-status-*</w:t>
+      </w:r>
+      <w:r>
+        <w:t xml:space="preserve">, </w:t>
+      </w:r>
+      <w:r>
+        <w:rPr>
+          <w:rFonts w:ascii="Consolas" w:hAnsi="Consolas"/>
+          <w:color w:val="5B4BA8"/>
+          <w:sz w:val="19"/>
+        </w:rPr>
+        <w:t>https-demo-readonly-mobile.png</w:t>
+      </w:r>
+      <w:r>
+        <w:t>.</w:t>
+      </w:r>
+    </w:p>
+    <w:p>
+      <w:pPr>
+        <w:pStyle w:val="Heading2"/>
+      </w:pPr>
+      <w:bookmarkStart w:id="16" w:name="_Toc241862305"/>
+      <w:r>
+        <w:t>10.5 Paused state</w:t>
+      </w:r>
+      <w:bookmarkEnd w:id="16"/>
+    </w:p>
+    <w:p>
+      <w:pPr>
+        <w:shd w:val="clear" w:color="auto" w:fill="FFE9A8"/>
+        <w:ind w:left="288" w:right="288"/>
+      </w:pPr>
+      <w:r>
+        <w:rPr>
+          <w:b/>
+          <w:sz w:val="21"/>
+        </w:rPr>
+        <w:t>PENDING:</w:t>
+      </w:r>
+      <w:r>
+        <w:rPr>
+          <w:sz w:val="21"/>
+        </w:rPr>
+        <w:t xml:space="preserve"> real output of </w:t>
+      </w:r>
+      <w:r>
+        <w:rPr>
+          <w:rFonts w:ascii="Consolas" w:hAnsi="Consolas"/>
+          <w:color w:val="5B4BA8"/>
+          <w:sz w:val="21"/>
+        </w:rPr>
+        <w:t>./scripts/pause.ps1</w:t>
+      </w:r>
+      <w:r>
+        <w:rPr>
+          <w:sz w:val="21"/>
+        </w:rPr>
+        <w:t>, with its cost line.</w:t>
+      </w:r>
+    </w:p>
+    <w:p>
+      <w:pPr>
+        <w:shd w:val="clear" w:color="auto" w:fill="FFE9A8"/>
+        <w:ind w:left="288" w:right="288"/>
+      </w:pPr>
+      <w:r>
+        <w:rPr>
+          <w:b/>
+          <w:sz w:val="21"/>
+        </w:rPr>
+        <w:t>PENDING:</w:t>
+      </w:r>
+      <w:r>
+        <w:rPr>
+          <w:sz w:val="21"/>
+        </w:rPr>
+        <w:t xml:space="preserve"> screenshot (j): VM Overview showing status </w:t>
+      </w:r>
+      <w:r>
+        <w:rPr>
+          <w:i/>
+          <w:sz w:val="21"/>
+        </w:rPr>
+        <w:t>Stopped (deallocated)</w:t>
+      </w:r>
+      <w:r>
+        <w:rPr>
+          <w:sz w:val="21"/>
+        </w:rPr>
+        <w:t>.</w:t>
+      </w:r>
+    </w:p>
+    <w:p>
+      <w:r>
+        <w:rPr>
+          <w:i/>
+          <w:color w:val="5C5562"/>
+          <w:sz w:val="19"/>
+        </w:rPr>
+        <w:t xml:space="preserve">Figure 18: (j) VM Overview after </w:t>
+      </w:r>
+      <w:r>
+        <w:rPr>
+          <w:rFonts w:ascii="Consolas" w:hAnsi="Consolas"/>
+          <w:i/>
+          <w:color w:val="5B4BA8"/>
+          <w:sz w:val="19"/>
+        </w:rPr>
+        <w:t>pause.ps1</w:t>
+      </w:r>
+      <w:r>
+        <w:rPr>
+          <w:i/>
+          <w:color w:val="5C5562"/>
+          <w:sz w:val="19"/>
+        </w:rPr>
+        <w:t>.</w:t>
+      </w:r>
+    </w:p>
     <w:sectPr>
-      <w:headerReference w:type="default" r:id="rId17"/>
-      <w:footerReference w:type="default" r:id="rId18"/>
+      <w:headerReference w:type="default" r:id="rId24"/>
+      <w:footerReference w:type="default" r:id="rId25"/>
       <w:pgSz w:w="11909" w:h="16834"/>
       <w:pgMar w:top="1296" w:right="1440" w:bottom="1296" w:left="1440" w:header="720" w:footer="720" w:gutter="0"/>
       <w:cols w:space="720"/>
@@ -8025,31 +11428,31 @@
       </w:rPr>
     </w:lvl>
   </w:abstractNum>
-  <w:num w:numId="1" w16cid:durableId="964193235">
+  <w:num w:numId="1" w16cid:durableId="1077022868">
     <w:abstractNumId w:val="8"/>
   </w:num>
-  <w:num w:numId="2" w16cid:durableId="1184438928">
+  <w:num w:numId="2" w16cid:durableId="1000934992">
     <w:abstractNumId w:val="6"/>
   </w:num>
-  <w:num w:numId="3" w16cid:durableId="510527466">
+  <w:num w:numId="3" w16cid:durableId="1632786763">
     <w:abstractNumId w:val="5"/>
   </w:num>
-  <w:num w:numId="4" w16cid:durableId="2138834407">
+  <w:num w:numId="4" w16cid:durableId="291908371">
     <w:abstractNumId w:val="4"/>
   </w:num>
-  <w:num w:numId="5" w16cid:durableId="1550921533">
+  <w:num w:numId="5" w16cid:durableId="984359729">
     <w:abstractNumId w:val="7"/>
   </w:num>
-  <w:num w:numId="6" w16cid:durableId="1581136337">
+  <w:num w:numId="6" w16cid:durableId="351566862">
     <w:abstractNumId w:val="3"/>
   </w:num>
-  <w:num w:numId="7" w16cid:durableId="367295652">
+  <w:num w:numId="7" w16cid:durableId="446774062">
     <w:abstractNumId w:val="2"/>
   </w:num>
-  <w:num w:numId="8" w16cid:durableId="1395084079">
+  <w:num w:numId="8" w16cid:durableId="1491292717">
     <w:abstractNumId w:val="1"/>
   </w:num>
-  <w:num w:numId="9" w16cid:durableId="264266035">
+  <w:num w:numId="9" w16cid:durableId="1193224129">
     <w:abstractNumId w:val="0"/>
   </w:num>
 </w:numbering>
@@ -19439,7 +22842,7 @@
     <w:autoRedefine/>
     <w:uiPriority w:val="39"/>
     <w:unhideWhenUsed/>
-    <w:rsid w:val="008134B2"/>
+    <w:rsid w:val="003D103A"/>
     <w:pPr>
       <w:spacing w:after="100"/>
     </w:pPr>
@@ -19451,7 +22854,7 @@
     <w:autoRedefine/>
     <w:uiPriority w:val="39"/>
     <w:unhideWhenUsed/>
-    <w:rsid w:val="008134B2"/>
+    <w:rsid w:val="003D103A"/>
     <w:pPr>
       <w:spacing w:after="100"/>
       <w:ind w:left="220"/>
@@ -19462,7 +22865,7 @@
     <w:basedOn w:val="DefaultParagraphFont"/>
     <w:uiPriority w:val="99"/>
     <w:unhideWhenUsed/>
-    <w:rsid w:val="008134B2"/>
+    <w:rsid w:val="003D103A"/>
     <w:rPr>
       <w:color w:val="0000FF" w:themeColor="hyperlink"/>
       <w:u w:val="single"/>
